--- a/交付成果/第4轮朗读优化版/朗读优化8周版/读书会09_四圣谛（二）——灭与道_8周资料包（朗读优化版）/Word版/第5周_道谛义理（二）——十二道分（八正道＋四邪道支）_学员版.docx
+++ b/交付成果/第4轮朗读优化版/朗读优化8周版/读书会09_四圣谛（二）——灭与道_8周资料包（朗读优化版）/Word版/第5周_道谛义理（二）——十二道分（八正道＋四邪道支）_学员版.docx
@@ -4,28 +4,35 @@
   <w:body>
     <w:p>
       <w:pPr>
-        <w:spacing w:before="160" w:after="80"/>
+        <w:jc w:val="right"/>
       </w:pPr>
       <w:r>
         <w:rPr>
-          <w:rFonts w:ascii="Microsoft YaHei" w:hAnsi="Microsoft YaHei" w:eastAsia="Microsoft YaHei"/>
-          <w:b/>
-          <w:color w:val="1E5631"/>
-          <w:sz w:val="34"/>
-        </w:rPr>
-        <w:t>第5周：道谛义理（二）——十二道分（八正道＋四邪道支）（学员版）</w:t>
+          <w:color w:val="888888"/>
+          <w:sz w:val="16"/>
+        </w:rPr>
+        <w:t>📅 最近更新：2026-09-26 12:48　|　学员版（第三版修订）；第4轮朗读优化（2026-09-26）：音频转写来源的共读原文已口语化改写</w:t>
       </w:r>
     </w:p>
     <w:p>
       <w:pPr>
-        <w:spacing w:before="160" w:after="80"/>
+        <w:jc w:val="center"/>
       </w:pPr>
       <w:r>
         <w:rPr>
-          <w:rFonts w:ascii="Microsoft YaHei" w:hAnsi="Microsoft YaHei" w:eastAsia="Microsoft YaHei"/>
           <w:b/>
-          <w:color w:val="1E5631"/>
-          <w:sz w:val="28"/>
+          <w:color w:val="1E4620"/>
+          <w:sz w:val="36"/>
+        </w:rPr>
+        <w:t>第5周：道谛义理（二）——十二道分（八正道＋四邪道支）</w:t>
+      </w:r>
+    </w:p>
+    <w:p>
+      <w:r>
+        <w:rPr>
+          <w:b/>
+          <w:color w:val="1E4620"/>
+          <w:sz w:val="26"/>
         </w:rPr>
         <w:t>📋 本周信息卡</w:t>
       </w:r>
@@ -34,7 +41,6 @@
       <w:tblPr>
         <w:tblStyle w:val="TableGrid"/>
         <w:tblW w:type="auto" w:w="0"/>
-        <w:jc w:val="center"/>
         <w:tblLook w:firstColumn="1" w:firstRow="1" w:lastColumn="0" w:lastRow="0" w:noHBand="0" w:noVBand="1" w:val="04A0"/>
       </w:tblPr>
       <w:tblGrid>
@@ -45,17 +51,20 @@
         <w:tc>
           <w:tcPr>
             <w:tcW w:type="dxa" w:w="4819"/>
-            <w:shd w:val="clear" w:color="auto" w:fill="1E5631"/>
+            <w:shd w:val="clear" w:fill="1E4620"/>
           </w:tcPr>
           <w:p>
-            <w:pPr>
-              <w:spacing w:after="20"/>
-            </w:pPr>
             <w:r>
               <w:rPr>
-                <w:b/>
                 <w:color w:val="FFFFFF"/>
-                <w:sz w:val="19"/>
+                <w:sz w:val="18"/>
+              </w:rPr>
+            </w:r>
+            <w:r>
+              <w:rPr>
+                <w:b w:val="0"/>
+                <w:color w:val="FFFFFF"/>
+                <w:sz w:val="18"/>
               </w:rPr>
               <w:t>项目</w:t>
             </w:r>
@@ -64,17 +73,20 @@
         <w:tc>
           <w:tcPr>
             <w:tcW w:type="dxa" w:w="4819"/>
-            <w:shd w:val="clear" w:color="auto" w:fill="1E5631"/>
+            <w:shd w:val="clear" w:fill="1E4620"/>
           </w:tcPr>
           <w:p>
-            <w:pPr>
-              <w:spacing w:after="20"/>
-            </w:pPr>
             <w:r>
               <w:rPr>
-                <w:b/>
                 <w:color w:val="FFFFFF"/>
-                <w:sz w:val="19"/>
+                <w:sz w:val="18"/>
+              </w:rPr>
+            </w:r>
+            <w:r>
+              <w:rPr>
+                <w:b w:val="0"/>
+                <w:color w:val="FFFFFF"/>
+                <w:sz w:val="18"/>
               </w:rPr>
               <w:t>内容</w:t>
             </w:r>
@@ -87,12 +99,15 @@
             <w:tcW w:type="dxa" w:w="4819"/>
           </w:tcPr>
           <w:p>
-            <w:pPr>
-              <w:spacing w:after="20"/>
-            </w:pPr>
             <w:r>
               <w:rPr>
-                <w:sz w:val="19"/>
+                <w:sz w:val="18"/>
+              </w:rPr>
+            </w:r>
+            <w:r>
+              <w:rPr>
+                <w:b w:val="0"/>
+                <w:sz w:val="18"/>
               </w:rPr>
               <w:t>时长</w:t>
             </w:r>
@@ -103,12 +118,15 @@
             <w:tcW w:type="dxa" w:w="4819"/>
           </w:tcPr>
           <w:p>
-            <w:pPr>
-              <w:spacing w:after="20"/>
-            </w:pPr>
             <w:r>
               <w:rPr>
-                <w:sz w:val="19"/>
+                <w:sz w:val="18"/>
+              </w:rPr>
+            </w:r>
+            <w:r>
+              <w:rPr>
+                <w:b w:val="0"/>
+                <w:sz w:val="18"/>
               </w:rPr>
               <w:t>120分钟</w:t>
             </w:r>
@@ -119,15 +137,18 @@
         <w:tc>
           <w:tcPr>
             <w:tcW w:type="dxa" w:w="4819"/>
-            <w:shd w:val="clear" w:color="auto" w:fill="F2F2F2"/>
+            <w:shd w:val="clear" w:fill="F2F5FA"/>
           </w:tcPr>
           <w:p>
-            <w:pPr>
-              <w:spacing w:after="20"/>
-            </w:pPr>
             <w:r>
               <w:rPr>
-                <w:sz w:val="19"/>
+                <w:sz w:val="18"/>
+              </w:rPr>
+            </w:r>
+            <w:r>
+              <w:rPr>
+                <w:b w:val="0"/>
+                <w:sz w:val="18"/>
               </w:rPr>
               <w:t>核心问题</w:t>
             </w:r>
@@ -136,15 +157,18 @@
         <w:tc>
           <w:tcPr>
             <w:tcW w:type="dxa" w:w="4819"/>
-            <w:shd w:val="clear" w:color="auto" w:fill="F2F2F2"/>
+            <w:shd w:val="clear" w:fill="F2F5FA"/>
           </w:tcPr>
           <w:p>
-            <w:pPr>
-              <w:spacing w:after="20"/>
-            </w:pPr>
             <w:r>
               <w:rPr>
-                <w:sz w:val="19"/>
+                <w:sz w:val="18"/>
+              </w:rPr>
+            </w:r>
+            <w:r>
+              <w:rPr>
+                <w:b w:val="0"/>
+                <w:sz w:val="18"/>
               </w:rPr>
               <w:t>为什么"道"会有正邪之分？"道支"在我们做每一件事时是怎么运作的？为什么佛陀把正见放在最重要的位置——"见解错了，后面一切都错"？经教法与论教法对"道"的分类有什么不同？（四问只需抛出一问即可展开）</w:t>
             </w:r>
@@ -157,12 +181,15 @@
             <w:tcW w:type="dxa" w:w="4819"/>
           </w:tcPr>
           <w:p>
-            <w:pPr>
-              <w:spacing w:after="20"/>
-            </w:pPr>
             <w:r>
               <w:rPr>
-                <w:sz w:val="19"/>
+                <w:sz w:val="18"/>
+              </w:rPr>
+            </w:r>
+            <w:r>
+              <w:rPr>
+                <w:b w:val="0"/>
+                <w:sz w:val="18"/>
               </w:rPr>
               <w:t>共读原文</w:t>
             </w:r>
@@ -173,12 +200,15 @@
             <w:tcW w:type="dxa" w:w="4819"/>
           </w:tcPr>
           <w:p>
-            <w:pPr>
-              <w:spacing w:after="20"/>
-            </w:pPr>
             <w:r>
               <w:rPr>
-                <w:sz w:val="19"/>
+                <w:sz w:val="18"/>
+              </w:rPr>
+            </w:r>
+            <w:r>
+              <w:rPr>
+                <w:b w:val="0"/>
+                <w:sz w:val="18"/>
               </w:rPr>
               <w:t>① 十二道分总义：八正道＋四个邪道支＝九种心所；道是"导向某个目的地的路"——善趣、恶趣或涅槃；道支越强，达成越快；正见为先导与道智斩断邪见（161讲共修版PDF课件）② 道缘机制与"依着见解生活"：正见为先导的总结（161讲应用版PDF课件）③ 口语印证段：邪见是四种邪道之首、最多人天七次（161讲音声转写）④ 经证群：道相应"邪见品"全品十经——佛陀亲说"何谓邪道？即：邪见……乃至邪定"（相应部《大品》）</w:t>
             </w:r>
@@ -189,15 +219,18 @@
         <w:tc>
           <w:tcPr>
             <w:tcW w:type="dxa" w:w="4819"/>
-            <w:shd w:val="clear" w:color="auto" w:fill="F2F2F2"/>
+            <w:shd w:val="clear" w:fill="F2F5FA"/>
           </w:tcPr>
           <w:p>
-            <w:pPr>
-              <w:spacing w:after="20"/>
-            </w:pPr>
             <w:r>
               <w:rPr>
-                <w:sz w:val="19"/>
+                <w:sz w:val="18"/>
+              </w:rPr>
+            </w:r>
+            <w:r>
+              <w:rPr>
+                <w:b w:val="0"/>
+                <w:sz w:val="18"/>
               </w:rPr>
               <w:t>本周作业</w:t>
             </w:r>
@@ -206,15 +239,18 @@
         <w:tc>
           <w:tcPr>
             <w:tcW w:type="dxa" w:w="4819"/>
-            <w:shd w:val="clear" w:color="auto" w:fill="F2F2F2"/>
+            <w:shd w:val="clear" w:fill="F2F5FA"/>
           </w:tcPr>
           <w:p>
-            <w:pPr>
-              <w:spacing w:after="20"/>
-            </w:pPr>
             <w:r>
               <w:rPr>
-                <w:sz w:val="19"/>
+                <w:sz w:val="18"/>
+              </w:rPr>
+            </w:r>
+            <w:r>
+              <w:rPr>
+                <w:b w:val="0"/>
+                <w:sz w:val="18"/>
               </w:rPr>
               <w:t>选一件今天做过的决定（哪怕点一份外卖），回看它的链条：当时的"见解"（我怎么看待这件事）→由此的思考→付诸的行动。只观察，不评判，2分钟即可。（可选加深：用扩展九的"思维链日记模板"记录，只填"见解层"一栏也算完成）</w:t>
             </w:r>
@@ -223,15 +259,11 @@
       </w:tr>
     </w:tbl>
     <w:p>
-      <w:pPr>
-        <w:spacing w:before="160" w:after="80"/>
-      </w:pPr>
-      <w:r>
-        <w:rPr>
-          <w:rFonts w:ascii="Microsoft YaHei" w:hAnsi="Microsoft YaHei" w:eastAsia="Microsoft YaHei"/>
+      <w:r>
+        <w:rPr>
           <w:b/>
-          <w:color w:val="1E5631"/>
-          <w:sz w:val="28"/>
+          <w:color w:val="1E4620"/>
+          <w:sz w:val="26"/>
         </w:rPr>
         <w:t>🧘 静心开场（10 min）</w:t>
       </w:r>
@@ -240,1934 +272,2166 @@
       <w:r>
         <w:rPr>
           <w:b/>
-          <w:sz w:val="21"/>
         </w:rPr>
         <w:t>请跟随引导静心</w:t>
       </w:r>
       <w:r>
         <w:rPr>
-          <w:sz w:val="21"/>
+          <w:b w:val="0"/>
         </w:rPr>
         <w:t>：</w:t>
       </w:r>
     </w:p>
     <w:p>
       <w:pPr>
-        <w:spacing w:before="40" w:after="80"/>
-        <w:ind w:left="283"/>
-        <w:shd w:val="clear" w:color="auto" w:fill="EDF6EF"/>
+        <w:ind w:left="170"/>
         <w:pBdr>
-          <w:left w:val="single" w:sz="20" w:space="6" w:color="1E5631"/>
+          <w:left w:val="single" w:sz="18" w:space="4" w:color="1E4620"/>
         </w:pBdr>
+        <w:shd w:val="clear" w:fill="F2F5FA"/>
       </w:pPr>
       <w:r>
         <w:rPr>
-          <w:sz w:val="20"/>
-        </w:rPr>
-        <w:t>我们先静坐一分钟。闭上眼睛，感受自己的呼吸，让心慢慢安静下来。（停顿60秒） 上周我们认识了道谛的第一层义理——三种断：彼分断、镇伏断、正断断，还一起看了八支圣道怎么一步一步运作。今天是道谛义理的第二讲，我们要把镜头拉远一点，看一张更大的地图。 平时我们熟悉的说法是"八正道"。但阿毗达摩告诉我们，完整的"道"其实有十二个道分——八正道，再加上邪见、邪思维、邪精进、邪定这四个邪道支。乍一听可能有点意外：邪的东西怎么也算"道"？仔细想想就明白了——路，本来就不只一条。有人往东走，有人往西走，两条都是"路"，只是去向不同。尊者说："道"这个词的意思，就是导向某个目的地——可以是善趣，可以是恶趣，也可以是涅槃。 更有意思的是，原文说"道支越强大，达成目标就越快"——不管是好事还是坏事。努力就像油门，方向才是方向盘。油门踩得越猛，方向对了走得越快，方向错了偏得越远。这解释了生活里很多现象：为什么有人特别努力，日子却过得越来越拧巴——不是努力错了，是导航输入错了。 而决定走哪条路的关键岔口，就在"见解"。佛陀在《法句经》里说："诸法意先导，意主亦造作。"见解对了，后面一步跟一步都是对的；见解错了，越努力，离目的地越远。这听起来有点严肃，但它其实是个好消息——因为见解是可以修正的，修行的第一步，恰恰就是修正见解。 还有一个画面今天会反复出现，请先放在心里：佛陀把圣八支道叫作"心的支垫"——就像陶罐有了支垫就不易滚动。今天原文里有很多"新名字"，请把它们都当作支垫下面的那块小石头：不需要每块都认识，只需要知道——心有了支垫，就不容易被带走。我们上周学功夫，这周看地图，都是给自己的心找支垫。 （停顿）现在坐直一点，肩膀放松。我们不是为了"学会阿毗达摩"而坐在这里，我们只是每周给心找一个安静的支垫——两小时，四个同路人，几段老文字。这本身就是八正道里的"正业"。好，我们开始今天的共读。 在这里，我们先约定一件事：今天会谈到"邪见"这个词，它是一个佛法术语，指的是"与实相相反的看待方式"，不是在评价任何人。我们每个人，包括此刻坐在这里的每一个人，身上都同时带着正见和邪见，这是凡人的常态——佛陀指出邪见，不是为了让我们互相指认，恰恰是为了给我们一张看清方向的地图。所以今天的分享，我们不举例指认他人，也不逼任何人对照检查自己；每个人听到什么、想到什么，都只在自己的心里消化，想说的时候才说。今天的环节是：一起读四段原文、第一轮分享、主题讨论，最后有15分钟的静坐练习，不用紧张。 最后说一句心里话：今天可能是这一季"烧脑"的一周，名相比前几周都多。如果你中途跟丢了，完全没关系——就像走在山里跟丢了路标，停下来呼吸一下，路标还会出现。读书会从不赶进度，我们赶的只是"每个人都被照顾到"。好，我们现在开始。</w:t>
+          <w:b w:val="0"/>
+        </w:rPr>
+        <w:t>我们先静坐一分钟。闭上眼睛，感受自己的呼吸，让心慢慢安静下来。（停顿60秒）</w:t>
       </w:r>
     </w:p>
     <w:p>
       <w:pPr>
-        <w:spacing w:before="40" w:after="80"/>
-        <w:ind w:left="283"/>
-        <w:shd w:val="clear" w:color="auto" w:fill="EDF6EF"/>
+        <w:ind w:left="170"/>
         <w:pBdr>
-          <w:left w:val="single" w:sz="20" w:space="6" w:color="1E5631"/>
+          <w:left w:val="single" w:sz="18" w:space="4" w:color="1E4620"/>
         </w:pBdr>
+        <w:shd w:val="clear" w:fill="F2F5FA"/>
       </w:pPr>
       <w:r>
         <w:rPr>
-          <w:sz w:val="20"/>
-        </w:rPr>
-        <w:t xml:space="preserve">💬 </w:t>
-      </w:r>
-      <w:r>
-        <w:rPr>
-          <w:b/>
-          <w:sz w:val="20"/>
-        </w:rPr>
-        <w:t>破冰｜3–5分钟</w:t>
-      </w:r>
-      <w:r>
-        <w:rPr>
-          <w:sz w:val="20"/>
-        </w:rPr>
-        <w:t>：八正道之外，你觉得还有哪些「看似对、其实偏」的路子？</w:t>
+          <w:b w:val="0"/>
+        </w:rPr>
+        <w:t>上周我们认识了道谛的第一层义理——三种断：彼分断、镇伏断、正断断，还一起看了八支圣道怎么一步一步运作。今天是道谛义理的第二讲，我们要把镜头拉远一点，看一张更大的地图。</w:t>
       </w:r>
     </w:p>
     <w:p>
       <w:pPr>
-        <w:spacing w:before="40" w:after="80"/>
-        <w:ind w:left="283"/>
-        <w:shd w:val="clear" w:color="auto" w:fill="EDF6EF"/>
+        <w:ind w:left="170"/>
         <w:pBdr>
-          <w:left w:val="single" w:sz="20" w:space="6" w:color="1E5631"/>
+          <w:left w:val="single" w:sz="18" w:space="4" w:color="1E4620"/>
         </w:pBdr>
+        <w:shd w:val="clear" w:fill="F2F5FA"/>
       </w:pPr>
       <w:r>
         <w:rPr>
-          <w:sz w:val="20"/>
-        </w:rPr>
-        <w:t xml:space="preserve">🛡️ </w:t>
-      </w:r>
-      <w:r>
-        <w:rPr>
-          <w:b/>
-          <w:sz w:val="20"/>
-        </w:rPr>
-        <w:t>心理安全三约定</w:t>
-      </w:r>
-      <w:r>
-        <w:rPr>
-          <w:sz w:val="20"/>
-        </w:rPr>
-        <w:t xml:space="preserve">（每次开场在心里过一遍）：① </w:t>
-      </w:r>
-      <w:r>
-        <w:rPr>
-          <w:b/>
-          <w:sz w:val="20"/>
-        </w:rPr>
-        <w:t>保密</w:t>
-      </w:r>
-      <w:r>
-        <w:rPr>
-          <w:sz w:val="20"/>
-        </w:rPr>
-        <w:t xml:space="preserve">——这里说的话不出这间屋子；② </w:t>
-      </w:r>
-      <w:r>
-        <w:rPr>
-          <w:b/>
-          <w:sz w:val="20"/>
-        </w:rPr>
-        <w:t>不评判</w:t>
-      </w:r>
-      <w:r>
-        <w:rPr>
-          <w:sz w:val="20"/>
-        </w:rPr>
-        <w:t xml:space="preserve">——不评价任何人的分享，也不急着评价自己；③ </w:t>
-      </w:r>
-      <w:r>
-        <w:rPr>
-          <w:b/>
-          <w:sz w:val="20"/>
-        </w:rPr>
-        <w:t>可随时暂停</w:t>
-      </w:r>
-      <w:r>
-        <w:rPr>
-          <w:sz w:val="20"/>
-        </w:rPr>
-        <w:t>——任何时候觉得不舒服，都可以停下来休息、喝水或离开，不需要解释。</w:t>
+          <w:b w:val="0"/>
+        </w:rPr>
+        <w:t>平时我们熟悉的说法是"八正道"。但阿毗达摩告诉我们，完整的"道"其实有十二个道分——八正道，再加上邪见、邪思维、邪精进、邪定这四个邪道支。乍一听可能有点意外：邪的东西怎么也算"道"？仔细想想就明白了——路，本来就不只一条。有人往东走，有人往西走，两条都是"路"，只是去向不同。尊者说："道"这个词的意思，就是导向某个目的地——可以是善趣，可以是恶趣，也可以是涅槃。</w:t>
       </w:r>
     </w:p>
     <w:p>
       <w:pPr>
-        <w:spacing w:before="160" w:after="80"/>
+        <w:ind w:left="170"/>
+        <w:pBdr>
+          <w:left w:val="single" w:sz="18" w:space="4" w:color="1E4620"/>
+        </w:pBdr>
+        <w:shd w:val="clear" w:fill="F2F5FA"/>
       </w:pPr>
       <w:r>
         <w:rPr>
-          <w:rFonts w:ascii="Microsoft YaHei" w:hAnsi="Microsoft YaHei" w:eastAsia="Microsoft YaHei"/>
-          <w:b/>
-          <w:color w:val="1E5631"/>
-          <w:sz w:val="28"/>
-        </w:rPr>
-        <w:t>📖 共读原文（25 min）</w:t>
+          <w:b w:val="0"/>
+        </w:rPr>
+        <w:t>更有意思的是，原文说"道支越强大，达成目标就越快"——不管是好事还是坏事。努力就像油门，方向才是方向盘。油门踩得越猛，方向对了走得越快，方向错了偏得越远。这解释了生活里很多现象：为什么有人特别努力，日子却过得越来越拧巴——不是努力错了，是导航输入错了。</w:t>
       </w:r>
     </w:p>
     <w:p>
       <w:pPr>
-        <w:spacing w:before="120" w:after="80"/>
+        <w:ind w:left="170"/>
+        <w:pBdr>
+          <w:left w:val="single" w:sz="18" w:space="4" w:color="1E4620"/>
+        </w:pBdr>
+        <w:shd w:val="clear" w:fill="F2F5FA"/>
       </w:pPr>
       <w:r>
         <w:rPr>
-          <w:rFonts w:ascii="Microsoft YaHei" w:hAnsi="Microsoft YaHei" w:eastAsia="Microsoft YaHei"/>
-          <w:b/>
-          <w:color w:val="1E5631"/>
-          <w:sz w:val="25"/>
-        </w:rPr>
-        <w:t>原文材料①：十二道分总义——八正道＋四个邪道支，九种心所，道是导向目的地的路</w:t>
-      </w:r>
-    </w:p>
-    <w:p>
-      <w:r>
-        <w:rPr>
-          <w:b/>
-          <w:sz w:val="21"/>
-        </w:rPr>
-        <w:t>★核心段落</w:t>
-      </w:r>
-      <w:r>
-        <w:rPr>
-          <w:sz w:val="21"/>
-        </w:rPr>
-        <w:t>（必读）</w:t>
+          <w:b w:val="0"/>
+        </w:rPr>
+        <w:t>而决定走哪条路的关键岔口，就在"见解"。佛陀在《法句经》里说："诸法意先导，意主亦造作。"见解对了，后面一步跟一步都是对的；见解错了，越努力，离目的地越远。这听起来有点严肃，但它其实是个好消息——因为见解是可以修正的，修行的第一步，恰恰就是修正见解。</w:t>
       </w:r>
     </w:p>
     <w:p>
       <w:pPr>
-        <w:spacing w:before="40" w:after="80"/>
-        <w:ind w:left="283"/>
-        <w:shd w:val="clear" w:color="auto" w:fill="EDF6EF"/>
+        <w:ind w:left="170"/>
         <w:pBdr>
-          <w:left w:val="single" w:sz="20" w:space="6" w:color="1E5631"/>
+          <w:left w:val="single" w:sz="18" w:space="4" w:color="1E4620"/>
         </w:pBdr>
+        <w:shd w:val="clear" w:fill="F2F5FA"/>
       </w:pPr>
       <w:r>
         <w:rPr>
-          <w:b/>
-          <w:sz w:val="20"/>
-        </w:rPr>
-        <w:t>【本周朗读段 · 开始】</w:t>
-      </w:r>
-      <w:r>
-        <w:rPr>
-          <w:sz w:val="20"/>
-        </w:rPr>
-        <w:t>（本段约 3503 字，供中等稍慢朗读，约 20 分钟；其余为默读／选读／延伸内容）</w:t>
-      </w:r>
-    </w:p>
-    <w:p>
-      <w:r>
-        <w:rPr>
-          <w:b/>
-          <w:sz w:val="21"/>
-        </w:rPr>
-        <w:t>一、十二道分</w:t>
-      </w:r>
-    </w:p>
-    <w:p>
-      <w:r>
-        <w:rPr>
-          <w:sz w:val="21"/>
-        </w:rPr>
-        <w:t>大家熟悉的都是八正道，很少有人听说过十二个道。这是阿毗达摩与经藏（经教法）对于道支分类的不同。十二个道分是八正道加上邪见、邪思维、邪精进和邪定，这个也是道。道，巴利语magga，字面上的意思是说通向某一处的道路、路径、以及方法。因此，这个道就有正道和邪道之分，也有善道和恶道之分。可以简单地把道分成正道和邪道两个部分。</w:t>
-      </w:r>
-    </w:p>
-    <w:p>
-      <w:r>
-        <w:rPr>
-          <w:b/>
-          <w:sz w:val="21"/>
-        </w:rPr>
-        <w:t>一、（一）道</w:t>
-      </w:r>
-    </w:p>
-    <w:p>
-      <w:r>
-        <w:rPr>
-          <w:sz w:val="21"/>
-        </w:rPr>
-        <w:t>因此，在论教法里面，道不仅仅是指导向圣道圣果的道，所有能够导向某一个目的地的道路或者方法都可以称为道。对一个生命而言，它可以被导向恶趣，也可以被导向善趣，也可以被导向涅槃，都是通过相关的道。</w:t>
-      </w:r>
-    </w:p>
-    <w:p>
-      <w:r>
-        <w:rPr>
-          <w:sz w:val="21"/>
-        </w:rPr>
-        <w:t>在经教法里面，道magga，是特指世间和出世间的八圣道。因此在经教法里面的道心是特指四种出世间道心之一——初果道心、二果道心、三果道心和四果道心。</w:t>
-      </w:r>
-    </w:p>
-    <w:p>
-      <w:r>
-        <w:rPr>
-          <w:sz w:val="21"/>
-        </w:rPr>
-        <w:t>然而，在论教法里面，也就是说在阿毗达摩里面，道可以指八圣道、也可以指导向善趣的善业道或者导向恶趣的不善业道。因此，阿毗达摩里的道心可以指通往涅槃的出世间圣道的一种或多种道支相应的心，或者与任何导向善趣投生的善道的八种善道支相应的心，或者与任何导向恶趣投生的四种不善道支相应的心。</w:t>
-      </w:r>
-    </w:p>
-    <w:p>
-      <w:r>
-        <w:rPr>
-          <w:b/>
-          <w:sz w:val="21"/>
-        </w:rPr>
-        <w:t>一、（二）邪见、邪思惟、邪精进和邪定</w:t>
-      </w:r>
-    </w:p>
-    <w:p>
-      <w:r>
-        <w:rPr>
-          <w:sz w:val="21"/>
-        </w:rPr>
-        <w:t>邪见、邪思惟、邪精进和邪定四个道支，其中邪思惟、邪精进和邪定不是单独的心所，只有邪见是独立的心所，因此，十二个道分从心所来讲，是九种心所，邪见是包含在道支里面的。</w:t>
-      </w:r>
-    </w:p>
-    <w:p>
-      <w:r>
-        <w:rPr>
-          <w:sz w:val="21"/>
-        </w:rPr>
-        <w:t>简而言之，道缘是指当人们依着某一种见解来生活的时候，作为道支的心所就能够以道缘的缘力，把相应诸法和俱生色法导向相应的目标或者目的地。因此，道分为善的正道和不善的邪道。其中，正道又分为世间的和出世间的两种——世间的正道和出世间的正道。</w:t>
-      </w:r>
-    </w:p>
-    <w:p>
-      <w:r>
-        <w:rPr>
-          <w:sz w:val="21"/>
-        </w:rPr>
-        <w:t>关于十二个道分的缘法、缘所生法，属于二十四缘的范畴，不在此讨论。</w:t>
-      </w:r>
-    </w:p>
-    <w:p>
-      <w:r>
-        <w:rPr>
-          <w:sz w:val="21"/>
-        </w:rPr>
-        <w:t>十二个道分，涉及的是九种心所，正见、正思维、正语、正业、正命、正精进、正念、正定，加上邪见，共九种心所。</w:t>
-      </w:r>
-    </w:p>
-    <w:p>
-      <w:r>
-        <w:rPr>
-          <w:sz w:val="21"/>
-        </w:rPr>
-        <w:t>其中，八正道是导向善的。邪见、邪思维、邪精进、邪定是导向不善的。</w:t>
-      </w:r>
-    </w:p>
-    <w:p>
-      <w:r>
-        <w:rPr>
-          <w:sz w:val="21"/>
-        </w:rPr>
-        <w:t>邪思维属于寻心所。正思维也好，邪思维也好，都属于寻心所；正精进、邪精进都属于精进心所；正定和邪定都属于一境性心所；正见是属于慧心所；邪见是属于邪见心所。正见跟邪见是分属两个心所的，其他的正思维、邪思维，正精进、邪精进，正定、邪定，分别属于同一个心所。</w:t>
-      </w:r>
-    </w:p>
-    <w:p>
-      <w:r>
-        <w:rPr>
-          <w:sz w:val="21"/>
-        </w:rPr>
-        <w:t>正精进跟邪精进：正精进也称为四正勤。邪精进是跟贪相应，或者跟瞋相应的，一般不跟痴相应，因为痴很难生起精进的心。</w:t>
-      </w:r>
-    </w:p>
-    <w:p>
-      <w:r>
-        <w:rPr>
-          <w:b/>
-          <w:sz w:val="21"/>
-        </w:rPr>
-        <w:t>一、（三）道支</w:t>
-      </w:r>
-    </w:p>
-    <w:p>
-      <w:r>
-        <w:rPr>
-          <w:sz w:val="21"/>
-        </w:rPr>
-        <w:t>也就是说，当心（也称为名聚）本身含有十二个道分的某一个心所时，那么这些心所（名法）就可以以道缘的缘力来援助缘所生法导向某一个目的地、或者导向某一个道。另外，在《阿毗达摩概要精解》里面有提到，大善果报心和唯作心里面也有道支，但没有导向善道或不善道。</w:t>
-      </w:r>
-    </w:p>
-    <w:p>
-      <w:r>
-        <w:rPr>
-          <w:sz w:val="21"/>
-        </w:rPr>
-        <w:t>对于道缘，或者说对于十二种道分，我们在日常生活应该怎么去看待它呢？如果仔细地思考十二个道分，它是很有意思的，十二道分阐释了在世间，不管是行善还是作恶，要达成目标，都要有道支的支助。不管你做什么事，做好事还是做坏事，必须有道支的支助。道支越强大，达成目标就越快，达成目标的效果就越明显。</w:t>
-      </w:r>
-    </w:p>
-    <w:p>
-      <w:r>
-        <w:rPr>
-          <w:sz w:val="21"/>
-        </w:rPr>
-        <w:t>这是指可以总括为九个心所的十二种道支，如果朝向善的八种正道强有力的话，导向善的力量就强、速度快、效果显著，所达成的效果最低可以导向善业成熟而带来善趣结生，最高可以导致道智生起——初果道智、二果道智、三果道智、四果道智，乃至于佛陀的一切知智。</w:t>
-      </w:r>
-    </w:p>
-    <w:p>
-      <w:r>
-        <w:rPr>
-          <w:sz w:val="21"/>
-        </w:rPr>
-        <w:t>同样的，如果朝向不善的四种邪道强而有力的话，则所造下的导向不善的恶业也会很强，不善业感果的速度也会很快，不善业产生的痛苦会很剧烈。当导向恶趣结生的不善业成熟的时候，有情将在所投生的不善趣遭受强大的痛苦，而且持续的时间很长。</w:t>
-      </w:r>
-    </w:p>
-    <w:p>
-      <w:r>
-        <w:rPr>
-          <w:b/>
-          <w:sz w:val="21"/>
-        </w:rPr>
-        <w:t>二、八正道的践行（部分相关：正见先导与道智斩断邪见）</w:t>
-      </w:r>
-    </w:p>
-    <w:p>
-      <w:r>
-        <w:rPr>
-          <w:sz w:val="21"/>
-        </w:rPr>
-        <w:t>前提是正见。在中部《大四十经》的开头，佛陀就讲述以正见为先导，把正见放在最重要的位置。</w:t>
-      </w:r>
-    </w:p>
-    <w:p>
-      <w:r>
-        <w:rPr>
-          <w:sz w:val="21"/>
-        </w:rPr>
-        <w:t>在八正道里面，有正语、正业、正命，有三个离心所。在邪道支里面，有邪见、邪思惟、邪精进、邪定，但是没有邪语、邪业、邪命。正语、正业、正命作为正道之一，但并没有邪语、邪业、邪命作为道支。</w:t>
-      </w:r>
-    </w:p>
-    <w:p>
-      <w:r>
-        <w:rPr>
-          <w:sz w:val="21"/>
-        </w:rPr>
-        <w:t>邪语、邪业、邪命，是怎么来的呢？"诸法意先导，意主亦造作；"——《法句经》第一品第一句偈。用世间法来讲，就是认知行为模式。你有什么样的认知，就有什么样的思维方式；有什么样的思维方式，就有什么样的行为方式。为什么正见为先导呢？见决定你的思维方式，你的思维方式决定你的行为方式。</w:t>
-      </w:r>
-    </w:p>
-    <w:p>
-      <w:r>
-        <w:rPr>
-          <w:sz w:val="21"/>
-        </w:rPr>
-        <w:t>不管你做好事还是做坏事，都是依着八道支的次第来的。只要在世间想做成一件事，一定先要有个想法，为这个想法做很多的思考，思考决定了以后付诸行动。如果想做成功，就要很努力地做，不是正精进就是邪精进，不是正念就是邪念，不是正定就是邪定。</w:t>
-      </w:r>
-    </w:p>
-    <w:p>
-      <w:r>
-        <w:rPr>
-          <w:sz w:val="21"/>
-        </w:rPr>
-        <w:t>这里的定是指从广义来说，就是非常专注地做。不管要做成哪件事，越是想要成功的，越是跟这个八道相关。大家可以思考看看，是不是这样？</w:t>
-      </w:r>
-    </w:p>
-    <w:p>
-      <w:r>
-        <w:rPr>
-          <w:sz w:val="21"/>
-        </w:rPr>
-        <w:t>因此只要见解错了，后面一切都错。大家讲修行、修行，第一步是修正我们的见解，如果见解不能修正过来，修行就是两张皮，我经常说佛教徒的伪装，披上佛教徒的外衣。</w:t>
-      </w:r>
-    </w:p>
-    <w:p>
-      <w:r>
-        <w:rPr>
-          <w:b/>
-          <w:sz w:val="21"/>
-        </w:rPr>
-        <w:t>二、（三）邪思维、戒禁取、邪见</w:t>
-      </w:r>
-    </w:p>
-    <w:p>
-      <w:r>
-        <w:rPr>
-          <w:sz w:val="21"/>
-        </w:rPr>
-        <w:t>邪见是四种邪道之首，因为有邪见就会产生邪思维、邪精进、和邪定。那什么时候才能够断除邪见呢？</w:t>
-      </w:r>
-    </w:p>
-    <w:p>
-      <w:r>
-        <w:rPr>
-          <w:sz w:val="21"/>
-        </w:rPr>
-        <w:t>初果道智生起来的时候，就断除有身见、戒禁取和怀疑，也就是断除了邪见。</w:t>
-      </w:r>
-    </w:p>
-    <w:p>
-      <w:r>
-        <w:rPr>
-          <w:sz w:val="21"/>
-        </w:rPr>
-        <w:t>有身见就认为有一个"我"存在，我、自我、灵魂我、超我、大我、无我的小我、无我的大我，很多花招。有同学说："我觉得我的大我完全无我了"，"我的大我完全无我了"也是我，还是邪见，这样修下去不可能导向涅槃的。</w:t>
-      </w:r>
-    </w:p>
-    <w:p>
-      <w:r>
-        <w:rPr>
-          <w:sz w:val="21"/>
-        </w:rPr>
-        <w:t>戒禁取，大家知道就是跟修行相关的邪见，执取某种行为仪式以为可以带来解脱、导向清净，也是属于邪见。证得初果最直接的表现就是斩断了会导致投生到恶趣的邪见。</w:t>
-      </w:r>
-    </w:p>
-    <w:p>
-      <w:r>
-        <w:rPr>
-          <w:sz w:val="21"/>
-        </w:rPr>
-        <w:t>邪见的主要表现是看待事物不从无常、苦、无我的角度看，最严重的邪见是虚无见、无因见、无作见。</w:t>
-      </w:r>
-    </w:p>
-    <w:p>
-      <w:r>
-        <w:rPr>
-          <w:b/>
-          <w:sz w:val="21"/>
-        </w:rPr>
-        <w:t>二、（四）道智生起斩断颠倒</w:t>
-      </w:r>
-    </w:p>
-    <w:p>
-      <w:r>
-        <w:rPr>
-          <w:sz w:val="21"/>
-        </w:rPr>
-        <w:t>从三颠倒的角度来讲，初果道智斩断了哪些颠倒呢？初果道智斩断了常、乐、我、净的见颠倒，以及常和我的想颠倒、心颠倒；对于净和乐，是后面的三果道智、四果道智才斩断的。</w:t>
-      </w:r>
-    </w:p>
-    <w:p>
-      <w:r>
-        <w:rPr>
-          <w:sz w:val="21"/>
-        </w:rPr>
-        <w:t>有人问："为什么初果道智生起以后，初果圣者一定不会再堕入四恶趣呢？他们临终的时候，难道就不会有不善业成熟吗？"，初果圣者还可能会造某些不善业，但他临终的时候为什么不会造不善业？如果在临终的时候生起不善心、有不善的业成熟，他有不善的念头，按照业果的法则，他一定堕恶趣，对不对？</w:t>
-      </w:r>
-    </w:p>
-    <w:p>
-      <w:r>
-        <w:rPr>
-          <w:sz w:val="21"/>
-        </w:rPr>
-        <w:t>初果圣者临终前可能会有不善业成熟，但是他面对不善的时候一定不会有不善的念，不会有带邪见的念，因为他已经彻底断除了跟这些相关的念。另外，跟邪见相关而造作的业，在他临终时也不会成熟。</w:t>
-      </w:r>
-    </w:p>
-    <w:p>
-      <w:r>
-        <w:rPr>
-          <w:sz w:val="21"/>
-        </w:rPr>
-        <w:t>初果圣者最多在人天来回投生七次，就一定会证得阿拉汉果。</w:t>
-      </w:r>
-    </w:p>
-    <w:p>
-      <w:r>
-        <w:rPr>
-          <w:sz w:val="21"/>
-        </w:rPr>
-        <w:t>也就是说，初果道智生起以后，斩除邪见，就不会再回退了。也就是说初果道智的力量足以支持未来每一次再生的令生业都是善业，这是定法。彻底断除轮回的曙光已经现出，无余涅槃必定会到来，</w:t>
-      </w:r>
-    </w:p>
-    <w:p>
-      <w:r>
-        <w:rPr>
-          <w:b/>
-          <w:sz w:val="21"/>
-        </w:rPr>
-        <w:t>◈扩展段落</w:t>
-      </w:r>
-      <w:r>
-        <w:rPr>
-          <w:sz w:val="21"/>
-        </w:rPr>
-        <w:t>（时间富余时读）</w:t>
-      </w:r>
-    </w:p>
-    <w:p>
-      <w:r>
-        <w:rPr>
-          <w:b/>
-          <w:sz w:val="21"/>
-        </w:rPr>
-        <w:t>二、（五）欲思维，嗔思维，害思维（部分相关：邪思维属四邪道支、正见先导对治）</w:t>
-      </w:r>
-    </w:p>
-    <w:p>
-      <w:r>
-        <w:rPr>
-          <w:sz w:val="21"/>
-        </w:rPr>
-        <w:t>什么是邪思惟呢？欲思惟、嗔思惟、害思惟。那什么是正思惟呢？正思惟有两种：一种是有漏、福德分、所依果报；一种是圣、无漏、出世间、道支。</w:t>
-      </w:r>
-    </w:p>
-    <w:p>
-      <w:r>
-        <w:rPr>
-          <w:sz w:val="21"/>
-        </w:rPr>
-        <w:t>哪一种是世间的呢？出离思惟，无嗔思惟，无害思惟。"诸比库，这种正思惟是有漏、福德分、所依果报。</w:t>
-      </w:r>
-    </w:p>
-    <w:p>
-      <w:r>
-        <w:rPr>
-          <w:sz w:val="21"/>
-        </w:rPr>
-        <w:t>哪种正思惟是圣、无漏、出世间、道支呢？"诸比库，那圣心者、无漏心者、拥有正道者，修习圣道者的思索、思考、思惟，安止、极安止、心固定与行，这种正思惟是圣、无漏、出世间的道支。</w:t>
-      </w:r>
-    </w:p>
-    <w:p>
-      <w:r>
-        <w:rPr>
-          <w:sz w:val="21"/>
-        </w:rPr>
-        <w:t>他为舍断邪思惟，具足正思惟而精进，这是他的正精进，他专念舍断邪思惟、专念具足正思惟而住，这是他的正念。如是此三法围绕，跟随着正见、正精进和正思惟。</w:t>
-      </w:r>
-    </w:p>
-    <w:p>
-      <w:r>
-        <w:rPr>
-          <w:sz w:val="21"/>
-        </w:rPr>
-        <w:t>佛陀讲到正思维的时候专门说了这一段，很多人没有认真地想，就是这个邪思维是非常不容易弄的。佛陀说："他为舍断邪思惟具足正思惟而精进，这是他的正精进。"正精进是什么？正精进是四正勤嘛。已生善法令增长，未生善法令生起，已生不善令断除，未生不善令不生。</w:t>
-      </w:r>
-    </w:p>
-    <w:p>
-      <w:r>
-        <w:rPr>
-          <w:sz w:val="21"/>
-        </w:rPr>
-        <w:t>当那一勺想舀的时候，有没有具足正念？接下来有没有想到用正精进来克服它？佛陀说，"他专念舍断邪思惟，专念具足正思惟而住，这是他的正念，如此三法围绕。"，由正见、正念、正精进三法围绕，才能够收拾邪思维。</w:t>
-      </w:r>
-    </w:p>
-    <w:p>
-      <w:r>
-        <w:rPr>
-          <w:sz w:val="21"/>
-        </w:rPr>
-        <w:t>如果没有正见为先导，即使有正念了，也在那里想半天，我知道我现在贪心生起来了，但我还是舀了一勺，就是正精进力不够，决意力不够，所以佛陀专门强调要三法围绕。</w:t>
-      </w:r>
-    </w:p>
-    <w:p>
-      <w:r>
-        <w:rPr>
-          <w:b/>
-          <w:sz w:val="21"/>
-        </w:rPr>
-        <w:t>四、正见与邪见的对比（部分相关：正见先导、道智斩断邪见与邪道支定义）</w:t>
-      </w:r>
-    </w:p>
-    <w:p>
-      <w:r>
-        <w:rPr>
-          <w:b/>
-          <w:sz w:val="21"/>
-        </w:rPr>
-        <w:t>（一）邪见</w:t>
-      </w:r>
-    </w:p>
-    <w:p>
-      <w:r>
-        <w:rPr>
-          <w:sz w:val="21"/>
-        </w:rPr>
-        <w:t>佛陀在《大四十经》里面讲到："诸比库，其中正见为先导。</w:t>
+          <w:b w:val="0"/>
+        </w:rPr>
+        <w:t>还有一个画面今天会反复出现，请先放在心里：佛陀把圣八支道叫作"心的支垫"——就像陶罐有了支垫就不易滚动。今天原文里有很多"新名字"，请把它们都当作支垫下面的那块小石头：不需要每块都认识，只需要知道——心有了支垫，就不容易被带走。我们上周学功夫，这周看地图，都是给自己的心找支垫。</w:t>
       </w:r>
     </w:p>
     <w:p>
       <w:pPr>
-        <w:spacing w:before="40" w:after="80"/>
-        <w:ind w:left="283"/>
-        <w:shd w:val="clear" w:color="auto" w:fill="EDF6EF"/>
+        <w:ind w:left="170"/>
         <w:pBdr>
-          <w:left w:val="single" w:sz="20" w:space="6" w:color="1E5631"/>
+          <w:left w:val="single" w:sz="18" w:space="4" w:color="1E4620"/>
         </w:pBdr>
+        <w:shd w:val="clear" w:fill="F2F5FA"/>
       </w:pPr>
       <w:r>
         <w:rPr>
-          <w:b/>
-          <w:sz w:val="20"/>
-        </w:rPr>
-        <w:t>【本周朗读段 · 结束】</w:t>
-      </w:r>
-      <w:r>
-        <w:rPr>
-          <w:sz w:val="20"/>
-        </w:rPr>
-        <w:t>（以下为默读／选读／延伸内容，时间富余时再读）</w:t>
-      </w:r>
-    </w:p>
-    <w:p>
-      <w:r>
-        <w:rPr>
-          <w:sz w:val="21"/>
-        </w:rPr>
-        <w:t>诸比库，如何正见为先导呢？了知邪见为邪见，了知正见为正见，这是他的正见。诸比库，什么是邪见呢？没有布施，没有供养，没有献供，没有善行恶行诸业之果的异熟，没有此世，没有他世，没有母亲，没有父亲，没有众生是化生者，世上没有沙门、婆罗门之正行者、正行道者，以自智证知此世及他世而宣说。诸比库，这是邪见。"</w:t>
-      </w:r>
-    </w:p>
-    <w:p>
-      <w:r>
-        <w:rPr>
-          <w:sz w:val="21"/>
-        </w:rPr>
-        <w:t>由这十种基本邪见，我们可以知道，邪见主要是指不相信有因缘果报。为什么呢？因为不相信有因缘果报，他就不会接受造善行会有善果、造恶行会有恶果的观念。因此，为了满足自己对五欲的贪求，他就可能无恶不做，随意地犯下杀盗淫三种身恶行，或者妄言、绮语、两舌、恶口四种语恶行。支持这样的邪见，会给自己带来长久的不利和痛苦。</w:t>
-      </w:r>
-    </w:p>
-    <w:p>
-      <w:r>
-        <w:rPr>
-          <w:b/>
-          <w:sz w:val="21"/>
-        </w:rPr>
-        <w:t>（二）正见</w:t>
-      </w:r>
-    </w:p>
-    <w:p>
-      <w:r>
-        <w:rPr>
-          <w:sz w:val="21"/>
-        </w:rPr>
-        <w:t>什么是正见呢？佛陀说正见有两种：有种正见是有漏、福德分、所依果报；有种正见是圣、无漏、出世间道支。</w:t>
-      </w:r>
-    </w:p>
-    <w:p>
-      <w:r>
-        <w:rPr>
-          <w:sz w:val="21"/>
-        </w:rPr>
-        <w:t>哪种正见是有漏、福德分、所依果报呢？有布施、有供养、有献供，有善行恶行诸业之果的异熟，有此世、有他世，有母亲、有父亲，有众生是化生者，世间有沙门、婆罗门是正行者、正行道者，以智证知此世及他世而宣说。</w:t>
-      </w:r>
-    </w:p>
-    <w:p>
-      <w:r>
-        <w:rPr>
-          <w:sz w:val="21"/>
-        </w:rPr>
-        <w:t>哪种正见是圣、无漏、出世间道支呢?那是圣心者、无漏心者、拥有圣道者，修习圣道者的慧、慧根、慧力、择法觉支、正见道支，"诸比库，这种正见是圣、无漏、出世间的道支。"</w:t>
-      </w:r>
-    </w:p>
-    <w:p>
-      <w:r>
-        <w:rPr>
-          <w:sz w:val="21"/>
-        </w:rPr>
-        <w:t>佛陀所说的正见包括了世间正见和出世间正见。根据《注疏》正见指五种智，这五种智慧有三种是世间的智慧，有两种是出世间的智慧。</w:t>
-      </w:r>
-    </w:p>
-    <w:p>
-      <w:r>
-        <w:rPr>
-          <w:b/>
-          <w:sz w:val="21"/>
-        </w:rPr>
-        <w:t>（三）三种世间的智慧</w:t>
-      </w:r>
-    </w:p>
-    <w:p>
-      <w:r>
-        <w:rPr>
-          <w:sz w:val="21"/>
-        </w:rPr>
-        <w:t>三种世间智慧是指对世间有为界实相的了知。</w:t>
-      </w:r>
-    </w:p>
-    <w:p>
-      <w:r>
-        <w:rPr>
-          <w:sz w:val="21"/>
-        </w:rPr>
-        <w:t>两种出世间的智慧一个是道智、一个是果智。道智指初果道智、二果道智、三果道智、四果道智；果智就是初果的果智、二果的果智、三果的果智、四果的果智。</w:t>
-      </w:r>
-    </w:p>
-    <w:p>
-      <w:r>
-        <w:rPr>
-          <w:sz w:val="21"/>
-        </w:rPr>
-        <w:t>道心只生起一个刹那，它也是造业的速行心，并且道心所造的业立即感果，果报在下一个心识刹那就会生起。</w:t>
-      </w:r>
-    </w:p>
-    <w:p>
-      <w:r>
-        <w:rPr>
-          <w:sz w:val="21"/>
-        </w:rPr>
-        <w:t>法的功德是"自见的、无时的、来见的、导向涅槃的"，那个"无时的"指的就是这里，道智生起的下一刹那，果智立即生起。</w:t>
-      </w:r>
-    </w:p>
-    <w:p>
-      <w:r>
-        <w:rPr>
-          <w:sz w:val="21"/>
-        </w:rPr>
-        <w:t>所以我们称道智所造的业为道业，道业的主要果报就是果智，从属果报是断除相应的烦恼。初果道智断除有身见、戒禁取、怀疑，二果道智削弱剩余的所有烦恼，三果道智断除欲贪和嗔恚，四果道智断除余下的一切烦恼。只要初果道智还没有生起，十二个道分里的四种邪道，最多只能被镇伏，而以潜伏随眠的方式存在，当有合适的因缘时，它就会现起和引发不善心。</w:t>
-      </w:r>
-    </w:p>
-    <w:p>
-      <w:r>
-        <w:rPr>
-          <w:b/>
-          <w:sz w:val="21"/>
-        </w:rPr>
-        <w:t>文末结语</w:t>
-      </w:r>
-      <w:r>
-        <w:rPr>
-          <w:sz w:val="21"/>
-        </w:rPr>
-        <w:t>（原文自带）</w:t>
-      </w:r>
-    </w:p>
-    <w:p>
-      <w:r>
-        <w:rPr>
-          <w:sz w:val="21"/>
-        </w:rPr>
-        <w:t>今天我们先学习了怎样具足正见、怎样去除邪思惟。下一堂课再来讲八正道在生活中的应用。祝愿大家都能够拥有正道、早日证悟涅槃！</w:t>
+          <w:b w:val="0"/>
+        </w:rPr>
+        <w:t>（停顿）现在坐直一点，肩膀放松。我们不是为了"学会阿毗达摩"而坐在这里，我们只是每周给心找一个安静的支垫——两小时，四个同路人，几段老文字。这本身就是八正道里的"正业"。好，我们开始今天的共读。</w:t>
       </w:r>
     </w:p>
     <w:p>
       <w:pPr>
-        <w:spacing w:before="120" w:after="80"/>
+        <w:ind w:left="170"/>
+        <w:pBdr>
+          <w:left w:val="single" w:sz="18" w:space="4" w:color="1E4620"/>
+        </w:pBdr>
+        <w:shd w:val="clear" w:fill="F2F5FA"/>
       </w:pPr>
       <w:r>
         <w:rPr>
-          <w:rFonts w:ascii="Microsoft YaHei" w:hAnsi="Microsoft YaHei" w:eastAsia="Microsoft YaHei"/>
-          <w:b/>
-          <w:color w:val="1E5631"/>
-          <w:sz w:val="25"/>
-        </w:rPr>
-        <w:t>原文材料②：道缘机制与以正见为先导——"依着见解生活"时道支如何运作</w:t>
-      </w:r>
-    </w:p>
-    <w:p>
-      <w:r>
-        <w:rPr>
-          <w:b/>
-          <w:sz w:val="21"/>
-        </w:rPr>
-        <w:t>★核心段落</w:t>
-      </w:r>
-      <w:r>
-        <w:rPr>
-          <w:sz w:val="21"/>
-        </w:rPr>
-        <w:t>（必读）</w:t>
-      </w:r>
-    </w:p>
-    <w:p>
-      <w:r>
-        <w:rPr>
-          <w:b/>
-          <w:sz w:val="21"/>
-        </w:rPr>
-        <w:t>一、（三）道支（道缘机制、道支与心的关系）</w:t>
-      </w:r>
-    </w:p>
-    <w:p>
-      <w:r>
-        <w:rPr>
-          <w:sz w:val="21"/>
-        </w:rPr>
-        <w:t>也就是说，当心（也称为名聚）本身含有十二个道分的某一个心所时，那么这些心所（名法）就可以以道缘的缘力来援助缘所生法导向某一个目的地、或者导向某一个道。另外，在《阿毗达摩概要精解》里面有提到，大善果报心和唯作心里面也有道支，但没有导向善道或不善道。</w:t>
-      </w:r>
-    </w:p>
-    <w:p>
-      <w:r>
-        <w:rPr>
-          <w:sz w:val="21"/>
-        </w:rPr>
-        <w:t>虽然果报心和唯作心的道支并没有导向任何目的地，但还是被列为道支，这是因为依着它们的本性，它们与能够导向各种目的地的法是相类似的。八十九种心里面有哪一些心跟道缘有关系呢？或者说，有哪一些心是属于道缘的缘所生法——哪一些心是受到道缘支助而生起来的？</w:t>
-      </w:r>
-    </w:p>
-    <w:p>
-      <w:r>
-        <w:rPr>
-          <w:sz w:val="21"/>
-        </w:rPr>
-        <w:t>八十九种心里面除了十八个无因心，有七十一种心里面都是含有道支的。也就是说无因心不具有道缘的缘力，无因的结生心得不到道缘的支助。俱生色法包括有因结生的业生色、以及与有因心俱生的心生色法。</w:t>
-      </w:r>
-    </w:p>
-    <w:p>
-      <w:r>
-        <w:rPr>
-          <w:b/>
-          <w:sz w:val="21"/>
-        </w:rPr>
-        <w:t>四、正见与邪见的对比（以正见为先导的总结）</w:t>
-      </w:r>
-    </w:p>
-    <w:p>
-      <w:r>
-        <w:rPr>
-          <w:sz w:val="21"/>
-        </w:rPr>
-        <w:t>道缘中的十二个道支（九个心所），八正道加四种邪道。然而，究竟会导向恶道？还是导向善道？还是导向涅槃？归根结底取决于我们的见解，是持正见还是持邪见；为了避免错误行道，我们需要正见。那哪些是正见呢？</w:t>
-      </w:r>
-    </w:p>
-    <w:p>
-      <w:r>
-        <w:rPr>
-          <w:b/>
-          <w:sz w:val="21"/>
-        </w:rPr>
-        <w:t>◈扩展段落</w:t>
-      </w:r>
-      <w:r>
-        <w:rPr>
-          <w:sz w:val="21"/>
-        </w:rPr>
-        <w:t>（时间富余时读）</w:t>
-      </w:r>
-    </w:p>
-    <w:p>
-      <w:r>
-        <w:rPr>
-          <w:b/>
-          <w:sz w:val="21"/>
-        </w:rPr>
-        <w:t>二、八正道的践行 →（二）《大四十经》之正见（以正见为先导）</w:t>
-      </w:r>
-    </w:p>
-    <w:p>
-      <w:r>
-        <w:rPr>
-          <w:sz w:val="21"/>
-        </w:rPr>
-        <w:t>前提是正见。在中部《大四十经》的开头，佛陀就讲述以正见为先导，把正见放在最重要的位置。</w:t>
-      </w:r>
-    </w:p>
-    <w:p>
-      <w:r>
-        <w:rPr>
-          <w:sz w:val="21"/>
-        </w:rPr>
-        <w:t>在八正道里面，有正语、正业、正命，有三个离心所。在邪道支里面，有邪见、邪思惟、邪精进、邪定，但是没有邪语、邪业、邪命。正语、正业、正命作为正道之一，但并没有邪语、邪业、邪命作为道支。</w:t>
-      </w:r>
-    </w:p>
-    <w:p>
-      <w:r>
-        <w:rPr>
-          <w:sz w:val="21"/>
-        </w:rPr>
-        <w:t>邪语、邪业、邪命，是怎么来的呢？"诸法意先导，意主亦造作；"——《法句经》第一品第一句偈。用世间法来讲，就是认知行为模式。你有什么样的认知，就有什么样的思维方式；有什么样的思维方式，就有什么样的行为方式。为什么正见为先导呢？见决定你的思维方式，你的思维方式决定你的行为方式。</w:t>
-      </w:r>
-    </w:p>
-    <w:p>
-      <w:r>
-        <w:rPr>
-          <w:sz w:val="21"/>
-        </w:rPr>
-        <w:t>不管你做好事还是做坏事，都是依着八道支的次第来的。只要在世间想做成一件事，一定先要有个想法，为这个想法做很多的思考，思考决定了以后付诸行动。如果想做成功，就要很努力地做，不是正精进就是邪精进，不是正念就是邪念，不是正定就是邪定。这里的定是指从广义来说，就是非常专注地做。不管要做成哪件事，越是想要成功的，越是跟这个八道相关。大家可以思考看看，是不是这样？</w:t>
-      </w:r>
-    </w:p>
-    <w:p>
-      <w:r>
-        <w:rPr>
-          <w:sz w:val="21"/>
-        </w:rPr>
-        <w:t>因此只要见解错了，后面一切都错。大家讲修行、修行，第一步是修正我们的见解，如果见解不能修正过来，修行就是两张皮，我经常说佛教徒的伪装，披上佛教徒的外衣。</w:t>
+          <w:b w:val="0"/>
+        </w:rPr>
+        <w:t>在这里，我们先约定一件事：今天会谈到"邪见"这个词，它是一个佛法术语，指的是"与实相相反的看待方式"，不是在评价任何人。我们每个人，包括此刻坐在这里的每一个人，身上都同时带着正见和邪见，这是凡人的常态——佛陀指出邪见，不是为了让我们互相指认，恰恰是为了给我们一张看清方向的地图。所以今天的分享，我们不举例指认他人，也不逼任何人对照检查自己；每个人听到什么、想到什么，都只在自己的心里消化，想说的时候才说。今天的环节是：一起读四段原文、第一轮分享、主题讨论，最后有15分钟的静坐练习，不用紧张。</w:t>
       </w:r>
     </w:p>
     <w:p>
       <w:pPr>
-        <w:spacing w:before="120" w:after="80"/>
+        <w:ind w:left="170"/>
+        <w:pBdr>
+          <w:left w:val="single" w:sz="18" w:space="4" w:color="1E4620"/>
+        </w:pBdr>
+        <w:shd w:val="clear" w:fill="F2F5FA"/>
       </w:pPr>
       <w:r>
         <w:rPr>
-          <w:rFonts w:ascii="Microsoft YaHei" w:hAnsi="Microsoft YaHei" w:eastAsia="Microsoft YaHei"/>
-          <w:b/>
-          <w:color w:val="1E5631"/>
-          <w:sz w:val="25"/>
-        </w:rPr>
-        <w:t>原文材料③：同讲口语印证段——"邪见是四种邪道之首"与"最多人天七次"（◈扩展）</w:t>
-      </w:r>
-    </w:p>
-    <w:p>
-      <w:r>
-        <w:rPr>
-          <w:b/>
-          <w:sz w:val="21"/>
-        </w:rPr>
-        <w:t>◈扩展段落一</w:t>
-      </w:r>
-      <w:r>
-        <w:rPr>
-          <w:sz w:val="21"/>
-        </w:rPr>
-        <w:t>（时间富余时读）</w:t>
-      </w:r>
-    </w:p>
-    <w:p>
-      <w:r>
-        <w:rPr>
-          <w:sz w:val="21"/>
-        </w:rPr>
-        <w:t>[00:19:17.200] 修行就是两张皮，我经常说这是佛教徒的伪装，披上佛教徒的外衣。好，我们说邪见是四种邪道之首，因为有邪见，就会产生邪思维、邪精进和邪定。什么时候才能够断除邪见呢？初果道智生起来的时候，就断除有身见、戒禁取和怀疑，也就是断除了邪见。有身见，就是认为有一个我存在，也就是对这个我、自我、灵魂我、超我、大我、无我的小我、无我的大我，有很多花招。有同学说"我觉得我的大我完全无我了"——"我的大我完全无我"，你也是我，还是邪见，这样修下去不可能有成就的。</w:t>
-      </w:r>
-    </w:p>
-    <w:p>
-      <w:r>
-        <w:rPr>
-          <w:sz w:val="21"/>
-        </w:rPr>
-        <w:t>[00:20:21.040] 戒禁取，大家知道是跟修行相关的邪见，即执取必须遵守一定的行为、仪式，以为可以带来解脱、导向清净，这种邪见。</w:t>
-      </w:r>
-    </w:p>
-    <w:p>
-      <w:r>
-        <w:rPr>
-          <w:sz w:val="21"/>
-        </w:rPr>
-        <w:t>[00:20:36.040] 证初果最直接的表现，就是斩断了会导致投生到恶趣的邪见。这个邪见，我们讲，其主要表现是看待事物不是从无常、苦、无我的角度看，而是非理作意，也就是他看待所有的人事物，都是从常乐我净的角度来看。</w:t>
-      </w:r>
-    </w:p>
-    <w:p>
-      <w:r>
-        <w:rPr>
-          <w:sz w:val="21"/>
-        </w:rPr>
-        <w:t>[00:21:00.360] 那么，初果道智斩断了哪些方面呢？我们从三颠倒的角度来讲，初果道智斩断了常、乐、我、净的见颠倒，还有常和我的想颠倒和心颠倒。对于净和乐，是后面的三果道智、四果道智才斩断的，这我们在前面有讲过。也就是说，有一些人提出过：为什么初果道智生起以后，初果圣者一定不会再堕入四恶趣呢？他们临终的时候难道就不会有不善业成熟吗？初果圣者临终的时候还会造不善业。</w:t>
-      </w:r>
-    </w:p>
-    <w:p>
-      <w:r>
-        <w:rPr>
-          <w:sz w:val="21"/>
-        </w:rPr>
-        <w:t>[00:22:18.840] 初果圣者临终的时候，肯定会有不善业成熟。但是他面对着不善，一定不会有不善的念，不会有那个带有邪见、我见的念，因为他已经彻底断除了跟这个相关的（念）。</w:t>
-      </w:r>
-    </w:p>
-    <w:p>
-      <w:r>
-        <w:rPr>
-          <w:sz w:val="21"/>
-        </w:rPr>
-        <w:t>[00:23:10.220] 初果圣者最多在人天来回投生七次，就一定会证得阿拉汉。也就是说，初果道智生起、斩除邪见以后，他就不会再回退了——涅槃、或者轮回的彻底断除，已经现出曙光，必定会到来，这是定法。</w:t>
-      </w:r>
-    </w:p>
-    <w:p>
-      <w:r>
-        <w:rPr>
-          <w:b/>
-          <w:sz w:val="21"/>
-        </w:rPr>
-        <w:t>◈扩展段落二</w:t>
-      </w:r>
-      <w:r>
-        <w:rPr>
-          <w:sz w:val="21"/>
-        </w:rPr>
-        <w:t>（时间富余时读）</w:t>
-      </w:r>
-    </w:p>
-    <w:p>
-      <w:r>
-        <w:rPr>
-          <w:sz w:val="21"/>
-        </w:rPr>
-        <w:t>[00:38:30.760] 佛陀在《大四十经》里面讲到：诸比库，其中正见为先导。诸比库如何正见为先导呢？了知邪见为邪见，了知正见为正见，这是他的正见。诸比库，什么是邪见呢？没有布施，没有供养，没有献供，没有善行恶行诸业之果的异熟，没有此世，没有他世，没有母亲，没有父亲，没有众生是化生者，世上没有沙门、婆罗门之正行者、正行道者，以自智证知此世及他世而宣说——诸比库，这是邪见。</w:t>
-      </w:r>
-    </w:p>
-    <w:p>
-      <w:r>
-        <w:rPr>
-          <w:sz w:val="21"/>
-        </w:rPr>
-        <w:t>[00:39:11.120] 那么，这十种基本邪见，我们可以知道，邪见主要是指不相信有因缘果报，这是最大的邪见。为什么呢？因为不相信有因缘果报，他就不会接受造善行会有善果、造恶行会有恶果。因此，为了满足自己对五欲的贪求，他就可能无恶不作，随意地犯下杀盗淫三种身恶行，或者妄语、恶口、两舌、绮语四种语恶行。而支持这样的邪见，会给自己带来长久的不利和痛苦。</w:t>
-      </w:r>
-    </w:p>
-    <w:p>
-      <w:r>
-        <w:rPr>
-          <w:sz w:val="21"/>
-        </w:rPr>
-        <w:t>[00:39:51.820] 那什么是正见呢？佛陀说，正见有两种。有一种正见是有漏、福德分、所依果报，有一种正见是圣、无漏、出世间道支。哪一种正见是有漏、福德分、所依果报呢？是有布施、有供养、有献供，有善行恶行诸业之果的异熟，有此世、有他世，有母亲、有父亲，有众生是化生者，世间有沙门、婆罗门之正行者、正行道者，以自证知此世及他世而宣说。那哪种正见是圣、无漏、出世间道支呢？那是圣心者、无漏心者、拥有圣道者、修习圣道者的慧、慧根、慧力、择法觉支、正见道支——诸比库，这种正见是圣、无漏、出世间的道支。</w:t>
-      </w:r>
-    </w:p>
-    <w:p>
-      <w:r>
-        <w:rPr>
-          <w:b/>
-          <w:sz w:val="21"/>
-        </w:rPr>
-        <w:t>◈扩展段落三</w:t>
-      </w:r>
-      <w:r>
-        <w:rPr>
-          <w:sz w:val="21"/>
-        </w:rPr>
-        <w:t>（时间富余时读；主题：正见为先导——见解决定思维与行为的口语解释）</w:t>
-      </w:r>
-    </w:p>
-    <w:p>
-      <w:r>
-        <w:rPr>
-          <w:sz w:val="21"/>
-        </w:rPr>
-        <w:t>[00:16:04.400] 《大四十经》开头，佛陀就以正见为先导。为什么把正见排在最重要的位置呢？我们同样回来看，刚才讲十善业道、十不善业道。在八正道里面，我们看到有正语、正业、正命，有三个离心所。在邪道支里面，它有邪见，有邪精进、有邪定——但是没有邪语、邪业、邪命。即正语、正业、正命作为正道支之一，但并没有邪语、邪业、邪命作为道支。那邪语、邪业、邪命，它是怎么来的呢？</w:t>
-      </w:r>
-    </w:p>
-    <w:p>
-      <w:r>
-        <w:rPr>
-          <w:sz w:val="21"/>
-        </w:rPr>
-        <w:t>[00:17:38.240] 用佛法来讲，就是"诸法意先导，意主亦造作"——《法句经》第一品第一句偈。用世间法来讲，就是认知行为模式：你有什么样的认知，就有什么样的思维方式；你有什么样的思维方式，就有什么样的行为方式。为什么正见为先导呢？因为正见决定你的思维方式，你的见决定你的思维方式，思维方式决定你的行为方式。不管你是做好事还是做坏事，一定都是依着这个道支来的：你只要在世间要做成一件事，一定有个想法，然后为这个想法做很多思考，思考决定完以后，就付诸行动。如果想把它做成功，就要很努力地做——不是正精进就是邪精进，不是正念就是邪念，不是正定就是邪定。这个定，从广义上来说，就是非常专注地做。不管他做成哪一件事，越是想要做成功，越是跟这个八道相关。大家可以思考看是不是这样。因此，只要见解错了，后面一切都错。所以为什么大家讲修行，第一步是修我们的见解。</w:t>
+          <w:b w:val="0"/>
+        </w:rPr>
+        <w:t>最后说一句心里话：今天可能是这一季"烧脑"的一周，名相比前几周都多。如果你中途跟丢了，完全没关系——就像走在山里跟丢了路标，停下来呼吸一下，路标还会出现。读书会从不赶进度，我们赶的只是"每个人都被照顾到"。好，我们现在开始。</w:t>
       </w:r>
     </w:p>
     <w:p>
       <w:pPr>
-        <w:spacing w:before="120" w:after="80"/>
+        <w:ind w:left="170"/>
+        <w:pBdr>
+          <w:left w:val="single" w:sz="18" w:space="4" w:color="1E4620"/>
+        </w:pBdr>
+        <w:shd w:val="clear" w:fill="F2F5FA"/>
       </w:pPr>
       <w:r>
         <w:rPr>
-          <w:rFonts w:ascii="Microsoft YaHei" w:hAnsi="Microsoft YaHei" w:eastAsia="Microsoft YaHei"/>
+          <w:b w:val="0"/>
+        </w:rPr>
+        <w:t xml:space="preserve">💬 </w:t>
+      </w:r>
+      <w:r>
+        <w:rPr>
           <w:b/>
-          <w:color w:val="1E5631"/>
-          <w:sz w:val="25"/>
-        </w:rPr>
-        <w:t>原文材料④：经证群——道相应"邪见品"全品十经与行道品节选（◈扩展）</w:t>
-      </w:r>
-    </w:p>
-    <w:p>
-      <w:r>
-        <w:rPr>
-          <w:b/>
-          <w:sz w:val="21"/>
-        </w:rPr>
-        <w:t>◈扩展段落一：邪见品全品十经</w:t>
-      </w:r>
-      <w:r>
-        <w:rPr>
-          <w:sz w:val="21"/>
-        </w:rPr>
-        <w:t>（时间富余时读；每经约半分钟，可只读第1、4、5、7经）</w:t>
-      </w:r>
-    </w:p>
-    <w:p>
-      <w:r>
-        <w:rPr>
-          <w:b/>
-          <w:sz w:val="21"/>
-        </w:rPr>
-        <w:t>1. 邪见经</w:t>
-      </w:r>
-    </w:p>
-    <w:p>
-      <w:r>
-        <w:rPr>
-          <w:sz w:val="21"/>
-        </w:rPr>
-        <w:t>舍卫城因缘。</w:t>
-      </w:r>
-    </w:p>
-    <w:p>
-      <w:r>
-        <w:rPr>
-          <w:sz w:val="21"/>
-        </w:rPr>
-        <w:t>"诸比库，我将为你们解说邪道与正道。谛听！</w:t>
-      </w:r>
-    </w:p>
-    <w:p>
-      <w:r>
-        <w:rPr>
-          <w:sz w:val="21"/>
-        </w:rPr>
-        <w:t>诸比库，何谓邪道？即：邪见......乃至邪定。此称为邪道。</w:t>
-      </w:r>
-    </w:p>
-    <w:p>
-      <w:r>
-        <w:rPr>
-          <w:sz w:val="21"/>
-        </w:rPr>
-        <w:t>诸比库，何谓正道？即：正见......乃至正定。此称为正道。"此为第一。</w:t>
-      </w:r>
-    </w:p>
-    <w:p>
-      <w:r>
-        <w:rPr>
-          <w:b/>
-          <w:sz w:val="21"/>
-        </w:rPr>
-        <w:t>2. 不善法经</w:t>
-      </w:r>
-    </w:p>
-    <w:p>
-      <w:r>
-        <w:rPr>
-          <w:sz w:val="21"/>
-        </w:rPr>
-        <w:t>沙瓦提城因缘。"比库们，我将为你们解说善法与不善法。谛听。比库们，什么是不善法呢？即：邪见...乃至...邪定。比库们，这些称为不善法。比库们，什么是善法呢？即：正见...乃至...正定。比库们，这些称为善法。"第二。</w:t>
-      </w:r>
-    </w:p>
-    <w:p>
-      <w:r>
-        <w:rPr>
-          <w:b/>
-          <w:sz w:val="21"/>
-        </w:rPr>
-        <w:t>3. 初行道经</w:t>
-      </w:r>
-    </w:p>
-    <w:p>
-      <w:r>
-        <w:rPr>
-          <w:sz w:val="21"/>
-        </w:rPr>
-        <w:t>舍卫城因缘。诸比库，我将为你们解说邪行道与正行道。谛听。诸比库，何谓邪行道？即：邪见...乃至...邪定。诸比库，此称为邪行道。诸比库，何谓正行道？即：正见...乃至...正定。诸比库，此称为正行道。第三。</w:t>
-      </w:r>
-    </w:p>
-    <w:p>
-      <w:r>
-        <w:rPr>
-          <w:b/>
-          <w:sz w:val="21"/>
-        </w:rPr>
-        <w:t>4. 第二行道经</w:t>
-      </w:r>
-    </w:p>
-    <w:p>
-      <w:r>
-        <w:rPr>
-          <w:sz w:val="21"/>
-        </w:rPr>
-        <w:t>舍卫城因缘。诸比库，我不赞叹在家或出家者的邪行道。诸比库，无论在家或出家，若行邪道，因邪行道故，不能证得正法善法。</w:t>
-      </w:r>
-    </w:p>
-    <w:p>
-      <w:r>
-        <w:rPr>
-          <w:sz w:val="21"/>
-        </w:rPr>
-        <w:t>诸比库，何谓邪行道？即：邪见...乃至...邪定。诸比库，此称为邪行道。我不赞叹在家或出家的邪行道。诸比库，无论在家或出家，若行邪道，因邪行道故，不能证得正法善法。</w:t>
-      </w:r>
-    </w:p>
-    <w:p>
-      <w:r>
-        <w:rPr>
-          <w:sz w:val="21"/>
-        </w:rPr>
-        <w:t>诸比库，我赞叹在家或出家者的正行道。诸比库，无论在家或出家，若行正道，因正行道故，能证得正法善法。诸比库，何谓正行道？即：正见...乃至...正定。诸比库，此称为正行道。我赞叹在家或出家者的正行道。诸比库，无论在家或出家，若行正道，因正行道故，能证得正法善法。第四。</w:t>
-      </w:r>
-    </w:p>
-    <w:p>
-      <w:r>
-        <w:rPr>
-          <w:b/>
-          <w:sz w:val="21"/>
-        </w:rPr>
-        <w:t>5. 第一非善士经</w:t>
-      </w:r>
-    </w:p>
-    <w:p>
-      <w:r>
-        <w:rPr>
-          <w:sz w:val="21"/>
-        </w:rPr>
-        <w:t>舍卫城因缘。诸比库，我将为你们解说非善士与善士。谛听。诸比库，何谓非善士？诸比库，若人有邪见、邪思惟、邪语、邪业、邪命、邪精进、邪念、邪定——诸比库，此称为非善士。</w:t>
-      </w:r>
-    </w:p>
-    <w:p>
-      <w:r>
-        <w:rPr>
-          <w:sz w:val="21"/>
-        </w:rPr>
-        <w:t>诸比库，何谓善士？诸比库，若人有正见、正思惟、正语、正业、正命、正精进、正念、正定——诸比库，此称为善士。第五。</w:t>
-      </w:r>
-    </w:p>
-    <w:p>
-      <w:r>
-        <w:rPr>
-          <w:b/>
-          <w:sz w:val="21"/>
-        </w:rPr>
-        <w:t>6. 第二非善士经</w:t>
-      </w:r>
-    </w:p>
-    <w:p>
-      <w:r>
-        <w:rPr>
-          <w:sz w:val="21"/>
-        </w:rPr>
-        <w:t>沙瓦提城因缘。"比库们，我将为你们解说非善人、比非善人更非善人者；善人、比善人更善人者。谛听。比库们，何谓非善人？于此，比库们，有人具邪见......乃至邪定——比库们，此称为非善人。"</w:t>
-      </w:r>
-    </w:p>
-    <w:p>
-      <w:r>
-        <w:rPr>
-          <w:sz w:val="21"/>
-        </w:rPr>
-        <w:t>"比库们，何谓比非善人更非善人者？于此，比库们，有人具邪见......乃至邪定、邪智、邪解脱——比库们，此称为比非善人更非善人者。"</w:t>
-      </w:r>
-    </w:p>
-    <w:p>
-      <w:r>
-        <w:rPr>
-          <w:sz w:val="21"/>
-        </w:rPr>
-        <w:t>"比库们，何谓善人？于此，比库们，有人具正见......乃至正定——比库们，此称为善人。"</w:t>
-      </w:r>
-    </w:p>
-    <w:p>
-      <w:r>
-        <w:rPr>
-          <w:sz w:val="21"/>
-        </w:rPr>
-        <w:t>"比库们，何谓比善人更善人者？于此，比库们，有人具正见......乃至正定、正智、正解脱——比库们，此称为比善人更善人者。"第六。</w:t>
-      </w:r>
-    </w:p>
-    <w:p>
-      <w:r>
-        <w:rPr>
-          <w:b/>
-          <w:sz w:val="21"/>
-        </w:rPr>
-        <w:t>7. 陶罐经</w:t>
-      </w:r>
-    </w:p>
-    <w:p>
-      <w:r>
-        <w:rPr>
-          <w:sz w:val="21"/>
-        </w:rPr>
-        <w:t>沙瓦提城因缘。"比库们，譬如无支垫的陶罐容易滚动，有支垫的陶罐不易滚动；正是如此，比库们，心若无支垫则易动摇，有支垫则不易动摇。比库们，什么是心的支垫？正是此圣八支道，即：正见......乃至正定。此是心的支垫。比库们，譬如无支垫的陶罐容易滚动，有支垫的陶罐不易滚动；正是如此，比库们，心若无支垫则易动摇，有支垫则不易动摇。"第七。</w:t>
-      </w:r>
-    </w:p>
-    <w:p>
-      <w:r>
-        <w:rPr>
-          <w:b/>
-          <w:sz w:val="21"/>
-        </w:rPr>
-        <w:t>8. 定经</w:t>
-      </w:r>
-    </w:p>
-    <w:p>
-      <w:r>
-        <w:rPr>
-          <w:sz w:val="21"/>
-        </w:rPr>
-        <w:t>沙瓦提城因缘。"比库们，我将为你们解说有因缘、有资具的圣正定。谛听。比库们，何谓有因缘、有资具的圣正定？即：正见......乃至正念。比库们，由这七支所成就的心一境性及其资具——比库们，此称为有因缘、有资具的圣正定。"第八。</w:t>
-      </w:r>
-    </w:p>
-    <w:p>
-      <w:r>
-        <w:rPr>
-          <w:b/>
-          <w:sz w:val="21"/>
-        </w:rPr>
-        <w:t>9. 受经</w:t>
-      </w:r>
-    </w:p>
-    <w:p>
-      <w:r>
-        <w:rPr>
-          <w:sz w:val="21"/>
-        </w:rPr>
-        <w:t>沙瓦提城因缘。"比库们，有三种感受。哪三种呢？乐受、苦受、不苦不乐受。比库们，这就是三种感受。为了彻底了知这三种感受，应当修习圣八支道。什么是圣八支道呢？即正见...乃至...正定。比库们，为了彻底了知这三种感受，应当修习这圣八支道。"第九经。</w:t>
-      </w:r>
-    </w:p>
-    <w:p>
-      <w:r>
-        <w:rPr>
-          <w:b/>
-          <w:sz w:val="21"/>
-        </w:rPr>
-        <w:t>10. 乌提亚经</w:t>
-      </w:r>
-    </w:p>
-    <w:p>
-      <w:r>
-        <w:rPr>
-          <w:sz w:val="21"/>
-        </w:rPr>
-        <w:t>沙瓦提城因缘。那时，尊者乌提亚来到世尊处…坐于一旁后，尊者乌提亚对世尊说："尊者，当我独处静坐时，心中生起这样的思惟：『世尊所说的五种欲乐是什么？』""善哉，善哉，乌提亚！乌提亚，我所说的五种欲乐是：眼识所知的色，可爱、可意、悦人、与欲相关、令人贪染；耳识所知的声…鼻识所知的香…舌识所知的味…身识所知的触，可爱、可意、悦人、与欲相关、令人贪染。乌提亚，这就是我所说的五种欲乐。为了断除这五种欲乐，应当修习圣八支道。什么是圣八支道呢？即正见…乃至…正定。乌提亚，为了断除这五种欲乐，应当修习这圣八支道。"第十经。</w:t>
-      </w:r>
-    </w:p>
-    <w:p>
-      <w:r>
-        <w:rPr>
-          <w:sz w:val="21"/>
-        </w:rPr>
-        <w:t>邪见品第三。</w:t>
-      </w:r>
-    </w:p>
-    <w:p>
-      <w:r>
-        <w:rPr>
-          <w:sz w:val="21"/>
-        </w:rPr>
-        <w:t>其摄颂曰：</w:t>
-      </w:r>
-    </w:p>
-    <w:p>
-      <w:r>
-        <w:rPr>
-          <w:sz w:val="21"/>
-        </w:rPr>
-        <w:t>邪见与不善法，二种行道亦复然；非善士与二瓮，定及受乌提亚问。</w:t>
-      </w:r>
-    </w:p>
-    <w:p>
-      <w:r>
-        <w:rPr>
-          <w:sz w:val="21"/>
-        </w:rPr>
-        <w:t>（＞【编者注】各经编号"22.""23."等为原翻译稿固有的全经连续编号，非品内序号；摄颂"二瓮"用字依原文照录未改。）</w:t>
-      </w:r>
-    </w:p>
-    <w:p>
-      <w:r>
-        <w:rPr>
-          <w:b/>
-          <w:sz w:val="21"/>
-        </w:rPr>
-        <w:t>◈扩展段落二：行道品节选</w:t>
-      </w:r>
-      <w:r>
-        <w:rPr>
-          <w:sz w:val="21"/>
-        </w:rPr>
-        <w:t>（时间富余时读；短经连读）</w:t>
-      </w:r>
-    </w:p>
-    <w:p>
-      <w:r>
-        <w:rPr>
-          <w:b/>
-          <w:sz w:val="21"/>
-        </w:rPr>
-        <w:t>◈扩展段落三：恒河广说与不放逸品的"流向"喻</w:t>
-      </w:r>
-      <w:r>
-        <w:rPr>
-          <w:sz w:val="21"/>
-        </w:rPr>
-        <w:t>（时间富余时读）</w:t>
-      </w:r>
-    </w:p>
-    <w:p>
-      <w:r>
-        <w:rPr>
-          <w:b/>
-          <w:sz w:val="21"/>
-        </w:rPr>
-        <w:t>恒河广说品·东流第一经</w:t>
-      </w:r>
-    </w:p>
-    <w:p>
-      <w:r>
-        <w:rPr>
-          <w:sz w:val="21"/>
-        </w:rPr>
-        <w:t>诸比库，譬如恒河向东流、向东倾、向东趋；同样地，诸比库，比库修习圣八支道、多修习圣八支道，便向涅槃流、向涅槃倾、向涅槃趋。诸比库，比库如何修习圣八支道、多修习圣八支道，而向涅槃流、向涅槃倾、向涅槃趋呢？诸比库，于此，比库修习正见，依远离、依离欲、依灭尽，回向于舍......修习正定，依远离、依离欲、依灭尽，回向于舍。</w:t>
-      </w:r>
-    </w:p>
-    <w:p>
-      <w:r>
-        <w:rPr>
-          <w:b/>
-          <w:sz w:val="21"/>
-        </w:rPr>
-        <w:t>不放逸广说品·如来经</w:t>
-      </w:r>
-    </w:p>
-    <w:p>
-      <w:r>
-        <w:rPr>
-          <w:sz w:val="21"/>
-        </w:rPr>
-        <w:t>诸比库，不放逸之比库可期望：彼将修习圣八支道，多修圣八支道。诸比库，比库如何不放逸而修习圣八支道、多修圣八支道？诸比库，于此，比库修习正见，依远离、依离贪、依灭尽，导向舍离......乃至修习正定，依远离、依离贪、依灭尽，导向舍离。</w:t>
-      </w:r>
-    </w:p>
-    <w:p>
-      <w:r>
-        <w:rPr>
-          <w:sz w:val="21"/>
-        </w:rPr>
-        <w:t>（＞【编者注】恒河喻与"邪见品"对照着读最为鲜明：同样是"道"，一条向涅槃流，一条向恶趣趋——十二道分给出的正是这幅完整的"水系图"。）</w:t>
-      </w:r>
-    </w:p>
-    <w:p>
-      <w:r>
-        <w:rPr>
-          <w:b/>
-          <w:sz w:val="21"/>
-        </w:rPr>
-        <w:t>行道品·3经（修习八圣道即导向苦尽之道）</w:t>
-      </w:r>
-    </w:p>
-    <w:p>
-      <w:r>
-        <w:rPr>
-          <w:sz w:val="21"/>
-        </w:rPr>
-        <w:t>诸比库，若有任何人修习圣八支道，即是修习导向苦尽的正道。诸比库，何谓圣八支道？即正见......乃至正定。</w:t>
-      </w:r>
-    </w:p>
-    <w:p>
-      <w:r>
-        <w:rPr>
-          <w:b/>
-          <w:sz w:val="21"/>
-        </w:rPr>
-        <w:t>行道品·4经（八法令此岸渡彼岸）</w:t>
-      </w:r>
-    </w:p>
-    <w:p>
-      <w:r>
-        <w:rPr>
-          <w:sz w:val="21"/>
-        </w:rPr>
-        <w:t>诸比库，有八法若能修习、多修习，可令此岸渡至彼岸。何等为八？即：正见......乃至......正定。</w:t>
-      </w:r>
-    </w:p>
-    <w:p>
-      <w:r>
-        <w:rPr>
-          <w:b/>
-          <w:sz w:val="21"/>
-        </w:rPr>
-        <w:t>行道品·5-6经（梵行即八圣道，果与义）</w:t>
-      </w:r>
-    </w:p>
-    <w:p>
-      <w:r>
-        <w:rPr>
-          <w:sz w:val="21"/>
-        </w:rPr>
-        <w:t>诸比库，何谓梵行？即此圣八支道，所谓正见...乃至正定。诸比库，此称为梵行。诸比库，何谓梵行之果？须陀洹果、斯陀含果、阿那含果、阿罗汉果——诸比库，此称为梵行之果。</w:t>
-      </w:r>
-    </w:p>
-    <w:p>
-      <w:r>
-        <w:rPr>
-          <w:sz w:val="21"/>
-        </w:rPr>
-        <w:t>诸比库，何谓梵行之义？诸比库，贪欲灭尽、瞋恚灭尽、愚痴灭尽——诸比库，此称为梵行之义。</w:t>
+        </w:rPr>
+        <w:t>破冰｜3–5分钟</w:t>
+      </w:r>
+      <w:r>
+        <w:rPr>
+          <w:b w:val="0"/>
+        </w:rPr>
+        <w:t>：八正道之外，你觉得还有哪些「看似对、其实偏」的路子？</w:t>
       </w:r>
     </w:p>
     <w:p>
       <w:pPr>
-        <w:spacing w:before="160" w:after="80"/>
+        <w:ind w:left="170"/>
+        <w:pBdr>
+          <w:left w:val="single" w:sz="18" w:space="4" w:color="1E4620"/>
+        </w:pBdr>
+        <w:shd w:val="clear" w:fill="F2F5FA"/>
       </w:pPr>
       <w:r>
         <w:rPr>
-          <w:rFonts w:ascii="Microsoft YaHei" w:hAnsi="Microsoft YaHei" w:eastAsia="Microsoft YaHei"/>
+          <w:b w:val="0"/>
+        </w:rPr>
+        <w:t xml:space="preserve">🛡️ </w:t>
+      </w:r>
+      <w:r>
+        <w:rPr>
           <w:b/>
-          <w:color w:val="1E5631"/>
-          <w:sz w:val="28"/>
-        </w:rPr>
-        <w:t>💬 第一轮分享（20 min）</w:t>
+        </w:rPr>
+        <w:t>心理安全三约定</w:t>
+      </w:r>
+      <w:r>
+        <w:rPr>
+          <w:b w:val="0"/>
+        </w:rPr>
+        <w:t xml:space="preserve">（每次开场在心里过一遍）：① </w:t>
+      </w:r>
+      <w:r>
+        <w:rPr>
+          <w:b/>
+        </w:rPr>
+        <w:t>保密</w:t>
+      </w:r>
+      <w:r>
+        <w:rPr>
+          <w:b w:val="0"/>
+        </w:rPr>
+        <w:t xml:space="preserve">——这里说的话不出这间屋子；② </w:t>
+      </w:r>
+      <w:r>
+        <w:rPr>
+          <w:b/>
+        </w:rPr>
+        <w:t>不评判</w:t>
+      </w:r>
+      <w:r>
+        <w:rPr>
+          <w:b w:val="0"/>
+        </w:rPr>
+        <w:t xml:space="preserve">——不评价任何人的分享，也不急着评价自己；③ </w:t>
+      </w:r>
+      <w:r>
+        <w:rPr>
+          <w:b/>
+        </w:rPr>
+        <w:t>可随时暂停</w:t>
+      </w:r>
+      <w:r>
+        <w:rPr>
+          <w:b w:val="0"/>
+        </w:rPr>
+        <w:t>——任何时候觉得不舒服，都可以停下来休息、喝水或离开，不需要解释。</w:t>
       </w:r>
     </w:p>
     <w:p>
       <w:r>
         <w:rPr>
           <w:b/>
-          <w:sz w:val="21"/>
-        </w:rPr>
-        <w:t>分享规则（开场时说明）</w:t>
-      </w:r>
-      <w:r>
-        <w:rPr>
-          <w:sz w:val="21"/>
-        </w:rPr>
-        <w:t>：</w:t>
+          <w:color w:val="1E4620"/>
+          <w:sz w:val="26"/>
+        </w:rPr>
+        <w:t>📖 共读原文（25 min）</w:t>
       </w:r>
     </w:p>
     <w:p>
       <w:r>
         <w:rPr>
-          <w:sz w:val="21"/>
-        </w:rPr>
-        <w:t>① 只说自己的真实反应，不要求"理解正确"；</w:t>
+          <w:b/>
+          <w:color w:val="1E4620"/>
+          <w:sz w:val="23"/>
+        </w:rPr>
+        <w:t>原文材料①：十二道分总义——八正道＋四个邪道支，九种心所，道是导向目的地的路</w:t>
       </w:r>
     </w:p>
     <w:p>
       <w:r>
         <w:rPr>
-          <w:sz w:val="21"/>
-        </w:rPr>
-        <w:t>② 引用原文时不必精确，说"刚才那句关于……的话"即可；</w:t>
-      </w:r>
-    </w:p>
-    <w:p>
-      <w:r>
-        <w:rPr>
-          <w:sz w:val="21"/>
-        </w:rPr>
-        <w:t>③ 每人第一轮不超过2分钟；有遗漏的感想，讨论环节还有机会说。</w:t>
+          <w:b/>
+        </w:rPr>
+        <w:t>★核心段落</w:t>
+      </w:r>
+      <w:r>
+        <w:rPr>
+          <w:b w:val="0"/>
+        </w:rPr>
+        <w:t>（必读）</w:t>
       </w:r>
     </w:p>
     <w:p>
       <w:pPr>
-        <w:spacing w:before="40" w:after="80"/>
-        <w:ind w:left="283"/>
-        <w:shd w:val="clear" w:color="auto" w:fill="EDF6EF"/>
+        <w:ind w:left="170"/>
         <w:pBdr>
-          <w:left w:val="single" w:sz="20" w:space="6" w:color="1E5631"/>
+          <w:left w:val="single" w:sz="18" w:space="4" w:color="1E4620"/>
         </w:pBdr>
+        <w:shd w:val="clear" w:fill="F2F5FA"/>
       </w:pPr>
       <w:r>
         <w:rPr>
-          <w:sz w:val="20"/>
-        </w:rPr>
-        <w:t>参考方向（提示即可，不逐条问）： ① "道支越强大，达成目标就越快"——做好事坏事都快，这句话有没有刷新你对"努力"的看法？ ② "不是正精进就是邪精进"——原来"努力"本身是中性的，方向才决定它是什么。你生活中有没有类似的体会？ ③ "见解错了，后面一切都错"——这句话你听到是什么感觉？有压力，还是有释然？ ④ "心的支垫"——陶罐的譬喻你喜欢吗？你的"支垫"通常是什么？ ⑤ 没有想法也可以说"我今天只是来听听"，同样欢迎。</w:t>
+          <w:b/>
+        </w:rPr>
+        <w:t>【本周朗读段 · 开始】</w:t>
+      </w:r>
+      <w:r>
+        <w:rPr>
+          <w:b w:val="0"/>
+        </w:rPr>
+        <w:t>（本段约 3503 字，供中等稍慢朗读，约 20 分钟；其余为默读／选读／延伸内容）</w:t>
+      </w:r>
+    </w:p>
+    <w:p>
+      <w:r>
+        <w:rPr>
+          <w:b/>
+        </w:rPr>
+        <w:t>一、十二道分</w:t>
+      </w:r>
+    </w:p>
+    <w:p>
+      <w:r>
+        <w:rPr>
+          <w:b w:val="0"/>
+        </w:rPr>
+        <w:t>大家熟悉的都是八正道，很少有人听说过十二个道。这是阿毗达摩与经藏（经教法）对于道支分类的不同。十二个道分是八正道加上邪见、邪思维、邪精进和邪定，这个也是道。道，巴利语magga，字面上的意思是说通向某一处的道路、路径、以及方法。因此，这个道就有正道和邪道之分，也有善道和恶道之分。可以简单地把道分成正道和邪道两个部分。</w:t>
+      </w:r>
+    </w:p>
+    <w:p>
+      <w:r>
+        <w:rPr>
+          <w:b/>
+        </w:rPr>
+        <w:t>一、（一）道</w:t>
+      </w:r>
+    </w:p>
+    <w:p>
+      <w:r>
+        <w:rPr>
+          <w:b w:val="0"/>
+        </w:rPr>
+        <w:t>因此，在论教法里面，道不仅仅是指导向圣道圣果的道，所有能够导向某一个目的地的道路或者方法都可以称为道。对一个生命而言，它可以被导向恶趣，也可以被导向善趣，也可以被导向涅槃，都是通过相关的道。</w:t>
+      </w:r>
+    </w:p>
+    <w:p>
+      <w:r>
+        <w:rPr>
+          <w:b w:val="0"/>
+        </w:rPr>
+        <w:t>在经教法里面，道magga，是特指世间和出世间的八圣道。因此在经教法里面的道心是特指四种出世间道心之一——初果道心、二果道心、三果道心和四果道心。</w:t>
+      </w:r>
+    </w:p>
+    <w:p>
+      <w:r>
+        <w:rPr>
+          <w:b w:val="0"/>
+        </w:rPr>
+        <w:t>然而，在论教法里面，也就是说在阿毗达摩里面，道可以指八圣道、也可以指导向善趣的善业道或者导向恶趣的不善业道。因此，阿毗达摩里的道心可以指通往涅槃的出世间圣道的一种或多种道支相应的心，或者与任何导向善趣投生的善道的八种善道支相应的心，或者与任何导向恶趣投生的四种不善道支相应的心。</w:t>
+      </w:r>
+    </w:p>
+    <w:p>
+      <w:r>
+        <w:rPr>
+          <w:b/>
+        </w:rPr>
+        <w:t>一、（二）邪见、邪思惟、邪精进和邪定</w:t>
+      </w:r>
+    </w:p>
+    <w:p>
+      <w:r>
+        <w:rPr>
+          <w:b w:val="0"/>
+        </w:rPr>
+        <w:t>邪见、邪思惟、邪精进和邪定四个道支，其中邪思惟、邪精进和邪定不是单独的心所，只有邪见是独立的心所，因此，十二个道分从心所来讲，是九种心所，邪见是包含在道支里面的。</w:t>
+      </w:r>
+    </w:p>
+    <w:p>
+      <w:r>
+        <w:rPr>
+          <w:b w:val="0"/>
+        </w:rPr>
+        <w:t>简而言之，道缘是指当人们依着某一种见解来生活的时候，作为道支的心所就能够以道缘的缘力，把相应诸法和俱生色法导向相应的目标或者目的地。因此，道分为善的正道和不善的邪道。其中，正道又分为世间的和出世间的两种——世间的正道和出世间的正道。</w:t>
+      </w:r>
+    </w:p>
+    <w:p>
+      <w:r>
+        <w:rPr>
+          <w:b w:val="0"/>
+        </w:rPr>
+        <w:t>关于十二个道分的缘法、缘所生法，属于二十四缘的范畴，不在此讨论。</w:t>
+      </w:r>
+    </w:p>
+    <w:p>
+      <w:r>
+        <w:rPr>
+          <w:b w:val="0"/>
+        </w:rPr>
+        <w:t>十二个道分，涉及的是九种心所，正见、正思维、正语、正业、正命、正精进、正念、正定，加上邪见，共九种心所。</w:t>
+      </w:r>
+    </w:p>
+    <w:p>
+      <w:r>
+        <w:rPr>
+          <w:b w:val="0"/>
+        </w:rPr>
+        <w:t>其中，八正道是导向善的。邪见、邪思维、邪精进、邪定是导向不善的。</w:t>
+      </w:r>
+    </w:p>
+    <w:p>
+      <w:r>
+        <w:rPr>
+          <w:b w:val="0"/>
+        </w:rPr>
+        <w:t>邪思维属于寻心所。正思维也好，邪思维也好，都属于寻心所；正精进、邪精进都属于精进心所；正定和邪定都属于一境性心所；正见是属于慧心所；邪见是属于邪见心所。正见跟邪见是分属两个心所的，其他的正思维、邪思维，正精进、邪精进，正定、邪定，分别属于同一个心所。</w:t>
+      </w:r>
+    </w:p>
+    <w:p>
+      <w:r>
+        <w:rPr>
+          <w:b w:val="0"/>
+        </w:rPr>
+        <w:t>正精进跟邪精进：正精进也称为四正勤。邪精进是跟贪相应，或者跟瞋相应的，一般不跟痴相应，因为痴很难生起精进的心。</w:t>
+      </w:r>
+    </w:p>
+    <w:p>
+      <w:r>
+        <w:rPr>
+          <w:b/>
+        </w:rPr>
+        <w:t>一、（三）道支</w:t>
+      </w:r>
+    </w:p>
+    <w:p>
+      <w:r>
+        <w:rPr>
+          <w:b w:val="0"/>
+        </w:rPr>
+        <w:t>也就是说，当心（也称为名聚）本身含有十二个道分的某一个心所时，那么这些心所（名法）就可以以道缘的缘力来援助缘所生法导向某一个目的地、或者导向某一个道。另外，在《阿毗达摩概要精解》里面有提到，大善果报心和唯作心里面也有道支，但没有导向善道或不善道。</w:t>
+      </w:r>
+    </w:p>
+    <w:p>
+      <w:r>
+        <w:rPr>
+          <w:b w:val="0"/>
+        </w:rPr>
+        <w:t>对于道缘，或者说对于十二种道分，我们在日常生活应该怎么去看待它呢？如果仔细地思考十二个道分，它是很有意思的，十二道分阐释了在世间，不管是行善还是作恶，要达成目标，都要有道支的支助。不管你做什么事，做好事还是做坏事，必须有道支的支助。道支越强大，达成目标就越快，达成目标的效果就越明显。</w:t>
+      </w:r>
+    </w:p>
+    <w:p>
+      <w:r>
+        <w:rPr>
+          <w:b w:val="0"/>
+        </w:rPr>
+        <w:t>这是指可以总括为九个心所的十二种道支，如果朝向善的八种正道强有力的话，导向善的力量就强、速度快、效果显著，所达成的效果最低可以导向善业成熟而带来善趣结生，最高可以导致道智生起——初果道智、二果道智、三果道智、四果道智，乃至于佛陀的一切知智。</w:t>
+      </w:r>
+    </w:p>
+    <w:p>
+      <w:r>
+        <w:rPr>
+          <w:b w:val="0"/>
+        </w:rPr>
+        <w:t>同样的，如果朝向不善的四种邪道强而有力的话，则所造下的导向不善的恶业也会很强，不善业感果的速度也会很快，不善业产生的痛苦会很剧烈。当导向恶趣结生的不善业成熟的时候，有情将在所投生的不善趣遭受强大的痛苦，而且持续的时间很长。</w:t>
+      </w:r>
+    </w:p>
+    <w:p>
+      <w:r>
+        <w:rPr>
+          <w:b/>
+        </w:rPr>
+        <w:t>二、八正道的践行（部分相关：正见先导与道智斩断邪见）</w:t>
+      </w:r>
+    </w:p>
+    <w:p>
+      <w:r>
+        <w:rPr>
+          <w:b w:val="0"/>
+        </w:rPr>
+        <w:t>前提是正见。在中部《大四十经》的开头，佛陀就讲述以正见为先导，把正见放在最重要的位置。</w:t>
+      </w:r>
+    </w:p>
+    <w:p>
+      <w:r>
+        <w:rPr>
+          <w:b w:val="0"/>
+        </w:rPr>
+        <w:t>在八正道里面，有正语、正业、正命，有三个离心所。在邪道支里面，有邪见、邪思惟、邪精进、邪定，但是没有邪语、邪业、邪命。正语、正业、正命作为正道之一，但并没有邪语、邪业、邪命作为道支。</w:t>
+      </w:r>
+    </w:p>
+    <w:p>
+      <w:r>
+        <w:rPr>
+          <w:b w:val="0"/>
+        </w:rPr>
+        <w:t>邪语、邪业、邪命，是怎么来的呢？"诸法意先导，意主亦造作；"——《法句经》第一品第一句偈。用世间法来讲，就是认知行为模式。你有什么样的认知，就有什么样的思维方式；有什么样的思维方式，就有什么样的行为方式。为什么正见为先导呢？见决定你的思维方式，你的思维方式决定你的行为方式。</w:t>
+      </w:r>
+    </w:p>
+    <w:p>
+      <w:r>
+        <w:rPr>
+          <w:b w:val="0"/>
+        </w:rPr>
+        <w:t>不管你做好事还是做坏事，都是依着八道支的次第来的。只要在世间想做成一件事，一定先要有个想法，为这个想法做很多的思考，思考决定了以后付诸行动。如果想做成功，就要很努力地做，不是正精进就是邪精进，不是正念就是邪念，不是正定就是邪定。</w:t>
+      </w:r>
+    </w:p>
+    <w:p>
+      <w:r>
+        <w:rPr>
+          <w:b w:val="0"/>
+        </w:rPr>
+        <w:t>这里的定是指从广义来说，就是非常专注地做。不管要做成哪件事，越是想要成功的，越是跟这个八道相关。大家可以思考看看，是不是这样？</w:t>
+      </w:r>
+    </w:p>
+    <w:p>
+      <w:r>
+        <w:rPr>
+          <w:b w:val="0"/>
+        </w:rPr>
+        <w:t>因此只要见解错了，后面一切都错。大家讲修行、修行，第一步是修正我们的见解，如果见解不能修正过来，修行就是两张皮，我经常说佛教徒的伪装，披上佛教徒的外衣。</w:t>
+      </w:r>
+    </w:p>
+    <w:p>
+      <w:r>
+        <w:rPr>
+          <w:b/>
+        </w:rPr>
+        <w:t>二、（三）邪思维、戒禁取、邪见</w:t>
+      </w:r>
+    </w:p>
+    <w:p>
+      <w:r>
+        <w:rPr>
+          <w:b w:val="0"/>
+        </w:rPr>
+        <w:t>邪见是四种邪道之首，因为有邪见就会产生邪思维、邪精进、和邪定。那什么时候才能够断除邪见呢？</w:t>
+      </w:r>
+    </w:p>
+    <w:p>
+      <w:r>
+        <w:rPr>
+          <w:b w:val="0"/>
+        </w:rPr>
+        <w:t>初果道智生起来的时候，就断除有身见、戒禁取和怀疑，也就是断除了邪见。</w:t>
+      </w:r>
+    </w:p>
+    <w:p>
+      <w:r>
+        <w:rPr>
+          <w:b w:val="0"/>
+        </w:rPr>
+        <w:t>有身见就认为有一个"我"存在，我、自我、灵魂我、超我、大我、无我的小我、无我的大我，很多花招。有同学说："我觉得我的大我完全无我了"，"我的大我完全无我了"也是我，还是邪见，这样修下去不可能导向涅槃的。</w:t>
+      </w:r>
+    </w:p>
+    <w:p>
+      <w:r>
+        <w:rPr>
+          <w:b w:val="0"/>
+        </w:rPr>
+        <w:t>戒禁取，大家知道就是跟修行相关的邪见，执取某种行为仪式以为可以带来解脱、导向清净，也是属于邪见。证得初果最直接的表现就是斩断了会导致投生到恶趣的邪见。</w:t>
+      </w:r>
+    </w:p>
+    <w:p>
+      <w:r>
+        <w:rPr>
+          <w:b w:val="0"/>
+        </w:rPr>
+        <w:t>邪见的主要表现是看待事物不从无常、苦、无我的角度看，最严重的邪见是虚无见、无因见、无作见。</w:t>
+      </w:r>
+    </w:p>
+    <w:p>
+      <w:r>
+        <w:rPr>
+          <w:b/>
+        </w:rPr>
+        <w:t>二、（四）道智生起斩断颠倒</w:t>
+      </w:r>
+    </w:p>
+    <w:p>
+      <w:r>
+        <w:rPr>
+          <w:b w:val="0"/>
+        </w:rPr>
+        <w:t>从三颠倒的角度来讲，初果道智斩断了哪些颠倒呢？初果道智斩断了常、乐、我、净的见颠倒，以及常和我的想颠倒、心颠倒；对于净和乐，是后面的三果道智、四果道智才斩断的。</w:t>
+      </w:r>
+    </w:p>
+    <w:p>
+      <w:r>
+        <w:rPr>
+          <w:b w:val="0"/>
+        </w:rPr>
+        <w:t>有人问："为什么初果道智生起以后，初果圣者一定不会再堕入四恶趣呢？他们临终的时候，难道就不会有不善业成熟吗？"，初果圣者还可能会造某些不善业，但他临终的时候为什么不会造不善业？如果在临终的时候生起不善心、有不善的业成熟，他有不善的念头，按照业果的法则，他一定堕恶趣，对不对？</w:t>
+      </w:r>
+    </w:p>
+    <w:p>
+      <w:r>
+        <w:rPr>
+          <w:b w:val="0"/>
+        </w:rPr>
+        <w:t>初果圣者临终前可能会有不善业成熟，但是他面对不善的时候一定不会有不善的念，不会有带邪见的念，因为他已经彻底断除了跟这些相关的念。另外，跟邪见相关而造作的业，在他临终时也不会成熟。</w:t>
+      </w:r>
+    </w:p>
+    <w:p>
+      <w:r>
+        <w:rPr>
+          <w:b w:val="0"/>
+        </w:rPr>
+        <w:t>初果圣者最多在人天来回投生七次，就一定会证得阿拉汉果。</w:t>
+      </w:r>
+    </w:p>
+    <w:p>
+      <w:r>
+        <w:rPr>
+          <w:b w:val="0"/>
+        </w:rPr>
+        <w:t>也就是说，初果道智生起以后，斩除邪见，就不会再回退了。也就是说初果道智的力量足以支持未来每一次再生的令生业都是善业，这是定法。彻底断除轮回的曙光已经现出，无余涅槃必定会到来，</w:t>
+      </w:r>
+    </w:p>
+    <w:p>
+      <w:r>
+        <w:rPr>
+          <w:b/>
+        </w:rPr>
+        <w:t>◈扩展段落</w:t>
+      </w:r>
+      <w:r>
+        <w:rPr>
+          <w:b w:val="0"/>
+        </w:rPr>
+        <w:t>（时间富余时读）</w:t>
+      </w:r>
+    </w:p>
+    <w:p>
+      <w:r>
+        <w:rPr>
+          <w:b/>
+        </w:rPr>
+        <w:t>二、（五）欲思维，嗔思维，害思维（部分相关：邪思维属四邪道支、正见先导对治）</w:t>
+      </w:r>
+    </w:p>
+    <w:p>
+      <w:r>
+        <w:rPr>
+          <w:b w:val="0"/>
+        </w:rPr>
+        <w:t>什么是邪思惟呢？欲思惟、嗔思惟、害思惟。那什么是正思惟呢？正思惟有两种：一种是有漏、福德分、所依果报；一种是圣、无漏、出世间、道支。</w:t>
+      </w:r>
+    </w:p>
+    <w:p>
+      <w:r>
+        <w:rPr>
+          <w:b w:val="0"/>
+        </w:rPr>
+        <w:t>哪一种是世间的呢？出离思惟，无嗔思惟，无害思惟。"诸比库，这种正思惟是有漏、福德分、所依果报。</w:t>
+      </w:r>
+    </w:p>
+    <w:p>
+      <w:r>
+        <w:rPr>
+          <w:b w:val="0"/>
+        </w:rPr>
+        <w:t>哪种正思惟是圣、无漏、出世间、道支呢？"诸比库，那圣心者、无漏心者、拥有正道者，修习圣道者的思索、思考、思惟，安止、极安止、心固定与行，这种正思惟是圣、无漏、出世间的道支。</w:t>
+      </w:r>
+    </w:p>
+    <w:p>
+      <w:r>
+        <w:rPr>
+          <w:b w:val="0"/>
+        </w:rPr>
+        <w:t>他为舍断邪思惟，具足正思惟而精进，这是他的正精进，他专念舍断邪思惟、专念具足正思惟而住，这是他的正念。如是此三法围绕，跟随着正见、正精进和正思惟。</w:t>
+      </w:r>
+    </w:p>
+    <w:p>
+      <w:r>
+        <w:rPr>
+          <w:b w:val="0"/>
+        </w:rPr>
+        <w:t>佛陀讲到正思维的时候专门说了这一段，很多人没有认真地想，就是这个邪思维是非常不容易弄的。佛陀说："他为舍断邪思惟具足正思惟而精进，这是他的正精进。"正精进是什么？正精进是四正勤嘛。已生善法令增长，未生善法令生起，已生不善令断除，未生不善令不生。</w:t>
+      </w:r>
+    </w:p>
+    <w:p>
+      <w:r>
+        <w:rPr>
+          <w:b w:val="0"/>
+        </w:rPr>
+        <w:t>当那一勺想舀的时候，有没有具足正念？接下来有没有想到用正精进来克服它？佛陀说，"他专念舍断邪思惟，专念具足正思惟而住，这是他的正念，如此三法围绕。"，由正见、正念、正精进三法围绕，才能够收拾邪思维。</w:t>
+      </w:r>
+    </w:p>
+    <w:p>
+      <w:r>
+        <w:rPr>
+          <w:b w:val="0"/>
+        </w:rPr>
+        <w:t>如果没有正见为先导，即使有正念了，也在那里想半天，我知道我现在贪心生起来了，但我还是舀了一勺，就是正精进力不够，决意力不够，所以佛陀专门强调要三法围绕。</w:t>
+      </w:r>
+    </w:p>
+    <w:p>
+      <w:r>
+        <w:rPr>
+          <w:b/>
+        </w:rPr>
+        <w:t>四、正见与邪见的对比（部分相关：正见先导、道智斩断邪见与邪道支定义）</w:t>
+      </w:r>
+    </w:p>
+    <w:p>
+      <w:r>
+        <w:rPr>
+          <w:b/>
+        </w:rPr>
+        <w:t>（一）邪见</w:t>
+      </w:r>
+    </w:p>
+    <w:p>
+      <w:r>
+        <w:rPr>
+          <w:b w:val="0"/>
+        </w:rPr>
+        <w:t>佛陀在《大四十经》里面讲到："诸比库，其中正见为先导。</w:t>
       </w:r>
     </w:p>
     <w:p>
       <w:pPr>
-        <w:spacing w:before="160" w:after="80"/>
+        <w:ind w:left="170"/>
+        <w:pBdr>
+          <w:left w:val="single" w:sz="18" w:space="4" w:color="1E4620"/>
+        </w:pBdr>
+        <w:shd w:val="clear" w:fill="F2F5FA"/>
       </w:pPr>
       <w:r>
         <w:rPr>
-          <w:rFonts w:ascii="Microsoft YaHei" w:hAnsi="Microsoft YaHei" w:eastAsia="Microsoft YaHei"/>
           <w:b/>
-          <w:color w:val="1E5631"/>
-          <w:sz w:val="28"/>
-        </w:rPr>
-        <w:t>🎯 主题讨论（35 min）</w:t>
+        </w:rPr>
+        <w:t>【本周朗读段 · 结束】</w:t>
+      </w:r>
+      <w:r>
+        <w:rPr>
+          <w:b w:val="0"/>
+        </w:rPr>
+        <w:t>（以下为默读／选读／延伸内容，时间富余时再读）</w:t>
       </w:r>
     </w:p>
     <w:p>
       <w:r>
         <w:rPr>
-          <w:b/>
-          <w:sz w:val="21"/>
-        </w:rPr>
-        <w:t>讨论问题①：路与方向。</w:t>
-      </w:r>
-      <w:r>
-        <w:rPr>
-          <w:sz w:val="21"/>
-        </w:rPr>
-        <w:t xml:space="preserve"> 原文说"道"就是导向某个目的地的路——善趣、恶趣或涅槃，做好事做坏事都需要道支的支助，"道支越强大，达成目标就越快"。这和我们平时"只要努力就好"的直觉很不一样。大家怎么看待"努力本身是中性的、方向才决定一切"这个说法？在你的生活里，有没有见过（或自己经历过）"很努力但方向反了"的例子？（提示：不必举别人的隐私例子，可以说自己点外卖、刷手机、追目标这类日常小事；注意我们讨论的是机制，不是评判任何人。）</w:t>
+          <w:b w:val="0"/>
+        </w:rPr>
+        <w:t>诸比库，如何正见为先导呢？了知邪见为邪见，了知正见为正见，这是他的正见。诸比库，什么是邪见呢？没有布施，没有供养，没有献供，没有善行恶行诸业之果的异熟，没有此世，没有他世，没有母亲，没有父亲，没有众生是化生者，世上没有沙门、婆罗门之正行者、正行道者，以自智证知此世及他世而宣说。诸比库，这是邪见。"</w:t>
       </w:r>
     </w:p>
     <w:p>
       <w:r>
         <w:rPr>
-          <w:sz w:val="21"/>
-        </w:rPr>
-        <w:t>（引导提示：①可以先让成员用"导航"打比方——导航只会算路线，不管你去哪儿；②如果有人说"那善业道和八正道什么区别"，回到原文"最低可以导向善业成熟而带来善趣结生，最高可以导致道智生起"——同一个方向上也有远近；③时间紧时只问"努力与方向哪个更根本"一个点。）</w:t>
+          <w:b w:val="0"/>
+        </w:rPr>
+        <w:t>由这十种基本邪见，我们可以知道，邪见主要是指不相信有因缘果报。为什么呢？因为不相信有因缘果报，他就不会接受造善行会有善果、造恶行会有恶果的观念。因此，为了满足自己对五欲的贪求，他就可能无恶不做，随意地犯下杀盗淫三种身恶行，或者妄言、绮语、两舌、恶口四种语恶行。支持这样的邪见，会给自己带来长久的不利和痛苦。</w:t>
       </w:r>
     </w:p>
     <w:p>
       <w:r>
         <w:rPr>
-          <w:sz w:val="21"/>
-        </w:rPr>
-        <w:t>（成员反应预判：可能有人举"内卷"例子——很贴切，顺势点出"卷是邪精进还是正精进，取决于它服务的见解"；可能有人说"我努力都是为了家人，方向没错吧"——提醒动机里常混着爱与执取，用"苦之集"的框架轻轻一提即可，不深挖。）</w:t>
+          <w:b/>
+        </w:rPr>
+        <w:t>（二）正见</w:t>
       </w:r>
     </w:p>
     <w:p>
       <w:r>
         <w:rPr>
-          <w:b/>
-          <w:sz w:val="21"/>
-        </w:rPr>
-        <w:t>讨论问题②：正见为先导。</w:t>
-      </w:r>
-      <w:r>
-        <w:rPr>
-          <w:sz w:val="21"/>
-        </w:rPr>
-        <w:t xml:space="preserve"> 尊者引《法句经》"诸法意先导"，并说"你有什么样的认知，就有什么样的思维方式；有什么样的思维方式，就有什么样的行为方式"，最后说"见解错了，后面一切都错""修行的第一步是修正见解"。这句话对很多人有冲击力——它是不是意味着我们必须先"想明白"才能开始修行？结合原文里"彼分断、镇伏断"（上周内容）的日常训练，你怎么理解"修正见解"和"日常练习"之间的关系？</w:t>
+          <w:b w:val="0"/>
+        </w:rPr>
+        <w:t>什么是正见呢？佛陀说正见有两种：有种正见是有漏、福德分、所依果报；有种正见是圣、无漏、出世间道支。</w:t>
       </w:r>
     </w:p>
     <w:p>
       <w:r>
         <w:rPr>
-          <w:sz w:val="21"/>
-        </w:rPr>
-        <w:t>（引导提示：①如果成员说"想明白太难了，做不到"，请他注意原文里正精进的四正勤是"已生不善令断除"——是在练习中修，不是想通了才练；②可回扣上周"照镜子"练习：每天照见自己的认知模式，本身就是修正见解的起点；③避免把讨论变成哲学辩论，拉回"今天我观察到一个什么见解在运作"。）</w:t>
+          <w:b w:val="0"/>
+        </w:rPr>
+        <w:t>哪种正见是有漏、福德分、所依果报呢？有布施、有供养、有献供，有善行恶行诸业之果的异熟，有此世、有他世，有母亲、有父亲，有众生是化生者，世间有沙门、婆罗门是正行者、正行道者，以智证知此世及他世而宣说。</w:t>
       </w:r>
     </w:p>
     <w:p>
       <w:r>
         <w:rPr>
-          <w:sz w:val="21"/>
-        </w:rPr>
-        <w:t>（成员反应预判：常见误区是"先把佛学全部学懂才能修"——用原文"他为舍断邪思惟，具足正思惟而精进"说明见、精进、念是同时围绕运作的"三法"，不是先后排队；若有人反驳"没有正见怎么知道自己错"，这正是原文的妙处——"了知邪见为邪见，了知正见为正见，这是他的正见"，能看见邪见的那份清明，已经是正见的种子。）</w:t>
+          <w:b w:val="0"/>
+        </w:rPr>
+        <w:t>哪种正见是圣、无漏、出世间道支呢?那是圣心者、无漏心者、拥有圣道者，修习圣道者的慧、慧根、慧力、择法觉支、正见道支，"诸比库，这种正见是圣、无漏、出世间的道支。"</w:t>
       </w:r>
     </w:p>
     <w:p>
       <w:r>
         <w:rPr>
-          <w:sz w:val="21"/>
-        </w:rPr>
-        <w:t>（若现场有家长成员，"见解"话题容易滑向教育焦虑——温和接住后拉回："我们先照自己，孩子有他们自己的因缘"；不展开家庭教育话题。）</w:t>
+          <w:b w:val="0"/>
+        </w:rPr>
+        <w:t>佛陀所说的正见包括了世间正见和出世间正见。根据《注疏》正见指五种智，这五种智慧有三种是世间的智慧，有两种是出世间的智慧。</w:t>
       </w:r>
     </w:p>
     <w:p>
       <w:r>
         <w:rPr>
           <w:b/>
-          <w:sz w:val="21"/>
-        </w:rPr>
-        <w:t>讨论问题③：邪见的日常脸孔。</w:t>
-      </w:r>
-      <w:r>
-        <w:rPr>
-          <w:sz w:val="21"/>
-        </w:rPr>
-        <w:t xml:space="preserve"> 原文说十种基本邪见的核心是"不相信有因缘果报"，而"邪见的主要表现是看待事物不从无常、苦、无我的角度看"。听起来"邪见"离我们很远，但落到日常，它可能就是"这一次不会有什么后果""我这样特殊""反正努力也没用"这类念头。大家观察一下：这些念头在自己心里出现时，通常带来什么后续的思维方式与行为？（提示：只说机制和自己的观察，不点名、不举他人例子；如果不愿深入，说"我还没准备好观察这个"也完全OK。）</w:t>
+        </w:rPr>
+        <w:t>（三）三种世间的智慧</w:t>
       </w:r>
     </w:p>
     <w:p>
       <w:r>
         <w:rPr>
-          <w:sz w:val="21"/>
-        </w:rPr>
-        <w:t>（引导提示：①有成员可能问"不信轮回算不算邪见"——回到原文的世间正见定义（有布施、有业果、有此世他世），如实说明这是佛法判定的标准，但我们今天不给人下判语；②强调"看见邪见生起的那一刻，正见已经在工作"——观察本身就是对治的开始；③此问如果现场气氛偏沉重，果断收束，转入问题④的"曙光"方向。）</w:t>
+          <w:b w:val="0"/>
+        </w:rPr>
+        <w:t>三种世间智慧是指对世间有为界实相的了知。</w:t>
       </w:r>
     </w:p>
     <w:p>
       <w:r>
         <w:rPr>
-          <w:b/>
-          <w:sz w:val="21"/>
-        </w:rPr>
-        <w:t>讨论问题④：四双八辈的入口。</w:t>
-      </w:r>
-      <w:r>
-        <w:rPr>
-          <w:sz w:val="21"/>
-        </w:rPr>
-        <w:t xml:space="preserve"> 原文说初果道智生起斩断邪见后"就不会再回退了""最多人天来回投生七次就一定会证得阿拉汉果"。这就是"四双八辈"（四种道、八辈圣者）的入口——入流。下周我们会专门讲"涅槃与道果的证悟原理"，把四道四果八种出世间心讲清楚。今天先聊一个方向性的问题：知道"入流之后不退转"，对你理解"修行这条路值不值得走、走得走不走完"有什么影响？</w:t>
+          <w:b w:val="0"/>
+        </w:rPr>
+        <w:t>两种出世间的智慧一个是道智、一个是果智。道智指初果道智、二果道智、三果道智、四果道智；果智就是初果的果智、二果的果智、三果的果智、四果的果智。</w:t>
       </w:r>
     </w:p>
     <w:p>
       <w:r>
         <w:rPr>
-          <w:sz w:val="21"/>
-        </w:rPr>
-        <w:t>（引导提示：①原文里尊者说"彻底断除轮回的曙光已经现出，无余涅槃必定会到来，这是定法"——可以让成员体会"定法"二字带来的确定感；②有人可能立刻问"那我怎么知道自己有没有入流"——统一回应："这是下周的主题，而且提醒大家：真正的验证要依经论与导师，我们不自我印证也不印证他人"；③以"这条路最难得的是'不退转'三个字"收束。）</w:t>
+          <w:b w:val="0"/>
+        </w:rPr>
+        <w:t>道心只生起一个刹那，它也是造业的速行心，并且道心所造的业立即感果，果报在下一个心识刹那就会生起。</w:t>
       </w:r>
     </w:p>
     <w:p>
       <w:r>
         <w:rPr>
-          <w:sz w:val="21"/>
-        </w:rPr>
-        <w:t>（成员反应预判：可能有成员流露出"遥不可及"的泄气感——立即用材料①的"曙光"框架接住："佛陀说的定法不是给天才的，是给'走在道上的人'的；我们今天已经走在这条道上五周了"；若有人问"入流要不要吃素/要不要出家"——回到原文"我赞叹在家或出家者的正行道"（材料④第4经），如实说明在家修行有完整的位置，不展开戒律细节。）</w:t>
+          <w:b w:val="0"/>
+        </w:rPr>
+        <w:t>法的功德是"自见的、无时的、来见的、导向涅槃的"，那个"无时的"指的就是这里，道智生起的下一刹那，果智立即生起。</w:t>
       </w:r>
     </w:p>
     <w:p>
       <w:r>
         <w:rPr>
-          <w:b/>
-          <w:sz w:val="21"/>
-        </w:rPr>
-        <w:t>讨论问题⑥：一张"道岔自查卡"。</w:t>
-      </w:r>
-      <w:r>
-        <w:rPr>
-          <w:sz w:val="21"/>
-        </w:rPr>
-        <w:t xml:space="preserve"> 结合原文"陶罐经"——"心若无支垫则易动摇，有支垫则不易动摇"——大家试着为自己设计一张"道岔自查卡"：当你下次要做一个重要决定时，你想先问自己哪一两个问题，来检查当下的"道支方向"？（提示：示例格式——"我现在依着什么见解？""这个做法会把我导向松开还是更紧？"；请成员写在自己的卡片上，自愿分享；这既是讨论收束，也是本周作业的入口；若时间不足，改为口头设想，不强制落笔。）</w:t>
+          <w:b w:val="0"/>
+        </w:rPr>
+        <w:t>所以我们称道智所造的业为道业，道业的主要果报就是果智，从属果报是断除相应的烦恼。初果道智断除有身见、戒禁取、怀疑，二果道智削弱剩余的所有烦恼，三果道智断除欲贪和嗔恚，四果道智断除余下的一切烦恼。只要初果道智还没有生起，十二个道分里的四种邪道，最多只能被镇伏，而以潜伏随眠的方式存在，当有合适的因缘时，它就会现起和引发不善心。</w:t>
       </w:r>
     </w:p>
     <w:p>
       <w:r>
         <w:rPr>
-          <w:sz w:val="21"/>
-        </w:rPr>
-        <w:t>（成员反应预判：有人会把自查卡写得很长（七八个问题）——温和建议压缩到两个："问题越多，岔路口越堵"；有人写不出——给他备用卡："这件事背后的见解是什么？它让我心变宽还是变窄？"；若整体时间已超，本问改为作业延伸，现场只口头带一句。）</w:t>
+          <w:b/>
+        </w:rPr>
+        <w:t>文末结语</w:t>
+      </w:r>
+      <w:r>
+        <w:rPr>
+          <w:b w:val="0"/>
+        </w:rPr>
+        <w:t>（原文自带）</w:t>
+      </w:r>
+    </w:p>
+    <w:p>
+      <w:r>
+        <w:rPr>
+          <w:b w:val="0"/>
+        </w:rPr>
+        <w:t>今天我们先学习了怎样具足正见、怎样去除邪思惟。下一堂课再来讲八正道在生活中的应用。祝愿大家都能够拥有正道、早日证悟涅槃！</w:t>
+      </w:r>
+    </w:p>
+    <w:p>
+      <w:r>
+        <w:rPr>
+          <w:b/>
+          <w:color w:val="1E4620"/>
+          <w:sz w:val="23"/>
+        </w:rPr>
+        <w:t>原文材料②：道缘机制与以正见为先导——"依着见解生活"时道支如何运作</w:t>
+      </w:r>
+    </w:p>
+    <w:p>
+      <w:r>
+        <w:rPr>
+          <w:b/>
+        </w:rPr>
+        <w:t>★核心段落</w:t>
+      </w:r>
+      <w:r>
+        <w:rPr>
+          <w:b w:val="0"/>
+        </w:rPr>
+        <w:t>（必读）</w:t>
+      </w:r>
+    </w:p>
+    <w:p>
+      <w:r>
+        <w:rPr>
+          <w:b/>
+        </w:rPr>
+        <w:t>一、（三）道支（道缘机制、道支与心的关系）</w:t>
+      </w:r>
+    </w:p>
+    <w:p>
+      <w:r>
+        <w:rPr>
+          <w:b w:val="0"/>
+        </w:rPr>
+        <w:t>也就是说，当心（也称为名聚）本身含有十二个道分的某一个心所时，那么这些心所（名法）就可以以道缘的缘力来援助缘所生法导向某一个目的地、或者导向某一个道。另外，在《阿毗达摩概要精解》里面有提到，大善果报心和唯作心里面也有道支，但没有导向善道或不善道。</w:t>
+      </w:r>
+    </w:p>
+    <w:p>
+      <w:r>
+        <w:rPr>
+          <w:b w:val="0"/>
+        </w:rPr>
+        <w:t>虽然果报心和唯作心的道支并没有导向任何目的地，但还是被列为道支，这是因为依着它们的本性，它们与能够导向各种目的地的法是相类似的。八十九种心里面有哪一些心跟道缘有关系呢？或者说，有哪一些心是属于道缘的缘所生法——哪一些心是受到道缘支助而生起来的？</w:t>
+      </w:r>
+    </w:p>
+    <w:p>
+      <w:r>
+        <w:rPr>
+          <w:b w:val="0"/>
+        </w:rPr>
+        <w:t>八十九种心里面除了十八个无因心，有七十一种心里面都是含有道支的。也就是说无因心不具有道缘的缘力，无因的结生心得不到道缘的支助。俱生色法包括有因结生的业生色、以及与有因心俱生的心生色法。</w:t>
+      </w:r>
+    </w:p>
+    <w:p>
+      <w:r>
+        <w:rPr>
+          <w:b/>
+        </w:rPr>
+        <w:t>四、正见与邪见的对比（以正见为先导的总结）</w:t>
+      </w:r>
+    </w:p>
+    <w:p>
+      <w:r>
+        <w:rPr>
+          <w:b w:val="0"/>
+        </w:rPr>
+        <w:t>道缘中的十二个道支（九个心所），八正道加四种邪道。然而，究竟会导向恶道？还是导向善道？还是导向涅槃？归根结底取决于我们的见解，是持正见还是持邪见；为了避免错误行道，我们需要正见。那哪些是正见呢？</w:t>
+      </w:r>
+    </w:p>
+    <w:p>
+      <w:r>
+        <w:rPr>
+          <w:b/>
+        </w:rPr>
+        <w:t>◈扩展段落</w:t>
+      </w:r>
+      <w:r>
+        <w:rPr>
+          <w:b w:val="0"/>
+        </w:rPr>
+        <w:t>（时间富余时读）</w:t>
+      </w:r>
+    </w:p>
+    <w:p>
+      <w:r>
+        <w:rPr>
+          <w:b/>
+        </w:rPr>
+        <w:t>二、八正道的践行 →（二）《大四十经》之正见（以正见为先导）</w:t>
+      </w:r>
+    </w:p>
+    <w:p>
+      <w:r>
+        <w:rPr>
+          <w:b w:val="0"/>
+        </w:rPr>
+        <w:t>前提是正见。在中部《大四十经》的开头，佛陀就讲述以正见为先导，把正见放在最重要的位置。</w:t>
+      </w:r>
+    </w:p>
+    <w:p>
+      <w:r>
+        <w:rPr>
+          <w:b w:val="0"/>
+        </w:rPr>
+        <w:t>在八正道里面，有正语、正业、正命，有三个离心所。在邪道支里面，有邪见、邪思惟、邪精进、邪定，但是没有邪语、邪业、邪命。正语、正业、正命作为正道之一，但并没有邪语、邪业、邪命作为道支。</w:t>
+      </w:r>
+    </w:p>
+    <w:p>
+      <w:r>
+        <w:rPr>
+          <w:b w:val="0"/>
+        </w:rPr>
+        <w:t>邪语、邪业、邪命，是怎么来的呢？"诸法意先导，意主亦造作；"——《法句经》第一品第一句偈。用世间法来讲，就是认知行为模式。你有什么样的认知，就有什么样的思维方式；有什么样的思维方式，就有什么样的行为方式。为什么正见为先导呢？见决定你的思维方式，你的思维方式决定你的行为方式。</w:t>
+      </w:r>
+    </w:p>
+    <w:p>
+      <w:r>
+        <w:rPr>
+          <w:b w:val="0"/>
+        </w:rPr>
+        <w:t>不管你做好事还是做坏事，都是依着八道支的次第来的。只要在世间想做成一件事，一定先要有个想法，为这个想法做很多的思考，思考决定了以后付诸行动。如果想做成功，就要很努力地做，不是正精进就是邪精进，不是正念就是邪念，不是正定就是邪定。这里的定是指从广义来说，就是非常专注地做。不管要做成哪件事，越是想要成功的，越是跟这个八道相关。大家可以思考看看，是不是这样？</w:t>
+      </w:r>
+    </w:p>
+    <w:p>
+      <w:r>
+        <w:rPr>
+          <w:b w:val="0"/>
+        </w:rPr>
+        <w:t>因此只要见解错了，后面一切都错。大家讲修行、修行，第一步是修正我们的见解，如果见解不能修正过来，修行就是两张皮，我经常说佛教徒的伪装，披上佛教徒的外衣。</w:t>
+      </w:r>
+    </w:p>
+    <w:p>
+      <w:r>
+        <w:rPr>
+          <w:b/>
+          <w:color w:val="1E4620"/>
+          <w:sz w:val="23"/>
+        </w:rPr>
+        <w:t>原文材料③：同讲口语印证段——"邪见是四种邪道之首"与"最多人天七次"（◈扩展）</w:t>
+      </w:r>
+    </w:p>
+    <w:p>
+      <w:r>
+        <w:rPr>
+          <w:b/>
+        </w:rPr>
+        <w:t>◈扩展段落一</w:t>
+      </w:r>
+      <w:r>
+        <w:rPr>
+          <w:b w:val="0"/>
+        </w:rPr>
+        <w:t>（时间富余时读）</w:t>
+      </w:r>
+    </w:p>
+    <w:p>
+      <w:r>
+        <w:rPr>
+          <w:b w:val="0"/>
+        </w:rPr>
+        <w:t>[00:19:17.200] 修行就是两张皮，我经常说这是佛教徒的伪装，披上佛教徒的外衣。好，我们说邪见是四种邪道之首，因为有邪见，就会产生邪思维、邪精进和邪定。什么时候才能够断除邪见呢？初果道智生起来的时候，就断除有身见、戒禁取和怀疑，也就是断除了邪见。有身见，就是认为有一个我存在，也就是对这个我、自我、灵魂我、超我、大我、无我的小我、无我的大我，有很多花招。有同学说"我觉得我的大我完全无我了"——"我的大我完全无我"，你也是我，还是邪见，这样修下去不可能有成就的。</w:t>
+      </w:r>
+    </w:p>
+    <w:p>
+      <w:r>
+        <w:rPr>
+          <w:b w:val="0"/>
+        </w:rPr>
+        <w:t>[00:20:21.040] 戒禁取，大家知道是跟修行相关的邪见，即执取必须遵守一定的行为、仪式，以为可以带来解脱、导向清净，这种邪见。</w:t>
+      </w:r>
+    </w:p>
+    <w:p>
+      <w:r>
+        <w:rPr>
+          <w:b w:val="0"/>
+        </w:rPr>
+        <w:t>[00:20:36.040] 证初果最直接的表现，就是斩断了会导致投生到恶趣的邪见。这个邪见，我们讲，其主要表现是看待事物不是从无常、苦、无我的角度看，而是非理作意，也就是他看待所有的人事物，都是从常乐我净的角度来看。</w:t>
+      </w:r>
+    </w:p>
+    <w:p>
+      <w:r>
+        <w:rPr>
+          <w:b w:val="0"/>
+        </w:rPr>
+        <w:t>[00:21:00.360] 那么，初果道智斩断了哪些方面呢？我们从三颠倒的角度来讲，初果道智斩断了常、乐、我、净的见颠倒，还有常和我的想颠倒和心颠倒。对于净和乐，是后面的三果道智、四果道智才斩断的，这我们在前面有讲过。也就是说，有一些人提出过：为什么初果道智生起以后，初果圣者一定不会再堕入四恶趣呢？他们临终的时候难道就不会有不善业成熟吗？初果圣者临终的时候还会造不善业。</w:t>
+      </w:r>
+    </w:p>
+    <w:p>
+      <w:r>
+        <w:rPr>
+          <w:b w:val="0"/>
+        </w:rPr>
+        <w:t>[00:22:18.840] 初果圣者临终的时候，肯定会有不善业成熟。但是他面对着不善，一定不会有不善的念，不会有那个带有邪见、我见的念，因为他已经彻底断除了跟这个相关的（念）。</w:t>
+      </w:r>
+    </w:p>
+    <w:p>
+      <w:r>
+        <w:rPr>
+          <w:b w:val="0"/>
+        </w:rPr>
+        <w:t>[00:23:10.220] 初果圣者最多在人天来回投生七次，就一定会证得阿拉汉。也就是说，初果道智生起、斩除邪见以后，他就不会再回退了——涅槃、或者轮回的彻底断除，已经现出曙光，必定会到来，这是定法。</w:t>
+      </w:r>
+    </w:p>
+    <w:p>
+      <w:r>
+        <w:rPr>
+          <w:b/>
+        </w:rPr>
+        <w:t>◈扩展段落二</w:t>
+      </w:r>
+      <w:r>
+        <w:rPr>
+          <w:b w:val="0"/>
+        </w:rPr>
+        <w:t>（时间富余时读）</w:t>
+      </w:r>
+    </w:p>
+    <w:p>
+      <w:r>
+        <w:rPr>
+          <w:b w:val="0"/>
+        </w:rPr>
+        <w:t>[00:38:30.760] 佛陀在《大四十经》里面讲到：诸比库，其中正见为先导。诸比库如何正见为先导呢？了知邪见为邪见，了知正见为正见，这是他的正见。诸比库，什么是邪见呢？没有布施，没有供养，没有献供，没有善行恶行诸业之果的异熟，没有此世，没有他世，没有母亲，没有父亲，没有众生是化生者，世上没有沙门、婆罗门之正行者、正行道者，以自智证知此世及他世而宣说——诸比库，这是邪见。</w:t>
+      </w:r>
+    </w:p>
+    <w:p>
+      <w:r>
+        <w:rPr>
+          <w:b w:val="0"/>
+        </w:rPr>
+        <w:t>[00:39:11.120] 那么，这十种基本邪见，我们可以知道，邪见主要是指不相信有因缘果报，这是最大的邪见。为什么呢？因为不相信有因缘果报，他就不会接受造善行会有善果、造恶行会有恶果。因此，为了满足自己对五欲的贪求，他就可能无恶不作，随意地犯下杀盗淫三种身恶行，或者妄语、恶口、两舌、绮语四种语恶行。而支持这样的邪见，会给自己带来长久的不利和痛苦。</w:t>
+      </w:r>
+    </w:p>
+    <w:p>
+      <w:r>
+        <w:rPr>
+          <w:b w:val="0"/>
+        </w:rPr>
+        <w:t>[00:39:51.820] 那什么是正见呢？佛陀说，正见有两种。有一种正见是有漏、福德分、所依果报，有一种正见是圣、无漏、出世间道支。哪一种正见是有漏、福德分、所依果报呢？是有布施、有供养、有献供，有善行恶行诸业之果的异熟，有此世、有他世，有母亲、有父亲，有众生是化生者，世间有沙门、婆罗门之正行者、正行道者，以自证知此世及他世而宣说。那哪种正见是圣、无漏、出世间道支呢？那是圣心者、无漏心者、拥有圣道者、修习圣道者的慧、慧根、慧力、择法觉支、正见道支——诸比库，这种正见是圣、无漏、出世间的道支。</w:t>
+      </w:r>
+    </w:p>
+    <w:p>
+      <w:r>
+        <w:rPr>
+          <w:b/>
+        </w:rPr>
+        <w:t>◈扩展段落三</w:t>
+      </w:r>
+      <w:r>
+        <w:rPr>
+          <w:b w:val="0"/>
+        </w:rPr>
+        <w:t>（时间富余时读；主题：正见为先导——见解决定思维与行为的口语解释）</w:t>
+      </w:r>
+    </w:p>
+    <w:p>
+      <w:r>
+        <w:rPr>
+          <w:b w:val="0"/>
+        </w:rPr>
+        <w:t>[00:16:04.400] 《大四十经》开头，佛陀就以正见为先导。为什么把正见排在最重要的位置呢？我们同样回来看，刚才讲十善业道、十不善业道。在八正道里面，我们看到有正语、正业、正命，有三个离心所。在邪道支里面，它有邪见，有邪精进、有邪定——但是没有邪语、邪业、邪命。即正语、正业、正命作为正道支之一，但并没有邪语、邪业、邪命作为道支。那邪语、邪业、邪命，它是怎么来的呢？</w:t>
+      </w:r>
+    </w:p>
+    <w:p>
+      <w:r>
+        <w:rPr>
+          <w:b w:val="0"/>
+        </w:rPr>
+        <w:t>[00:17:38.240] 用佛法来讲，就是"诸法意先导，意主亦造作"——《法句经》第一品第一句偈。用世间法来讲，就是认知行为模式：你有什么样的认知，就有什么样的思维方式；你有什么样的思维方式，就有什么样的行为方式。为什么正见为先导呢？因为正见决定你的思维方式，你的见决定你的思维方式，思维方式决定你的行为方式。不管你是做好事还是做坏事，一定都是依着这个道支来的：你只要在世间要做成一件事，一定有个想法，然后为这个想法做很多思考，思考决定完以后，就付诸行动。如果想把它做成功，就要很努力地做——不是正精进就是邪精进，不是正念就是邪念，不是正定就是邪定。这个定，从广义上来说，就是非常专注地做。不管他做成哪一件事，越是想要做成功，越是跟这个八道相关。大家可以思考看是不是这样。因此，只要见解错了，后面一切都错。所以为什么大家讲修行，第一步是修我们的见解。</w:t>
+      </w:r>
+    </w:p>
+    <w:p>
+      <w:r>
+        <w:rPr>
+          <w:b/>
+          <w:color w:val="1E4620"/>
+          <w:sz w:val="23"/>
+        </w:rPr>
+        <w:t>原文材料④：经证群——道相应"邪见品"全品十经与行道品节选（◈扩展）</w:t>
+      </w:r>
+    </w:p>
+    <w:p>
+      <w:r>
+        <w:rPr>
+          <w:b/>
+        </w:rPr>
+        <w:t>◈扩展段落一：邪见品全品十经</w:t>
+      </w:r>
+      <w:r>
+        <w:rPr>
+          <w:b w:val="0"/>
+        </w:rPr>
+        <w:t>（时间富余时读；每经约半分钟，可只读第1、4、5、7经）</w:t>
+      </w:r>
+    </w:p>
+    <w:p>
+      <w:r>
+        <w:rPr>
+          <w:b/>
+        </w:rPr>
+        <w:t>1. 邪见经</w:t>
+      </w:r>
+    </w:p>
+    <w:p>
+      <w:r>
+        <w:rPr>
+          <w:b w:val="0"/>
+        </w:rPr>
+        <w:t>舍卫城因缘。</w:t>
+      </w:r>
+    </w:p>
+    <w:p>
+      <w:r>
+        <w:rPr>
+          <w:b w:val="0"/>
+        </w:rPr>
+        <w:t>"诸比库，我将为你们解说邪道与正道。谛听！</w:t>
+      </w:r>
+    </w:p>
+    <w:p>
+      <w:r>
+        <w:rPr>
+          <w:b w:val="0"/>
+        </w:rPr>
+        <w:t>诸比库，何谓邪道？即：邪见......乃至邪定。此称为邪道。</w:t>
+      </w:r>
+    </w:p>
+    <w:p>
+      <w:r>
+        <w:rPr>
+          <w:b w:val="0"/>
+        </w:rPr>
+        <w:t>诸比库，何谓正道？即：正见......乃至正定。此称为正道。"此为第一。</w:t>
+      </w:r>
+    </w:p>
+    <w:p>
+      <w:r>
+        <w:rPr>
+          <w:b/>
+        </w:rPr>
+        <w:t>2. 不善法经</w:t>
+      </w:r>
+    </w:p>
+    <w:p>
+      <w:r>
+        <w:rPr>
+          <w:b w:val="0"/>
+        </w:rPr>
+        <w:t>沙瓦提城因缘。"比库们，我将为你们解说善法与不善法。谛听。比库们，什么是不善法呢？即：邪见...乃至...邪定。比库们，这些称为不善法。比库们，什么是善法呢？即：正见...乃至...正定。比库们，这些称为善法。"第二。</w:t>
+      </w:r>
+    </w:p>
+    <w:p>
+      <w:r>
+        <w:rPr>
+          <w:b/>
+        </w:rPr>
+        <w:t>3. 初行道经</w:t>
+      </w:r>
+    </w:p>
+    <w:p>
+      <w:r>
+        <w:rPr>
+          <w:b w:val="0"/>
+        </w:rPr>
+        <w:t>舍卫城因缘。诸比库，我将为你们解说邪行道与正行道。谛听。诸比库，何谓邪行道？即：邪见...乃至...邪定。诸比库，此称为邪行道。诸比库，何谓正行道？即：正见...乃至...正定。诸比库，此称为正行道。第三。</w:t>
+      </w:r>
+    </w:p>
+    <w:p>
+      <w:r>
+        <w:rPr>
+          <w:b/>
+        </w:rPr>
+        <w:t>4. 第二行道经</w:t>
+      </w:r>
+    </w:p>
+    <w:p>
+      <w:r>
+        <w:rPr>
+          <w:b w:val="0"/>
+        </w:rPr>
+        <w:t>舍卫城因缘。诸比库，我不赞叹在家或出家者的邪行道。诸比库，无论在家或出家，若行邪道，因邪行道故，不能证得正法善法。</w:t>
+      </w:r>
+    </w:p>
+    <w:p>
+      <w:r>
+        <w:rPr>
+          <w:b w:val="0"/>
+        </w:rPr>
+        <w:t>诸比库，何谓邪行道？即：邪见...乃至...邪定。诸比库，此称为邪行道。我不赞叹在家或出家的邪行道。诸比库，无论在家或出家，若行邪道，因邪行道故，不能证得正法善法。</w:t>
+      </w:r>
+    </w:p>
+    <w:p>
+      <w:r>
+        <w:rPr>
+          <w:b w:val="0"/>
+        </w:rPr>
+        <w:t>诸比库，我赞叹在家或出家者的正行道。诸比库，无论在家或出家，若行正道，因正行道故，能证得正法善法。诸比库，何谓正行道？即：正见...乃至...正定。诸比库，此称为正行道。我赞叹在家或出家者的正行道。诸比库，无论在家或出家，若行正道，因正行道故，能证得正法善法。第四。</w:t>
+      </w:r>
+    </w:p>
+    <w:p>
+      <w:r>
+        <w:rPr>
+          <w:b/>
+        </w:rPr>
+        <w:t>5. 第一非善士经</w:t>
+      </w:r>
+    </w:p>
+    <w:p>
+      <w:r>
+        <w:rPr>
+          <w:b w:val="0"/>
+        </w:rPr>
+        <w:t>舍卫城因缘。诸比库，我将为你们解说非善士与善士。谛听。诸比库，何谓非善士？诸比库，若人有邪见、邪思惟、邪语、邪业、邪命、邪精进、邪念、邪定——诸比库，此称为非善士。</w:t>
+      </w:r>
+    </w:p>
+    <w:p>
+      <w:r>
+        <w:rPr>
+          <w:b w:val="0"/>
+        </w:rPr>
+        <w:t>诸比库，何谓善士？诸比库，若人有正见、正思惟、正语、正业、正命、正精进、正念、正定——诸比库，此称为善士。第五。</w:t>
+      </w:r>
+    </w:p>
+    <w:p>
+      <w:r>
+        <w:rPr>
+          <w:b/>
+        </w:rPr>
+        <w:t>6. 第二非善士经</w:t>
+      </w:r>
+    </w:p>
+    <w:p>
+      <w:r>
+        <w:rPr>
+          <w:b w:val="0"/>
+        </w:rPr>
+        <w:t>沙瓦提城因缘。"比库们，我将为你们解说非善人、比非善人更非善人者；善人、比善人更善人者。谛听。比库们，何谓非善人？于此，比库们，有人具邪见......乃至邪定——比库们，此称为非善人。"</w:t>
+      </w:r>
+    </w:p>
+    <w:p>
+      <w:r>
+        <w:rPr>
+          <w:b w:val="0"/>
+        </w:rPr>
+        <w:t>"比库们，何谓比非善人更非善人者？于此，比库们，有人具邪见......乃至邪定、邪智、邪解脱——比库们，此称为比非善人更非善人者。"</w:t>
+      </w:r>
+    </w:p>
+    <w:p>
+      <w:r>
+        <w:rPr>
+          <w:b w:val="0"/>
+        </w:rPr>
+        <w:t>"比库们，何谓善人？于此，比库们，有人具正见......乃至正定——比库们，此称为善人。"</w:t>
+      </w:r>
+    </w:p>
+    <w:p>
+      <w:r>
+        <w:rPr>
+          <w:b w:val="0"/>
+        </w:rPr>
+        <w:t>"比库们，何谓比善人更善人者？于此，比库们，有人具正见......乃至正定、正智、正解脱——比库们，此称为比善人更善人者。"第六。</w:t>
+      </w:r>
+    </w:p>
+    <w:p>
+      <w:r>
+        <w:rPr>
+          <w:b/>
+        </w:rPr>
+        <w:t>7. 陶罐经</w:t>
+      </w:r>
+    </w:p>
+    <w:p>
+      <w:r>
+        <w:rPr>
+          <w:b w:val="0"/>
+        </w:rPr>
+        <w:t>沙瓦提城因缘。"比库们，譬如无支垫的陶罐容易滚动，有支垫的陶罐不易滚动；正是如此，比库们，心若无支垫则易动摇，有支垫则不易动摇。比库们，什么是心的支垫？正是此圣八支道，即：正见......乃至正定。此是心的支垫。比库们，譬如无支垫的陶罐容易滚动，有支垫的陶罐不易滚动；正是如此，比库们，心若无支垫则易动摇，有支垫则不易动摇。"第七。</w:t>
+      </w:r>
+    </w:p>
+    <w:p>
+      <w:r>
+        <w:rPr>
+          <w:b/>
+        </w:rPr>
+        <w:t>8. 定经</w:t>
+      </w:r>
+    </w:p>
+    <w:p>
+      <w:r>
+        <w:rPr>
+          <w:b w:val="0"/>
+        </w:rPr>
+        <w:t>沙瓦提城因缘。"比库们，我将为你们解说有因缘、有资具的圣正定。谛听。比库们，何谓有因缘、有资具的圣正定？即：正见......乃至正念。比库们，由这七支所成就的心一境性及其资具——比库们，此称为有因缘、有资具的圣正定。"第八。</w:t>
+      </w:r>
+    </w:p>
+    <w:p>
+      <w:r>
+        <w:rPr>
+          <w:b/>
+        </w:rPr>
+        <w:t>9. 受经</w:t>
+      </w:r>
+    </w:p>
+    <w:p>
+      <w:r>
+        <w:rPr>
+          <w:b w:val="0"/>
+        </w:rPr>
+        <w:t>沙瓦提城因缘。"比库们，有三种感受。哪三种呢？乐受、苦受、不苦不乐受。比库们，这就是三种感受。为了彻底了知这三种感受，应当修习圣八支道。什么是圣八支道呢？即正见...乃至...正定。比库们，为了彻底了知这三种感受，应当修习这圣八支道。"第九经。</w:t>
+      </w:r>
+    </w:p>
+    <w:p>
+      <w:r>
+        <w:rPr>
+          <w:b/>
+        </w:rPr>
+        <w:t>10. 乌提亚经</w:t>
+      </w:r>
+    </w:p>
+    <w:p>
+      <w:r>
+        <w:rPr>
+          <w:b w:val="0"/>
+        </w:rPr>
+        <w:t>沙瓦提城因缘。那时，尊者乌提亚来到世尊处…坐于一旁后，尊者乌提亚对世尊说："尊者，当我独处静坐时，心中生起这样的思惟：『世尊所说的五种欲乐是什么？』""善哉，善哉，乌提亚！乌提亚，我所说的五种欲乐是：眼识所知的色，可爱、可意、悦人、与欲相关、令人贪染；耳识所知的声…鼻识所知的香…舌识所知的味…身识所知的触，可爱、可意、悦人、与欲相关、令人贪染。乌提亚，这就是我所说的五种欲乐。为了断除这五种欲乐，应当修习圣八支道。什么是圣八支道呢？即正见…乃至…正定。乌提亚，为了断除这五种欲乐，应当修习这圣八支道。"第十经。</w:t>
+      </w:r>
+    </w:p>
+    <w:p>
+      <w:r>
+        <w:rPr>
+          <w:b w:val="0"/>
+        </w:rPr>
+        <w:t>邪见品第三。</w:t>
+      </w:r>
+    </w:p>
+    <w:p>
+      <w:r>
+        <w:rPr>
+          <w:b w:val="0"/>
+        </w:rPr>
+        <w:t>其摄颂曰：</w:t>
+      </w:r>
+    </w:p>
+    <w:p>
+      <w:r>
+        <w:rPr>
+          <w:b w:val="0"/>
+        </w:rPr>
+        <w:t>邪见与不善法，二种行道亦复然；非善士与二瓮，定及受乌提亚问。</w:t>
+      </w:r>
+    </w:p>
+    <w:p>
+      <w:r>
+        <w:rPr>
+          <w:b w:val="0"/>
+        </w:rPr>
+        <w:t>（＞【编者注】各经编号"22.""23."等为原翻译稿固有的全经连续编号，非品内序号；摄颂"二瓮"用字依原文照录未改。）</w:t>
+      </w:r>
+    </w:p>
+    <w:p>
+      <w:r>
+        <w:rPr>
+          <w:b/>
+        </w:rPr>
+        <w:t>◈扩展段落二：行道品节选</w:t>
+      </w:r>
+      <w:r>
+        <w:rPr>
+          <w:b w:val="0"/>
+        </w:rPr>
+        <w:t>（时间富余时读；短经连读）</w:t>
+      </w:r>
+    </w:p>
+    <w:p>
+      <w:r>
+        <w:rPr>
+          <w:b/>
+        </w:rPr>
+        <w:t>◈扩展段落三：恒河广说与不放逸品的"流向"喻</w:t>
+      </w:r>
+      <w:r>
+        <w:rPr>
+          <w:b w:val="0"/>
+        </w:rPr>
+        <w:t>（时间富余时读）</w:t>
+      </w:r>
+    </w:p>
+    <w:p>
+      <w:r>
+        <w:rPr>
+          <w:b/>
+        </w:rPr>
+        <w:t>恒河广说品·东流第一经</w:t>
+      </w:r>
+    </w:p>
+    <w:p>
+      <w:r>
+        <w:rPr>
+          <w:b w:val="0"/>
+        </w:rPr>
+        <w:t>诸比库，譬如恒河向东流、向东倾、向东趋；同样地，诸比库，比库修习圣八支道、多修习圣八支道，便向涅槃流、向涅槃倾、向涅槃趋。诸比库，比库如何修习圣八支道、多修习圣八支道，而向涅槃流、向涅槃倾、向涅槃趋呢？诸比库，于此，比库修习正见，依远离、依离欲、依灭尽，回向于舍......修习正定，依远离、依离欲、依灭尽，回向于舍。</w:t>
+      </w:r>
+    </w:p>
+    <w:p>
+      <w:r>
+        <w:rPr>
+          <w:b/>
+        </w:rPr>
+        <w:t>不放逸广说品·如来经</w:t>
+      </w:r>
+    </w:p>
+    <w:p>
+      <w:r>
+        <w:rPr>
+          <w:b w:val="0"/>
+        </w:rPr>
+        <w:t>诸比库，不放逸之比库可期望：彼将修习圣八支道，多修圣八支道。诸比库，比库如何不放逸而修习圣八支道、多修圣八支道？诸比库，于此，比库修习正见，依远离、依离贪、依灭尽，导向舍离......乃至修习正定，依远离、依离贪、依灭尽，导向舍离。</w:t>
+      </w:r>
+    </w:p>
+    <w:p>
+      <w:r>
+        <w:rPr>
+          <w:b w:val="0"/>
+        </w:rPr>
+        <w:t>（＞【编者注】恒河喻与"邪见品"对照着读最为鲜明：同样是"道"，一条向涅槃流，一条向恶趣趋——十二道分给出的正是这幅完整的"水系图"。）</w:t>
+      </w:r>
+    </w:p>
+    <w:p>
+      <w:r>
+        <w:rPr>
+          <w:b/>
+        </w:rPr>
+        <w:t>行道品·3经（修习八圣道即导向苦尽之道）</w:t>
+      </w:r>
+    </w:p>
+    <w:p>
+      <w:r>
+        <w:rPr>
+          <w:b w:val="0"/>
+        </w:rPr>
+        <w:t>诸比库，若有任何人修习圣八支道，即是修习导向苦尽的正道。诸比库，何谓圣八支道？即正见......乃至正定。</w:t>
+      </w:r>
+    </w:p>
+    <w:p>
+      <w:r>
+        <w:rPr>
+          <w:b/>
+        </w:rPr>
+        <w:t>行道品·4经（八法令此岸渡彼岸）</w:t>
+      </w:r>
+    </w:p>
+    <w:p>
+      <w:r>
+        <w:rPr>
+          <w:b w:val="0"/>
+        </w:rPr>
+        <w:t>诸比库，有八法若能修习、多修习，可令此岸渡至彼岸。何等为八？即：正见......乃至......正定。</w:t>
+      </w:r>
+    </w:p>
+    <w:p>
+      <w:r>
+        <w:rPr>
+          <w:b/>
+        </w:rPr>
+        <w:t>行道品·5-6经（梵行即八圣道，果与义）</w:t>
+      </w:r>
+    </w:p>
+    <w:p>
+      <w:r>
+        <w:rPr>
+          <w:b w:val="0"/>
+        </w:rPr>
+        <w:t>诸比库，何谓梵行？即此圣八支道，所谓正见...乃至正定。诸比库，此称为梵行。诸比库，何谓梵行之果？须陀洹果、斯陀含果、阿那含果、阿罗汉果——诸比库，此称为梵行之果。</w:t>
+      </w:r>
+    </w:p>
+    <w:p>
+      <w:r>
+        <w:rPr>
+          <w:b w:val="0"/>
+        </w:rPr>
+        <w:t>诸比库，何谓梵行之义？诸比库，贪欲灭尽、瞋恚灭尽、愚痴灭尽——诸比库，此称为梵行之义。</w:t>
+      </w:r>
+    </w:p>
+    <w:p>
+      <w:r>
+        <w:rPr>
+          <w:b/>
+          <w:color w:val="1E4620"/>
+          <w:sz w:val="26"/>
+        </w:rPr>
+        <w:t>💬 第一轮分享（20 min）</w:t>
+      </w:r>
+    </w:p>
+    <w:p>
+      <w:r>
+        <w:rPr>
+          <w:b/>
+        </w:rPr>
+        <w:t>分享规则（开场时说明）</w:t>
+      </w:r>
+      <w:r>
+        <w:rPr>
+          <w:b w:val="0"/>
+        </w:rPr>
+        <w:t>：</w:t>
+      </w:r>
+    </w:p>
+    <w:p>
+      <w:r>
+        <w:rPr>
+          <w:b w:val="0"/>
+        </w:rPr>
+        <w:t>① 只说自己的真实反应，不要求"理解正确"；</w:t>
+      </w:r>
+    </w:p>
+    <w:p>
+      <w:r>
+        <w:rPr>
+          <w:b w:val="0"/>
+        </w:rPr>
+        <w:t>② 引用原文时不必精确，说"刚才那句关于……的话"即可；</w:t>
+      </w:r>
+    </w:p>
+    <w:p>
+      <w:r>
+        <w:rPr>
+          <w:b w:val="0"/>
+        </w:rPr>
+        <w:t>③ 每人第一轮不超过2分钟；有遗漏的感想，讨论环节还有机会说。</w:t>
       </w:r>
     </w:p>
     <w:p>
       <w:pPr>
-        <w:spacing w:before="40" w:after="80"/>
-        <w:ind w:left="283"/>
-        <w:shd w:val="clear" w:color="auto" w:fill="EDF6EF"/>
+        <w:ind w:left="170"/>
         <w:pBdr>
-          <w:left w:val="single" w:sz="20" w:space="6" w:color="1E5631"/>
+          <w:left w:val="single" w:sz="18" w:space="4" w:color="1E4620"/>
         </w:pBdr>
+        <w:shd w:val="clear" w:fill="F2F5FA"/>
       </w:pPr>
       <w:r>
         <w:rPr>
-          <w:b/>
-          <w:sz w:val="20"/>
-        </w:rPr>
-        <w:t>分层追问</w:t>
-      </w:r>
-      <w:r>
-        <w:rPr>
-          <w:sz w:val="20"/>
-        </w:rPr>
-        <w:t>（可视时间取用，由浅入深）： - 【现象】十二道分里多了四个「邪道支」，这让你对「相似的路」有什么警觉？ - 【影响】走错方向的人往往也觉得自己在进步——这会带来什么？ - 【应对】这周你打算怎么给自己「对一次方向」？依什么来判断？</w:t>
+          <w:b w:val="0"/>
+        </w:rPr>
+        <w:t>参考方向（提示即可，不逐条问）：</w:t>
       </w:r>
     </w:p>
     <w:p>
       <w:pPr>
-        <w:spacing w:before="160" w:after="80"/>
+        <w:ind w:left="170"/>
+        <w:pBdr>
+          <w:left w:val="single" w:sz="18" w:space="4" w:color="1E4620"/>
+        </w:pBdr>
+        <w:shd w:val="clear" w:fill="F2F5FA"/>
       </w:pPr>
       <w:r>
         <w:rPr>
-          <w:rFonts w:ascii="Microsoft YaHei" w:hAnsi="Microsoft YaHei" w:eastAsia="Microsoft YaHei"/>
-          <w:b/>
-          <w:color w:val="1E5631"/>
-          <w:sz w:val="28"/>
-        </w:rPr>
-        <w:t>🧘 禅修练习（15 min）</w:t>
+          <w:b w:val="0"/>
+        </w:rPr>
+        <w:t>① "道支越强大，达成目标就越快"——做好事坏事都快，这句话有没有刷新你对"努力"的看法？</w:t>
       </w:r>
     </w:p>
     <w:p>
       <w:pPr>
-        <w:spacing w:before="40" w:after="80"/>
-        <w:ind w:left="283"/>
-        <w:shd w:val="clear" w:color="auto" w:fill="EDF6EF"/>
+        <w:ind w:left="170"/>
         <w:pBdr>
-          <w:left w:val="single" w:sz="20" w:space="6" w:color="1E5631"/>
+          <w:left w:val="single" w:sz="18" w:space="4" w:color="1E4620"/>
         </w:pBdr>
+        <w:shd w:val="clear" w:fill="F2F5FA"/>
       </w:pPr>
       <w:r>
         <w:rPr>
-          <w:sz w:val="20"/>
-        </w:rPr>
-        <w:t xml:space="preserve">⚠️ </w:t>
-      </w:r>
-      <w:r>
-        <w:rPr>
-          <w:b/>
-          <w:sz w:val="20"/>
-        </w:rPr>
-        <w:t>禅修禁忌提示</w:t>
-      </w:r>
-      <w:r>
-        <w:rPr>
-          <w:sz w:val="20"/>
-        </w:rPr>
-        <w:t>：若你正处在严重抑郁、焦虑、创伤后应激，或精神类疾病的发作／用药期，或正经历强烈的情绪危机，请先咨询医生或心理师，再决定是否练习；练习中若出现明显不适（如心悸、胸闷、情绪失控），请立即停止，睁开眼睛，把注意力放回呼吸与身体，必要时离场休息。</w:t>
-      </w:r>
-    </w:p>
-    <w:p>
-      <w:r>
-        <w:rPr>
-          <w:b/>
-          <w:sz w:val="21"/>
-        </w:rPr>
-        <w:t>本周练习</w:t>
-      </w:r>
-      <w:r>
-        <w:rPr>
-          <w:sz w:val="21"/>
-        </w:rPr>
-        <w:t>：正见为先导——观察一个烦恼的"见解→思维→行动"链条</w:t>
-      </w:r>
-    </w:p>
-    <w:p>
-      <w:r>
-        <w:rPr>
-          <w:b/>
-          <w:sz w:val="21"/>
-        </w:rPr>
-        <w:t>请跟随引导练习</w:t>
-      </w:r>
-      <w:r>
-        <w:rPr>
-          <w:sz w:val="21"/>
-        </w:rPr>
-        <w:t>：</w:t>
+          <w:b w:val="0"/>
+        </w:rPr>
+        <w:t>② "不是正精进就是邪精进"——原来"努力"本身是中性的，方向才决定它是什么。你生活中有没有类似的体会？</w:t>
       </w:r>
     </w:p>
     <w:p>
       <w:pPr>
-        <w:spacing w:before="40" w:after="80"/>
-        <w:ind w:left="283"/>
-        <w:shd w:val="clear" w:color="auto" w:fill="EDF6EF"/>
+        <w:ind w:left="170"/>
         <w:pBdr>
-          <w:left w:val="single" w:sz="20" w:space="6" w:color="1E5631"/>
+          <w:left w:val="single" w:sz="18" w:space="4" w:color="1E4620"/>
         </w:pBdr>
+        <w:shd w:val="clear" w:fill="F2F5FA"/>
       </w:pPr>
       <w:r>
         <w:rPr>
-          <w:sz w:val="20"/>
-        </w:rPr>
-        <w:t>我们先静坐一分钟。闭上眼睛，感受自己的呼吸，让心慢慢安静下来。（停顿60秒） 今天我们认识了"十二道分"——每做一件事，心里都有一串道支在运作：先有一个"见解"，接着是围绕它的思考，然后是努力与专注。这一坐，我们不做复杂的观照，只做一件简单的事：回看今天的一件小事，练习看见这个链条。 请回想今天某个让你不舒服的瞬间——可以是一次排队被插、一句让你不痛快的话、一件没按预期发生的事。不用挑大事，越日常越好。（停顿10秒） 现在，先看当时的"见解"：那一刻，我心里是怎么看待这件事的？是不是有一个类似"他不应该这样""这事不该发生在我身上"的判断？（停顿15秒） 再看由这个见解生起的"思维"：围绕着这个判断，心里转了多少个念头？（停顿15秒） 最后看"行动"：因为这些念头，我做了什么——说了什么话、摆了什么脸色、或者只是默默生了一阵闷气？（停顿15秒） 好了，看见就好，不用去改它，也不用责备自己。现在，轻轻把注意力放回呼吸。（停顿20秒） 最后，我们试着换一个"见解"再看一次刚才那件事：它是一个"无常的现象"——发生了，正在过去。这样看的时候，心里那些念头有没有松开一点？不需要马上做到，知道"还可以这样看"，就已经是正见在工作了。（停顿30秒） 我们再把这份"看见链条"的练习功德，回向给一切众生。</w:t>
+          <w:b w:val="0"/>
+        </w:rPr>
+        <w:t>③ "见解错了，后面一切都错"——这句话你听到是什么感觉？有压力，还是有释然？</w:t>
       </w:r>
     </w:p>
     <w:p>
       <w:pPr>
-        <w:ind w:left="340"/>
+        <w:ind w:left="170"/>
+        <w:pBdr>
+          <w:left w:val="single" w:sz="18" w:space="4" w:color="1E4620"/>
+        </w:pBdr>
+        <w:shd w:val="clear" w:fill="F2F5FA"/>
       </w:pPr>
       <w:r>
         <w:rPr>
-          <w:color w:val="1E5631"/>
-          <w:sz w:val="21"/>
-        </w:rPr>
-        <w:t xml:space="preserve">• </w:t>
-      </w:r>
-      <w:r>
-        <w:rPr>
-          <w:sz w:val="21"/>
-        </w:rPr>
-        <w:t>本练习是"正见为先导"的生活化落地，与讨论问题⑤形成呼应：讨论在嘴上整合，练习在心里整合。</w:t>
+          <w:b w:val="0"/>
+        </w:rPr>
+        <w:t>④ "心的支垫"——陶罐的譬喻你喜欢吗？你的"支垫"通常是什么？</w:t>
       </w:r>
     </w:p>
     <w:p>
       <w:pPr>
-        <w:ind w:left="340"/>
+        <w:ind w:left="170"/>
+        <w:pBdr>
+          <w:left w:val="single" w:sz="18" w:space="4" w:color="1E4620"/>
+        </w:pBdr>
+        <w:shd w:val="clear" w:fill="F2F5FA"/>
       </w:pPr>
       <w:r>
         <w:rPr>
-          <w:color w:val="1E5631"/>
-          <w:sz w:val="21"/>
-        </w:rPr>
-        <w:t xml:space="preserve">• </w:t>
-      </w:r>
-      <w:r>
-        <w:rPr>
-          <w:sz w:val="21"/>
-        </w:rPr>
-        <w:t>若成员普遍对"回看事件"有困难（细节想不起），可退一步只做"呼吸＋一个见解句"：静坐中默念"我的见解决定我的方向"，每次呼吸体会一次，共十次。</w:t>
+          <w:b w:val="0"/>
+        </w:rPr>
+        <w:t>⑤ 没有想法也可以说"我今天只是来听听"，同样欢迎。</w:t>
+      </w:r>
+    </w:p>
+    <w:p>
+      <w:r>
+        <w:rPr>
+          <w:b/>
+          <w:color w:val="1E4620"/>
+          <w:sz w:val="26"/>
+        </w:rPr>
+        <w:t>🎯 主题讨论（35 min）</w:t>
+      </w:r>
+    </w:p>
+    <w:p>
+      <w:r>
+        <w:rPr>
+          <w:b/>
+        </w:rPr>
+        <w:t>讨论问题①：路与方向。</w:t>
+      </w:r>
+      <w:r>
+        <w:rPr>
+          <w:b w:val="0"/>
+        </w:rPr>
+        <w:t xml:space="preserve"> 原文说"道"就是导向某个目的地的路——善趣、恶趣或涅槃，做好事做坏事都需要道支的支助，"道支越强大，达成目标就越快"。这和我们平时"只要努力就好"的直觉很不一样。大家怎么看待"努力本身是中性的、方向才决定一切"这个说法？在你的生活里，有没有见过（或自己经历过）"很努力但方向反了"的例子？（提示：不必举别人的隐私例子，可以说自己点外卖、刷手机、追目标这类日常小事；注意我们讨论的是机制，不是评判任何人。）</w:t>
+      </w:r>
+    </w:p>
+    <w:p>
+      <w:r>
+        <w:rPr>
+          <w:b w:val="0"/>
+        </w:rPr>
+        <w:t>（引导提示：①可以先让成员用"导航"打比方——导航只会算路线，不管你去哪儿；②如果有人说"那善业道和八正道什么区别"，回到原文"最低可以导向善业成熟而带来善趣结生，最高可以导致道智生起"——同一个方向上也有远近；③时间紧时只问"努力与方向哪个更根本"一个点。）</w:t>
+      </w:r>
+    </w:p>
+    <w:p>
+      <w:r>
+        <w:rPr>
+          <w:b w:val="0"/>
+        </w:rPr>
+        <w:t>（成员反应预判：可能有人举"内卷"例子——很贴切，顺势点出"卷是邪精进还是正精进，取决于它服务的见解"；可能有人说"我努力都是为了家人，方向没错吧"——提醒动机里常混着爱与执取，用"苦之集"的框架轻轻一提即可，不深挖。）</w:t>
+      </w:r>
+    </w:p>
+    <w:p>
+      <w:r>
+        <w:rPr>
+          <w:b/>
+        </w:rPr>
+        <w:t>讨论问题②：正见为先导。</w:t>
+      </w:r>
+      <w:r>
+        <w:rPr>
+          <w:b w:val="0"/>
+        </w:rPr>
+        <w:t xml:space="preserve"> 尊者引《法句经》"诸法意先导"，并说"你有什么样的认知，就有什么样的思维方式；有什么样的思维方式，就有什么样的行为方式"，最后说"见解错了，后面一切都错""修行的第一步是修正见解"。这句话对很多人有冲击力——它是不是意味着我们必须先"想明白"才能开始修行？结合原文里"彼分断、镇伏断"（上周内容）的日常训练，你怎么理解"修正见解"和"日常练习"之间的关系？</w:t>
+      </w:r>
+    </w:p>
+    <w:p>
+      <w:r>
+        <w:rPr>
+          <w:b w:val="0"/>
+        </w:rPr>
+        <w:t>（引导提示：①如果成员说"想明白太难了，做不到"，请他注意原文里正精进的四正勤是"已生不善令断除"——是在练习中修，不是想通了才练；②可回扣上周"照镜子"练习：每天照见自己的认知模式，本身就是修正见解的起点；③避免把讨论变成哲学辩论，拉回"今天我观察到一个什么见解在运作"。）</w:t>
+      </w:r>
+    </w:p>
+    <w:p>
+      <w:r>
+        <w:rPr>
+          <w:b w:val="0"/>
+        </w:rPr>
+        <w:t>（成员反应预判：常见误区是"先把佛学全部学懂才能修"——用原文"他为舍断邪思惟，具足正思惟而精进"说明见、精进、念是同时围绕运作的"三法"，不是先后排队；若有人反驳"没有正见怎么知道自己错"，这正是原文的妙处——"了知邪见为邪见，了知正见为正见，这是他的正见"，能看见邪见的那份清明，已经是正见的种子。）</w:t>
+      </w:r>
+    </w:p>
+    <w:p>
+      <w:r>
+        <w:rPr>
+          <w:b w:val="0"/>
+        </w:rPr>
+        <w:t>（若现场有家长成员，"见解"话题容易滑向教育焦虑——温和接住后拉回："我们先照自己，孩子有他们自己的因缘"；不展开家庭教育话题。）</w:t>
+      </w:r>
+    </w:p>
+    <w:p>
+      <w:r>
+        <w:rPr>
+          <w:b/>
+        </w:rPr>
+        <w:t>讨论问题③：邪见的日常脸孔。</w:t>
+      </w:r>
+      <w:r>
+        <w:rPr>
+          <w:b w:val="0"/>
+        </w:rPr>
+        <w:t xml:space="preserve"> 原文说十种基本邪见的核心是"不相信有因缘果报"，而"邪见的主要表现是看待事物不从无常、苦、无我的角度看"。听起来"邪见"离我们很远，但落到日常，它可能就是"这一次不会有什么后果""我这样特殊""反正努力也没用"这类念头。大家观察一下：这些念头在自己心里出现时，通常带来什么后续的思维方式与行为？（提示：只说机制和自己的观察，不点名、不举他人例子；如果不愿深入，说"我还没准备好观察这个"也完全OK。）</w:t>
+      </w:r>
+    </w:p>
+    <w:p>
+      <w:r>
+        <w:rPr>
+          <w:b w:val="0"/>
+        </w:rPr>
+        <w:t>（引导提示：①有成员可能问"不信轮回算不算邪见"——回到原文的世间正见定义（有布施、有业果、有此世他世），如实说明这是佛法判定的标准，但我们今天不给人下判语；②强调"看见邪见生起的那一刻，正见已经在工作"——观察本身就是对治的开始；③此问如果现场气氛偏沉重，果断收束，转入问题④的"曙光"方向。）</w:t>
+      </w:r>
+    </w:p>
+    <w:p>
+      <w:r>
+        <w:rPr>
+          <w:b/>
+        </w:rPr>
+        <w:t>讨论问题④：四双八辈的入口。</w:t>
+      </w:r>
+      <w:r>
+        <w:rPr>
+          <w:b w:val="0"/>
+        </w:rPr>
+        <w:t xml:space="preserve"> 原文说初果道智生起斩断邪见后"就不会再回退了""最多人天来回投生七次就一定会证得阿拉汉果"。这就是"四双八辈"（四种道、八辈圣者）的入口——入流。下周我们会专门讲"涅槃与道果的证悟原理"，把四道四果八种出世间心讲清楚。今天先聊一个方向性的问题：知道"入流之后不退转"，对你理解"修行这条路值不值得走、走得走不走完"有什么影响？</w:t>
+      </w:r>
+    </w:p>
+    <w:p>
+      <w:r>
+        <w:rPr>
+          <w:b w:val="0"/>
+        </w:rPr>
+        <w:t>（引导提示：①原文里尊者说"彻底断除轮回的曙光已经现出，无余涅槃必定会到来，这是定法"——可以让成员体会"定法"二字带来的确定感；②有人可能立刻问"那我怎么知道自己有没有入流"——统一回应："这是下周的主题，而且提醒大家：真正的验证要依经论与导师，我们不自我印证也不印证他人"；③以"这条路最难得的是'不退转'三个字"收束。）</w:t>
+      </w:r>
+    </w:p>
+    <w:p>
+      <w:r>
+        <w:rPr>
+          <w:b w:val="0"/>
+        </w:rPr>
+        <w:t>（成员反应预判：可能有成员流露出"遥不可及"的泄气感——立即用材料①的"曙光"框架接住："佛陀说的定法不是给天才的，是给'走在道上的人'的；我们今天已经走在这条道上五周了"；若有人问"入流要不要吃素/要不要出家"——回到原文"我赞叹在家或出家者的正行道"（材料④第4经），如实说明在家修行有完整的位置，不展开戒律细节。）</w:t>
+      </w:r>
+    </w:p>
+    <w:p>
+      <w:r>
+        <w:rPr>
+          <w:b/>
+        </w:rPr>
+        <w:t>讨论问题⑥：一张"道岔自查卡"。</w:t>
+      </w:r>
+      <w:r>
+        <w:rPr>
+          <w:b w:val="0"/>
+        </w:rPr>
+        <w:t xml:space="preserve"> 结合原文"陶罐经"——"心若无支垫则易动摇，有支垫则不易动摇"——大家试着为自己设计一张"道岔自查卡"：当你下次要做一个重要决定时，你想先问自己哪一两个问题，来检查当下的"道支方向"？（提示：示例格式——"我现在依着什么见解？""这个做法会把我导向松开还是更紧？"；请成员写在自己的卡片上，自愿分享；这既是讨论收束，也是本周作业的入口；若时间不足，改为口头设想，不强制落笔。）</w:t>
+      </w:r>
+    </w:p>
+    <w:p>
+      <w:r>
+        <w:rPr>
+          <w:b w:val="0"/>
+        </w:rPr>
+        <w:t>（成员反应预判：有人会把自查卡写得很长（七八个问题）——温和建议压缩到两个："问题越多，岔路口越堵"；有人写不出——给他备用卡："这件事背后的见解是什么？它让我心变宽还是变窄？"；若整体时间已超，本问改为作业延伸，现场只口头带一句。）</w:t>
       </w:r>
     </w:p>
     <w:p>
       <w:pPr>
-        <w:ind w:left="340"/>
+        <w:ind w:left="170"/>
+        <w:pBdr>
+          <w:left w:val="single" w:sz="18" w:space="4" w:color="1E4620"/>
+        </w:pBdr>
+        <w:shd w:val="clear" w:fill="F2F5FA"/>
       </w:pPr>
       <w:r>
         <w:rPr>
-          <w:color w:val="1E5631"/>
-          <w:sz w:val="21"/>
-        </w:rPr>
-        <w:t xml:space="preserve">• </w:t>
-      </w:r>
-      <w:r>
-        <w:rPr>
           <w:b/>
-          <w:sz w:val="21"/>
-        </w:rPr>
-        <w:t>时间富余的变体（＋5分钟）</w:t>
-      </w:r>
-      <w:r>
-        <w:rPr>
-          <w:sz w:val="21"/>
-        </w:rPr>
-        <w:t>：加入"明天的预告"——想一件明天必做的事，提前为它"输入见解"（比如"开会不是为了赢，是为了把事说清"），体会"先导"二字的含义。也可以做"反向案例"：回想一次心甘情愿、事后轻松的经历（比如认真做了一顿饭），拆解它的"见解→思维→行动"链条——体会正道支运作时的顺畅感，与前面烦恼案例的拧巴感对照，两条路的样子就都见过了。</w:t>
-      </w:r>
-    </w:p>
-    <w:p>
-      <w:r>
-        <w:rPr>
-          <w:sz w:val="21"/>
-        </w:rPr>
-        <w:t>练习后如有人主动分享，控制在2人以内，每人1分钟；不点评、不深化，一句"谢谢你的观察"即可。收束语（如无分享则直接说）："链条看得见，就说明心已经有支垫了。这一周，我们带着这张地图各自走走看。"</w:t>
+        </w:rPr>
+        <w:t>分层追问</w:t>
+      </w:r>
+      <w:r>
+        <w:rPr>
+          <w:b w:val="0"/>
+        </w:rPr>
+        <w:t>（可视时间取用，由浅入深）：</w:t>
       </w:r>
     </w:p>
     <w:p>
       <w:pPr>
-        <w:spacing w:before="160" w:after="80"/>
+        <w:ind w:left="170"/>
+        <w:pBdr>
+          <w:left w:val="single" w:sz="18" w:space="4" w:color="1E4620"/>
+        </w:pBdr>
+        <w:shd w:val="clear" w:fill="F2F5FA"/>
       </w:pPr>
       <w:r>
         <w:rPr>
-          <w:rFonts w:ascii="Microsoft YaHei" w:hAnsi="Microsoft YaHei" w:eastAsia="Microsoft YaHei"/>
-          <w:b/>
-          <w:color w:val="1E5631"/>
-          <w:sz w:val="28"/>
-        </w:rPr>
-        <w:t>📚 扩展内容包（时间富余时使用）</w:t>
+          <w:b w:val="0"/>
+        </w:rPr>
+        <w:t>- 【现象】十二道分里多了四个「邪道支」，这让你对「相似的路」有什么警觉？</w:t>
       </w:r>
     </w:p>
     <w:p>
-      <w:r>
-        <w:rPr>
-          <w:b/>
-          <w:sz w:val="21"/>
-        </w:rPr>
-        <w:t>扩展一：十二道分速查卡</w:t>
+      <w:pPr>
+        <w:ind w:left="170"/>
+        <w:pBdr>
+          <w:left w:val="single" w:sz="18" w:space="4" w:color="1E4620"/>
+        </w:pBdr>
+        <w:shd w:val="clear" w:fill="F2F5FA"/>
+      </w:pPr>
+      <w:r>
+        <w:rPr>
+          <w:b w:val="0"/>
+        </w:rPr>
+        <w:t>- 【影响】走错方向的人往往也觉得自己在进步——这会带来什么？</w:t>
       </w:r>
     </w:p>
     <w:p>
-      <w:r>
-        <w:rPr>
-          <w:sz w:val="21"/>
+      <w:pPr>
+        <w:ind w:left="170"/>
+        <w:pBdr>
+          <w:left w:val="single" w:sz="18" w:space="4" w:color="1E4620"/>
+        </w:pBdr>
+        <w:shd w:val="clear" w:fill="F2F5FA"/>
+      </w:pPr>
+      <w:r>
+        <w:rPr>
+          <w:b w:val="0"/>
+        </w:rPr>
+        <w:t>- 【应对】这周你打算怎么给自己「对一次方向」？依什么来判断？</w:t>
+      </w:r>
+    </w:p>
+    <w:p>
+      <w:r>
+        <w:rPr>
+          <w:b/>
+          <w:color w:val="1E4620"/>
+          <w:sz w:val="26"/>
+        </w:rPr>
+        <w:t>🧘 禅修练习（15 min）</w:t>
+      </w:r>
+    </w:p>
+    <w:p>
+      <w:pPr>
+        <w:ind w:left="170"/>
+        <w:pBdr>
+          <w:left w:val="single" w:sz="18" w:space="4" w:color="1E4620"/>
+        </w:pBdr>
+        <w:shd w:val="clear" w:fill="F2F5FA"/>
+      </w:pPr>
+      <w:r>
+        <w:rPr>
+          <w:b w:val="0"/>
+        </w:rPr>
+        <w:t xml:space="preserve">⚠️ </w:t>
+      </w:r>
+      <w:r>
+        <w:rPr>
+          <w:b/>
+        </w:rPr>
+        <w:t>禅修禁忌提示</w:t>
+      </w:r>
+      <w:r>
+        <w:rPr>
+          <w:b w:val="0"/>
+        </w:rPr>
+        <w:t>：若你正处在严重抑郁、焦虑、创伤后应激，或精神类疾病的发作／用药期，或正经历强烈的情绪危机，请先咨询医生或心理师，再决定是否练习；练习中若出现明显不适（如心悸、胸闷、情绪失控），请立即停止，睁开眼睛，把注意力放回呼吸与身体，必要时离场休息。</w:t>
+      </w:r>
+    </w:p>
+    <w:p>
+      <w:r>
+        <w:rPr>
+          <w:b/>
+        </w:rPr>
+        <w:t>本周练习</w:t>
+      </w:r>
+      <w:r>
+        <w:rPr>
+          <w:b w:val="0"/>
+        </w:rPr>
+        <w:t>：正见为先导——观察一个烦恼的"见解→思维→行动"链条</w:t>
+      </w:r>
+    </w:p>
+    <w:p>
+      <w:r>
+        <w:rPr>
+          <w:b/>
+        </w:rPr>
+        <w:t>请跟随引导练习</w:t>
+      </w:r>
+      <w:r>
+        <w:rPr>
+          <w:b w:val="0"/>
+        </w:rPr>
+        <w:t>：</w:t>
+      </w:r>
+    </w:p>
+    <w:p>
+      <w:pPr>
+        <w:ind w:left="170"/>
+        <w:pBdr>
+          <w:left w:val="single" w:sz="18" w:space="4" w:color="1E4620"/>
+        </w:pBdr>
+        <w:shd w:val="clear" w:fill="F2F5FA"/>
+      </w:pPr>
+      <w:r>
+        <w:rPr>
+          <w:b w:val="0"/>
+        </w:rPr>
+        <w:t>我们先静坐一分钟。闭上眼睛，感受自己的呼吸，让心慢慢安静下来。（停顿60秒）</w:t>
+      </w:r>
+    </w:p>
+    <w:p>
+      <w:pPr>
+        <w:ind w:left="170"/>
+        <w:pBdr>
+          <w:left w:val="single" w:sz="18" w:space="4" w:color="1E4620"/>
+        </w:pBdr>
+        <w:shd w:val="clear" w:fill="F2F5FA"/>
+      </w:pPr>
+      <w:r>
+        <w:rPr>
+          <w:b w:val="0"/>
+        </w:rPr>
+        <w:t>今天我们认识了"十二道分"——每做一件事，心里都有一串道支在运作：先有一个"见解"，接着是围绕它的思考，然后是努力与专注。这一坐，我们不做复杂的观照，只做一件简单的事：回看今天的一件小事，练习看见这个链条。</w:t>
+      </w:r>
+    </w:p>
+    <w:p>
+      <w:pPr>
+        <w:ind w:left="170"/>
+        <w:pBdr>
+          <w:left w:val="single" w:sz="18" w:space="4" w:color="1E4620"/>
+        </w:pBdr>
+        <w:shd w:val="clear" w:fill="F2F5FA"/>
+      </w:pPr>
+      <w:r>
+        <w:rPr>
+          <w:b w:val="0"/>
+        </w:rPr>
+        <w:t>请回想今天某个让你不舒服的瞬间——可以是一次排队被插、一句让你不痛快的话、一件没按预期发生的事。不用挑大事，越日常越好。（停顿10秒）</w:t>
+      </w:r>
+    </w:p>
+    <w:p>
+      <w:pPr>
+        <w:ind w:left="170"/>
+        <w:pBdr>
+          <w:left w:val="single" w:sz="18" w:space="4" w:color="1E4620"/>
+        </w:pBdr>
+        <w:shd w:val="clear" w:fill="F2F5FA"/>
+      </w:pPr>
+      <w:r>
+        <w:rPr>
+          <w:b w:val="0"/>
+        </w:rPr>
+        <w:t>现在，先看当时的"见解"：那一刻，我心里是怎么看待这件事的？是不是有一个类似"他不应该这样""这事不该发生在我身上"的判断？（停顿15秒）</w:t>
+      </w:r>
+    </w:p>
+    <w:p>
+      <w:pPr>
+        <w:ind w:left="170"/>
+        <w:pBdr>
+          <w:left w:val="single" w:sz="18" w:space="4" w:color="1E4620"/>
+        </w:pBdr>
+        <w:shd w:val="clear" w:fill="F2F5FA"/>
+      </w:pPr>
+      <w:r>
+        <w:rPr>
+          <w:b w:val="0"/>
+        </w:rPr>
+        <w:t>再看由这个见解生起的"思维"：围绕着这个判断，心里转了多少个念头？（停顿15秒）</w:t>
+      </w:r>
+    </w:p>
+    <w:p>
+      <w:pPr>
+        <w:ind w:left="170"/>
+        <w:pBdr>
+          <w:left w:val="single" w:sz="18" w:space="4" w:color="1E4620"/>
+        </w:pBdr>
+        <w:shd w:val="clear" w:fill="F2F5FA"/>
+      </w:pPr>
+      <w:r>
+        <w:rPr>
+          <w:b w:val="0"/>
+        </w:rPr>
+        <w:t>最后看"行动"：因为这些念头，我做了什么——说了什么话、摆了什么脸色、或者只是默默生了一阵闷气？（停顿15秒）</w:t>
+      </w:r>
+    </w:p>
+    <w:p>
+      <w:pPr>
+        <w:ind w:left="170"/>
+        <w:pBdr>
+          <w:left w:val="single" w:sz="18" w:space="4" w:color="1E4620"/>
+        </w:pBdr>
+        <w:shd w:val="clear" w:fill="F2F5FA"/>
+      </w:pPr>
+      <w:r>
+        <w:rPr>
+          <w:b w:val="0"/>
+        </w:rPr>
+        <w:t>好了，看见就好，不用去改它，也不用责备自己。现在，轻轻把注意力放回呼吸。（停顿20秒）</w:t>
+      </w:r>
+    </w:p>
+    <w:p>
+      <w:pPr>
+        <w:ind w:left="170"/>
+        <w:pBdr>
+          <w:left w:val="single" w:sz="18" w:space="4" w:color="1E4620"/>
+        </w:pBdr>
+        <w:shd w:val="clear" w:fill="F2F5FA"/>
+      </w:pPr>
+      <w:r>
+        <w:rPr>
+          <w:b w:val="0"/>
+        </w:rPr>
+        <w:t>最后，我们试着换一个"见解"再看一次刚才那件事：它是一个"无常的现象"——发生了，正在过去。这样看的时候，心里那些念头有没有松开一点？不需要马上做到，知道"还可以这样看"，就已经是正见在工作了。（停顿30秒）</w:t>
+      </w:r>
+    </w:p>
+    <w:p>
+      <w:pPr>
+        <w:ind w:left="170"/>
+        <w:pBdr>
+          <w:left w:val="single" w:sz="18" w:space="4" w:color="1E4620"/>
+        </w:pBdr>
+        <w:shd w:val="clear" w:fill="F2F5FA"/>
+      </w:pPr>
+      <w:r>
+        <w:rPr>
+          <w:b w:val="0"/>
+        </w:rPr>
+        <w:t>我们再把这份"看见链条"的练习功德，回向给一切众生。</w:t>
+      </w:r>
+    </w:p>
+    <w:p>
+      <w:pPr>
+        <w:pStyle w:val="ListBullet"/>
+      </w:pPr>
+      <w:r>
+        <w:rPr>
+          <w:b w:val="0"/>
+        </w:rPr>
+        <w:t>本练习是"正见为先导"的生活化落地，与讨论问题⑤形成呼应：讨论在嘴上整合，练习在心里整合。</w:t>
+      </w:r>
+    </w:p>
+    <w:p>
+      <w:pPr>
+        <w:pStyle w:val="ListBullet"/>
+      </w:pPr>
+      <w:r>
+        <w:rPr>
+          <w:b w:val="0"/>
+        </w:rPr>
+        <w:t>若成员普遍对"回看事件"有困难（细节想不起），可退一步只做"呼吸＋一个见解句"：静坐中默念"我的见解决定我的方向"，每次呼吸体会一次，共十次。</w:t>
+      </w:r>
+    </w:p>
+    <w:p>
+      <w:pPr>
+        <w:pStyle w:val="ListBullet"/>
+      </w:pPr>
+      <w:r>
+        <w:rPr>
+          <w:b/>
+        </w:rPr>
+        <w:t>时间富余的变体（＋5分钟）</w:t>
+      </w:r>
+      <w:r>
+        <w:rPr>
+          <w:b w:val="0"/>
+        </w:rPr>
+        <w:t>：加入"明天的预告"——想一件明天必做的事，提前为它"输入见解"（比如"开会不是为了赢，是为了把事说清"），体会"先导"二字的含义。也可以做"反向案例"：回想一次心甘情愿、事后轻松的经历（比如认真做了一顿饭），拆解它的"见解→思维→行动"链条——体会正道支运作时的顺畅感，与前面烦恼案例的拧巴感对照，两条路的样子就都见过了。</w:t>
+      </w:r>
+    </w:p>
+    <w:p>
+      <w:r>
+        <w:rPr>
+          <w:b w:val="0"/>
+        </w:rPr>
+        <w:t>练习后如有人主动分享，控制在2人以内，每人1分钟；不点评、不深化，一句"谢谢你的观察"即可。收束语（如无分享则直接说）："链条看得见，就说明心已经有支垫了。这一周，我们带着这张地图各自走走看。"</w:t>
+      </w:r>
+    </w:p>
+    <w:p>
+      <w:r>
+        <w:rPr>
+          <w:b/>
+          <w:color w:val="1E4620"/>
+          <w:sz w:val="26"/>
+        </w:rPr>
+        <w:t>📚 扩展内容包（时间富余时使用）</w:t>
+      </w:r>
+    </w:p>
+    <w:p>
+      <w:r>
+        <w:rPr>
+          <w:b/>
+        </w:rPr>
+        <w:t>扩展一：十二道分速查卡</w:t>
+      </w:r>
+    </w:p>
+    <w:p>
+      <w:r>
+        <w:rPr>
+          <w:b w:val="0"/>
         </w:rPr>
         <w:t>八正道（导向善与涅槃）：正见、正思维、正语、正业、正命、正精进、正念、正定；四个邪道支（导向不善与恶趣）：邪见、邪思维、邪精进、邪定。九种心所：正见属慧心所、邪见属邪见心所（两者分属不同心所）；正思维/邪思维同属寻心所，正精进/邪精进同属精进心所，正定/邪定同属一境性心所。一句话记忆：</w:t>
       </w:r>
       <w:r>
         <w:rPr>
           <w:b/>
-          <w:sz w:val="21"/>
         </w:rPr>
         <w:t>方向由见解决定，力量由道支决定。</w:t>
       </w:r>
@@ -2176,7 +2440,6 @@
       <w:tblPr>
         <w:tblStyle w:val="TableGrid"/>
         <w:tblW w:type="auto" w:w="0"/>
-        <w:jc w:val="center"/>
         <w:tblLook w:firstColumn="1" w:firstRow="1" w:lastColumn="0" w:lastRow="0" w:noHBand="0" w:noVBand="1" w:val="04A0"/>
       </w:tblPr>
       <w:tblGrid>
@@ -2187,17 +2450,20 @@
         <w:tc>
           <w:tcPr>
             <w:tcW w:type="dxa" w:w="4819"/>
-            <w:shd w:val="clear" w:color="auto" w:fill="1E5631"/>
+            <w:shd w:val="clear" w:fill="1E4620"/>
           </w:tcPr>
           <w:p>
-            <w:pPr>
-              <w:spacing w:after="20"/>
-            </w:pPr>
             <w:r>
               <w:rPr>
-                <w:b/>
                 <w:color w:val="FFFFFF"/>
-                <w:sz w:val="19"/>
+                <w:sz w:val="18"/>
+              </w:rPr>
+            </w:r>
+            <w:r>
+              <w:rPr>
+                <w:b w:val="0"/>
+                <w:color w:val="FFFFFF"/>
+                <w:sz w:val="18"/>
               </w:rPr>
               <w:t>环节</w:t>
             </w:r>
@@ -2206,17 +2472,20 @@
         <w:tc>
           <w:tcPr>
             <w:tcW w:type="dxa" w:w="4819"/>
-            <w:shd w:val="clear" w:color="auto" w:fill="1E5631"/>
+            <w:shd w:val="clear" w:fill="1E4620"/>
           </w:tcPr>
           <w:p>
-            <w:pPr>
-              <w:spacing w:after="20"/>
-            </w:pPr>
             <w:r>
               <w:rPr>
-                <w:b/>
                 <w:color w:val="FFFFFF"/>
-                <w:sz w:val="19"/>
+                <w:sz w:val="18"/>
+              </w:rPr>
+            </w:r>
+            <w:r>
+              <w:rPr>
+                <w:b w:val="0"/>
+                <w:color w:val="FFFFFF"/>
+                <w:sz w:val="18"/>
               </w:rPr>
               <w:t>用法与时长</w:t>
             </w:r>
@@ -2229,12 +2498,15 @@
             <w:tcW w:type="dxa" w:w="4819"/>
           </w:tcPr>
           <w:p>
-            <w:pPr>
-              <w:spacing w:after="20"/>
-            </w:pPr>
             <w:r>
               <w:rPr>
-                <w:sz w:val="19"/>
+                <w:sz w:val="18"/>
+              </w:rPr>
+            </w:r>
+            <w:r>
+              <w:rPr>
+                <w:b w:val="0"/>
+                <w:sz w:val="18"/>
               </w:rPr>
               <w:t>扩展一速查卡（全员口头过一遍）</w:t>
             </w:r>
@@ -2245,12 +2517,15 @@
             <w:tcW w:type="dxa" w:w="4819"/>
           </w:tcPr>
           <w:p>
-            <w:pPr>
-              <w:spacing w:after="20"/>
-            </w:pPr>
             <w:r>
               <w:rPr>
-                <w:sz w:val="19"/>
+                <w:sz w:val="18"/>
+              </w:rPr>
+            </w:r>
+            <w:r>
+              <w:rPr>
+                <w:b w:val="0"/>
+                <w:sz w:val="18"/>
               </w:rPr>
               <w:t>八正道8支＋四邪道支＝十二；约2分钟</w:t>
             </w:r>
@@ -2261,15 +2536,18 @@
         <w:tc>
           <w:tcPr>
             <w:tcW w:type="dxa" w:w="4819"/>
-            <w:shd w:val="clear" w:color="auto" w:fill="F2F2F2"/>
+            <w:shd w:val="clear" w:fill="F2F5FA"/>
           </w:tcPr>
           <w:p>
-            <w:pPr>
-              <w:spacing w:after="20"/>
-            </w:pPr>
             <w:r>
               <w:rPr>
-                <w:sz w:val="19"/>
+                <w:sz w:val="18"/>
+              </w:rPr>
+            </w:r>
+            <w:r>
+              <w:rPr>
+                <w:b w:val="0"/>
+                <w:sz w:val="18"/>
               </w:rPr>
               <w:t>扩展二：八十九种心与道缘</w:t>
             </w:r>
@@ -2278,15 +2556,18 @@
         <w:tc>
           <w:tcPr>
             <w:tcW w:type="dxa" w:w="4819"/>
-            <w:shd w:val="clear" w:color="auto" w:fill="F2F2F2"/>
+            <w:shd w:val="clear" w:fill="F2F5FA"/>
           </w:tcPr>
           <w:p>
-            <w:pPr>
-              <w:spacing w:after="20"/>
-            </w:pPr>
             <w:r>
               <w:rPr>
-                <w:sz w:val="19"/>
+                <w:sz w:val="18"/>
+              </w:rPr>
+            </w:r>
+            <w:r>
+              <w:rPr>
+                <w:b w:val="0"/>
+                <w:sz w:val="18"/>
               </w:rPr>
               <w:t>"运输公司"譬喻仅在成员困惑时使用</w:t>
             </w:r>
@@ -2299,12 +2580,15 @@
             <w:tcW w:type="dxa" w:w="4819"/>
           </w:tcPr>
           <w:p>
-            <w:pPr>
-              <w:spacing w:after="20"/>
-            </w:pPr>
             <w:r>
               <w:rPr>
-                <w:sz w:val="19"/>
+                <w:sz w:val="18"/>
+              </w:rPr>
+            </w:r>
+            <w:r>
+              <w:rPr>
+                <w:b w:val="0"/>
+                <w:sz w:val="18"/>
               </w:rPr>
               <w:t>扩展三：三法围绕</w:t>
             </w:r>
@@ -2315,12 +2599,15 @@
             <w:tcW w:type="dxa" w:w="4819"/>
           </w:tcPr>
           <w:p>
-            <w:pPr>
-              <w:spacing w:after="20"/>
-            </w:pPr>
             <w:r>
               <w:rPr>
-                <w:sz w:val="19"/>
+                <w:sz w:val="18"/>
+              </w:rPr>
+            </w:r>
+            <w:r>
+              <w:rPr>
+                <w:b w:val="0"/>
+                <w:sz w:val="18"/>
               </w:rPr>
               <w:t>请成员现场重读原文找"三法"，约3分钟</w:t>
             </w:r>
@@ -2331,15 +2618,18 @@
         <w:tc>
           <w:tcPr>
             <w:tcW w:type="dxa" w:w="4819"/>
-            <w:shd w:val="clear" w:color="auto" w:fill="F2F2F2"/>
+            <w:shd w:val="clear" w:fill="F2F5FA"/>
           </w:tcPr>
           <w:p>
-            <w:pPr>
-              <w:spacing w:after="20"/>
-            </w:pPr>
             <w:r>
               <w:rPr>
-                <w:sz w:val="19"/>
+                <w:sz w:val="18"/>
+              </w:rPr>
+            </w:r>
+            <w:r>
+              <w:rPr>
+                <w:b w:val="0"/>
+                <w:sz w:val="18"/>
               </w:rPr>
               <w:t>扩展四：两种正见</w:t>
             </w:r>
@@ -2348,15 +2638,18 @@
         <w:tc>
           <w:tcPr>
             <w:tcW w:type="dxa" w:w="4819"/>
-            <w:shd w:val="clear" w:color="auto" w:fill="F2F2F2"/>
+            <w:shd w:val="clear" w:fill="F2F5FA"/>
           </w:tcPr>
           <w:p>
-            <w:pPr>
-              <w:spacing w:after="20"/>
-            </w:pPr>
             <w:r>
               <w:rPr>
-                <w:sz w:val="19"/>
+                <w:sz w:val="18"/>
+              </w:rPr>
+            </w:r>
+            <w:r>
+              <w:rPr>
+                <w:b w:val="0"/>
+                <w:sz w:val="18"/>
               </w:rPr>
               <w:t>"从你现在的位置下手"一句可作万能回应</w:t>
             </w:r>
@@ -2369,12 +2662,15 @@
             <w:tcW w:type="dxa" w:w="4819"/>
           </w:tcPr>
           <w:p>
-            <w:pPr>
-              <w:spacing w:after="20"/>
-            </w:pPr>
             <w:r>
               <w:rPr>
-                <w:sz w:val="19"/>
+                <w:sz w:val="18"/>
+              </w:rPr>
+            </w:r>
+            <w:r>
+              <w:rPr>
+                <w:b w:val="0"/>
+                <w:sz w:val="18"/>
               </w:rPr>
               <w:t>扩展五：三种断×十二道分</w:t>
             </w:r>
@@ -2385,12 +2681,15 @@
             <w:tcW w:type="dxa" w:w="4819"/>
           </w:tcPr>
           <w:p>
-            <w:pPr>
-              <w:spacing w:after="20"/>
-            </w:pPr>
             <w:r>
               <w:rPr>
-                <w:sz w:val="19"/>
+                <w:sz w:val="18"/>
+              </w:rPr>
+            </w:r>
+            <w:r>
+              <w:rPr>
+                <w:b w:val="0"/>
+                <w:sz w:val="18"/>
               </w:rPr>
               <w:t>与上周对接；"湖底泥"譬喻留钩子给下周</w:t>
             </w:r>
@@ -2401,15 +2700,18 @@
         <w:tc>
           <w:tcPr>
             <w:tcW w:type="dxa" w:w="4819"/>
-            <w:shd w:val="clear" w:color="auto" w:fill="F2F2F2"/>
+            <w:shd w:val="clear" w:fill="F2F5FA"/>
           </w:tcPr>
           <w:p>
-            <w:pPr>
-              <w:spacing w:after="20"/>
-            </w:pPr>
             <w:r>
               <w:rPr>
-                <w:sz w:val="19"/>
+                <w:sz w:val="18"/>
+              </w:rPr>
+            </w:r>
+            <w:r>
+              <w:rPr>
+                <w:b w:val="0"/>
+                <w:sz w:val="18"/>
               </w:rPr>
               <w:t>扩展七：十种基本邪见的生活包装</w:t>
             </w:r>
@@ -2418,15 +2720,18 @@
         <w:tc>
           <w:tcPr>
             <w:tcW w:type="dxa" w:w="4819"/>
-            <w:shd w:val="clear" w:color="auto" w:fill="F2F2F2"/>
+            <w:shd w:val="clear" w:fill="F2F5FA"/>
           </w:tcPr>
           <w:p>
-            <w:pPr>
-              <w:spacing w:after="20"/>
-            </w:pPr>
             <w:r>
               <w:rPr>
-                <w:sz w:val="19"/>
+                <w:sz w:val="18"/>
+              </w:rPr>
+            </w:r>
+            <w:r>
+              <w:rPr>
+                <w:b w:val="0"/>
+                <w:sz w:val="18"/>
               </w:rPr>
               <w:t>只讨论现象不评判人；时间不够时略过</w:t>
             </w:r>
@@ -2439,12 +2744,15 @@
             <w:tcW w:type="dxa" w:w="4819"/>
           </w:tcPr>
           <w:p>
-            <w:pPr>
-              <w:spacing w:after="20"/>
-            </w:pPr>
             <w:r>
               <w:rPr>
-                <w:sz w:val="19"/>
+                <w:sz w:val="18"/>
+              </w:rPr>
+            </w:r>
+            <w:r>
+              <w:rPr>
+                <w:b w:val="0"/>
+                <w:sz w:val="18"/>
               </w:rPr>
               <w:t>扩展八：五周义理路线回顾</w:t>
             </w:r>
@@ -2455,12 +2763,15 @@
             <w:tcW w:type="dxa" w:w="4819"/>
           </w:tcPr>
           <w:p>
-            <w:pPr>
-              <w:spacing w:after="20"/>
-            </w:pPr>
             <w:r>
               <w:rPr>
-                <w:sz w:val="19"/>
+                <w:sz w:val="18"/>
+              </w:rPr>
+            </w:r>
+            <w:r>
+              <w:rPr>
+                <w:b w:val="0"/>
+                <w:sz w:val="18"/>
               </w:rPr>
               <w:t>收尾时口头串讲，约1分钟</w:t>
             </w:r>
@@ -2471,15 +2782,18 @@
         <w:tc>
           <w:tcPr>
             <w:tcW w:type="dxa" w:w="4819"/>
-            <w:shd w:val="clear" w:color="auto" w:fill="F2F2F2"/>
+            <w:shd w:val="clear" w:fill="F2F5FA"/>
           </w:tcPr>
           <w:p>
-            <w:pPr>
-              <w:spacing w:after="20"/>
-            </w:pPr>
             <w:r>
               <w:rPr>
-                <w:sz w:val="19"/>
+                <w:sz w:val="18"/>
+              </w:rPr>
+            </w:r>
+            <w:r>
+              <w:rPr>
+                <w:b w:val="0"/>
+                <w:sz w:val="18"/>
               </w:rPr>
               <w:t>扩展九：思维链日记模板</w:t>
             </w:r>
@@ -2488,15 +2802,18 @@
         <w:tc>
           <w:tcPr>
             <w:tcW w:type="dxa" w:w="4819"/>
-            <w:shd w:val="clear" w:color="auto" w:fill="F2F2F2"/>
+            <w:shd w:val="clear" w:fill="F2F5FA"/>
           </w:tcPr>
           <w:p>
-            <w:pPr>
-              <w:spacing w:after="20"/>
-            </w:pPr>
             <w:r>
               <w:rPr>
-                <w:sz w:val="19"/>
+                <w:sz w:val="18"/>
+              </w:rPr>
+            </w:r>
+            <w:r>
+              <w:rPr>
+                <w:b w:val="0"/>
+                <w:sz w:val="18"/>
               </w:rPr>
               <w:t>口头描述模板，作为本周作业说明；约3分钟</w:t>
             </w:r>
@@ -2509,12 +2826,15 @@
             <w:tcW w:type="dxa" w:w="4819"/>
           </w:tcPr>
           <w:p>
-            <w:pPr>
-              <w:spacing w:after="20"/>
-            </w:pPr>
             <w:r>
               <w:rPr>
-                <w:sz w:val="19"/>
+                <w:sz w:val="18"/>
+              </w:rPr>
+            </w:r>
+            <w:r>
+              <w:rPr>
+                <w:b w:val="0"/>
+                <w:sz w:val="18"/>
               </w:rPr>
               <w:t>扩展十一：名相清单</w:t>
             </w:r>
@@ -2525,12 +2845,15 @@
             <w:tcW w:type="dxa" w:w="4819"/>
           </w:tcPr>
           <w:p>
-            <w:pPr>
-              <w:spacing w:after="20"/>
-            </w:pPr>
             <w:r>
               <w:rPr>
-                <w:sz w:val="19"/>
+                <w:sz w:val="18"/>
+              </w:rPr>
+            </w:r>
+            <w:r>
+              <w:rPr>
+                <w:b w:val="0"/>
+                <w:sz w:val="18"/>
               </w:rPr>
               <w:t>仅供课后，共读环节不使用</w:t>
             </w:r>
@@ -2541,15 +2864,18 @@
         <w:tc>
           <w:tcPr>
             <w:tcW w:type="dxa" w:w="4819"/>
-            <w:shd w:val="clear" w:color="auto" w:fill="F2F2F2"/>
+            <w:shd w:val="clear" w:fill="F2F5FA"/>
           </w:tcPr>
           <w:p>
-            <w:pPr>
-              <w:spacing w:after="20"/>
-            </w:pPr>
             <w:r>
               <w:rPr>
-                <w:sz w:val="19"/>
+                <w:sz w:val="18"/>
+              </w:rPr>
+            </w:r>
+            <w:r>
+              <w:rPr>
+                <w:b w:val="0"/>
+                <w:sz w:val="18"/>
               </w:rPr>
               <w:t>扩展十二：不同场地带的操作备注</w:t>
             </w:r>
@@ -2558,15 +2884,18 @@
         <w:tc>
           <w:tcPr>
             <w:tcW w:type="dxa" w:w="4819"/>
-            <w:shd w:val="clear" w:color="auto" w:fill="F2F2F2"/>
+            <w:shd w:val="clear" w:fill="F2F5FA"/>
           </w:tcPr>
           <w:p>
-            <w:pPr>
-              <w:spacing w:after="20"/>
-            </w:pPr>
             <w:r>
               <w:rPr>
-                <w:sz w:val="19"/>
+                <w:sz w:val="18"/>
+              </w:rPr>
+            </w:r>
+            <w:r>
+              <w:rPr>
+                <w:b w:val="0"/>
+                <w:sz w:val="18"/>
               </w:rPr>
               <w:t>场地变化时对照使用</w:t>
             </w:r>
@@ -2578,7 +2907,6 @@
       <w:r>
         <w:rPr>
           <w:b/>
-          <w:sz w:val="21"/>
         </w:rPr>
         <w:t>扩展二：八十九种心与道缘</w:t>
       </w:r>
@@ -2586,7 +2914,7 @@
     <w:p>
       <w:r>
         <w:rPr>
-          <w:sz w:val="21"/>
+          <w:b w:val="0"/>
         </w:rPr>
         <w:t>原文说"八十九种心里面除了十八个无因心，有七十一种心里面都是含有道支的"。可以让大家对照：连果报心和唯作心也有道支，只是不导向目的地。这道出一个事实——道支是心的"标配零件"，区别只在于它此刻被哪股力量使用。</w:t>
       </w:r>
@@ -2595,7 +2923,6 @@
       <w:r>
         <w:rPr>
           <w:b/>
-          <w:sz w:val="21"/>
         </w:rPr>
         <w:t>扩展三：三法围绕</w:t>
       </w:r>
@@ -2603,7 +2930,7 @@
     <w:p>
       <w:r>
         <w:rPr>
-          <w:sz w:val="21"/>
+          <w:b w:val="0"/>
         </w:rPr>
         <w:t>"由正见、正念、正精进三法围绕，才能够收拾邪思维"——尊者特别强调这一段：光有觉知（"我知道我现在贪心生起来了"）不够，还要有决意与精进（"但我还是舀了一勺"就是精进力不够）。可以请成员对照上周"彼分断"的练习聊聊。</w:t>
       </w:r>
@@ -2611,7 +2938,7 @@
     <w:p>
       <w:r>
         <w:rPr>
-          <w:sz w:val="21"/>
+          <w:b w:val="0"/>
         </w:rPr>
         <w:t>原文依据在材料①"◈扩展段落"中："他为舍断邪思惟，具足正思惟而精进，这是他的正精进，他专念舍断邪思惟、专念具足正思惟而住，这是他的正念。如是此三法围绕，跟随着正见、正精进和正思惟。"可请一位成员现场再读一遍这一段，然后请大家找出"三法"各对应哪句话——这是一个30秒就能完成的微练习，却能让成员真正"用原文读原文"。</w:t>
       </w:r>
@@ -2620,7 +2947,6 @@
       <w:r>
         <w:rPr>
           <w:b/>
-          <w:sz w:val="21"/>
         </w:rPr>
         <w:t>扩展四：两种正见的日常版</w:t>
       </w:r>
@@ -2628,7 +2954,7 @@
     <w:p>
       <w:r>
         <w:rPr>
-          <w:sz w:val="21"/>
+          <w:b w:val="0"/>
         </w:rPr>
         <w:t>世间正见（有漏、福德分）：相信布施、业果、此世他世——这是做人的底线与福报；出世间正见（圣、无漏）：观照无常苦无我的智慧。读书会八周建立的"苦集灭道"地图，属于世间正见向出世间正见的过渡带。</w:t>
       </w:r>
@@ -2636,7 +2962,7 @@
     <w:p>
       <w:r>
         <w:rPr>
-          <w:sz w:val="21"/>
+          <w:b w:val="0"/>
         </w:rPr>
         <w:t>两种正见各有"功课"：世间正见的功课是诚实——对因果、对恩义、对自己的行为后果诚实；出世间正见的功课是观察——在无常苦无我的角度下反复看身心。本周作业属于前者向后者的过渡：先如实看见自己的见解，才谈得上换角度观察。若有成员问"我该从哪种正见下手"，回答：从你现在的位置下手——两种正见是台阶，不是门槛。</w:t>
       </w:r>
@@ -2645,7 +2971,6 @@
       <w:r>
         <w:rPr>
           <w:b/>
-          <w:sz w:val="21"/>
         </w:rPr>
         <w:t>扩展五：十二道分 × 三种断（与上周的对接）</w:t>
       </w:r>
@@ -2653,53 +2978,49 @@
     <w:p>
       <w:r>
         <w:rPr>
-          <w:sz w:val="21"/>
+          <w:b w:val="0"/>
         </w:rPr>
         <w:t>上周讲的三种断，落在十二道分的地图上正好看得更清：</w:t>
       </w:r>
       <w:r>
         <w:rPr>
           <w:b/>
-          <w:sz w:val="21"/>
         </w:rPr>
         <w:t>彼分断</w:t>
       </w:r>
       <w:r>
         <w:rPr>
-          <w:sz w:val="21"/>
+          <w:b w:val="0"/>
         </w:rPr>
         <w:t>靠持戒与如理作意——在邪思维、邪精进的入口处"绕行"（对应原文"他为舍断邪思惟，具足正思惟而精进"）；</w:t>
       </w:r>
       <w:r>
         <w:rPr>
           <w:b/>
-          <w:sz w:val="21"/>
         </w:rPr>
         <w:t>镇伏断</w:t>
       </w:r>
       <w:r>
         <w:rPr>
-          <w:sz w:val="21"/>
+          <w:b w:val="0"/>
         </w:rPr>
         <w:t>靠禅那与持续的正念正定——把四种邪道压到"潜伏随眠"的状态（对应原文"最多只能被镇伏，而以潜伏随眠的方式存在"）；</w:t>
       </w:r>
       <w:r>
         <w:rPr>
           <w:b/>
-          <w:sz w:val="21"/>
         </w:rPr>
         <w:t>正断断</w:t>
       </w:r>
       <w:r>
         <w:rPr>
-          <w:sz w:val="21"/>
+          <w:b w:val="0"/>
         </w:rPr>
         <w:t>则是道智的工作——初果道智生起，斩断邪见，"就不会再回退了"。一句话对接：</w:t>
       </w:r>
       <w:r>
         <w:rPr>
           <w:b/>
-          <w:sz w:val="21"/>
         </w:rPr>
         <w:t>前两种断是我们今天的功夫，第三种断是水到渠成的果。</w:t>
       </w:r>
@@ -2707,7 +3028,7 @@
     <w:p>
       <w:r>
         <w:rPr>
-          <w:sz w:val="21"/>
+          <w:b w:val="0"/>
         </w:rPr>
         <w:t>如果成员追问"镇伏之后为什么还会回来"，用原文的"随眠"概念轻点：被镇伏的烦恼像沉到湖底的泥，湖面平静了，泥还在；道智是把泥彻底清走——这正是下周"道智果智"要展开的内容。本周不深入，留个钩子即可。</w:t>
       </w:r>
@@ -2716,7 +3037,6 @@
       <w:r>
         <w:rPr>
           <w:b/>
-          <w:sz w:val="21"/>
         </w:rPr>
         <w:t>扩展六：经教法与论教法说"道"（材料①原文基础上的对照）</w:t>
       </w:r>
@@ -2725,7 +3045,6 @@
       <w:tblPr>
         <w:tblStyle w:val="TableGrid"/>
         <w:tblW w:type="auto" w:w="0"/>
-        <w:jc w:val="center"/>
         <w:tblLook w:firstColumn="1" w:firstRow="1" w:lastColumn="0" w:lastRow="0" w:noHBand="0" w:noVBand="1" w:val="04A0"/>
       </w:tblPr>
       <w:tblGrid>
@@ -2737,17 +3056,20 @@
         <w:tc>
           <w:tcPr>
             <w:tcW w:type="dxa" w:w="3213"/>
-            <w:shd w:val="clear" w:color="auto" w:fill="1E5631"/>
+            <w:shd w:val="clear" w:fill="1E4620"/>
           </w:tcPr>
           <w:p>
-            <w:pPr>
-              <w:spacing w:after="20"/>
-            </w:pPr>
             <w:r>
               <w:rPr>
-                <w:b/>
                 <w:color w:val="FFFFFF"/>
-                <w:sz w:val="19"/>
+                <w:sz w:val="18"/>
+              </w:rPr>
+            </w:r>
+            <w:r>
+              <w:rPr>
+                <w:b w:val="0"/>
+                <w:color w:val="FFFFFF"/>
+                <w:sz w:val="18"/>
               </w:rPr>
               <w:t>维度</w:t>
             </w:r>
@@ -2756,17 +3078,20 @@
         <w:tc>
           <w:tcPr>
             <w:tcW w:type="dxa" w:w="3213"/>
-            <w:shd w:val="clear" w:color="auto" w:fill="1E5631"/>
+            <w:shd w:val="clear" w:fill="1E4620"/>
           </w:tcPr>
           <w:p>
-            <w:pPr>
-              <w:spacing w:after="20"/>
-            </w:pPr>
             <w:r>
               <w:rPr>
-                <w:b/>
                 <w:color w:val="FFFFFF"/>
-                <w:sz w:val="19"/>
+                <w:sz w:val="18"/>
+              </w:rPr>
+            </w:r>
+            <w:r>
+              <w:rPr>
+                <w:b w:val="0"/>
+                <w:color w:val="FFFFFF"/>
+                <w:sz w:val="18"/>
               </w:rPr>
               <w:t>经教法</w:t>
             </w:r>
@@ -2775,17 +3100,20 @@
         <w:tc>
           <w:tcPr>
             <w:tcW w:type="dxa" w:w="3213"/>
-            <w:shd w:val="clear" w:color="auto" w:fill="1E5631"/>
+            <w:shd w:val="clear" w:fill="1E4620"/>
           </w:tcPr>
           <w:p>
-            <w:pPr>
-              <w:spacing w:after="20"/>
-            </w:pPr>
             <w:r>
               <w:rPr>
-                <w:b/>
                 <w:color w:val="FFFFFF"/>
-                <w:sz w:val="19"/>
+                <w:sz w:val="18"/>
+              </w:rPr>
+            </w:r>
+            <w:r>
+              <w:rPr>
+                <w:b w:val="0"/>
+                <w:color w:val="FFFFFF"/>
+                <w:sz w:val="18"/>
               </w:rPr>
               <w:t>论教法（阿毗达摩）</w:t>
             </w:r>
@@ -2798,12 +3126,15 @@
             <w:tcW w:type="dxa" w:w="3213"/>
           </w:tcPr>
           <w:p>
-            <w:pPr>
-              <w:spacing w:after="20"/>
-            </w:pPr>
             <w:r>
               <w:rPr>
-                <w:sz w:val="19"/>
+                <w:sz w:val="18"/>
+              </w:rPr>
+            </w:r>
+            <w:r>
+              <w:rPr>
+                <w:b w:val="0"/>
+                <w:sz w:val="18"/>
               </w:rPr>
               <w:t>"道"的范围</w:t>
             </w:r>
@@ -2814,12 +3145,15 @@
             <w:tcW w:type="dxa" w:w="3213"/>
           </w:tcPr>
           <w:p>
-            <w:pPr>
-              <w:spacing w:after="20"/>
-            </w:pPr>
             <w:r>
               <w:rPr>
-                <w:sz w:val="19"/>
+                <w:sz w:val="18"/>
+              </w:rPr>
+            </w:r>
+            <w:r>
+              <w:rPr>
+                <w:b w:val="0"/>
+                <w:sz w:val="18"/>
               </w:rPr>
               <w:t>特指世间与出世间八圣道</w:t>
             </w:r>
@@ -2830,12 +3164,15 @@
             <w:tcW w:type="dxa" w:w="3213"/>
           </w:tcPr>
           <w:p>
-            <w:pPr>
-              <w:spacing w:after="20"/>
-            </w:pPr>
             <w:r>
               <w:rPr>
-                <w:sz w:val="19"/>
+                <w:sz w:val="18"/>
+              </w:rPr>
+            </w:r>
+            <w:r>
+              <w:rPr>
+                <w:b w:val="0"/>
+                <w:sz w:val="18"/>
               </w:rPr>
               <w:t>八圣道＋导向善趣的善业道＋导向恶趣的不善业道，共十二道分</w:t>
             </w:r>
@@ -2846,15 +3183,18 @@
         <w:tc>
           <w:tcPr>
             <w:tcW w:type="dxa" w:w="3213"/>
-            <w:shd w:val="clear" w:color="auto" w:fill="F2F2F2"/>
+            <w:shd w:val="clear" w:fill="F2F5FA"/>
           </w:tcPr>
           <w:p>
-            <w:pPr>
-              <w:spacing w:after="20"/>
-            </w:pPr>
             <w:r>
               <w:rPr>
-                <w:sz w:val="19"/>
+                <w:sz w:val="18"/>
+              </w:rPr>
+            </w:r>
+            <w:r>
+              <w:rPr>
+                <w:b w:val="0"/>
+                <w:sz w:val="18"/>
               </w:rPr>
               <w:t>"道心"的含义</w:t>
             </w:r>
@@ -2863,15 +3203,18 @@
         <w:tc>
           <w:tcPr>
             <w:tcW w:type="dxa" w:w="3213"/>
-            <w:shd w:val="clear" w:color="auto" w:fill="F2F2F2"/>
+            <w:shd w:val="clear" w:fill="F2F5FA"/>
           </w:tcPr>
           <w:p>
-            <w:pPr>
-              <w:spacing w:after="20"/>
-            </w:pPr>
             <w:r>
               <w:rPr>
-                <w:sz w:val="19"/>
+                <w:sz w:val="18"/>
+              </w:rPr>
+            </w:r>
+            <w:r>
+              <w:rPr>
+                <w:b w:val="0"/>
+                <w:sz w:val="18"/>
               </w:rPr>
               <w:t>特指四种出世间道心</w:t>
             </w:r>
@@ -2880,15 +3223,18 @@
         <w:tc>
           <w:tcPr>
             <w:tcW w:type="dxa" w:w="3213"/>
-            <w:shd w:val="clear" w:color="auto" w:fill="F2F2F2"/>
+            <w:shd w:val="clear" w:fill="F2F5FA"/>
           </w:tcPr>
           <w:p>
-            <w:pPr>
-              <w:spacing w:after="20"/>
-            </w:pPr>
             <w:r>
               <w:rPr>
-                <w:sz w:val="19"/>
+                <w:sz w:val="18"/>
+              </w:rPr>
+            </w:r>
+            <w:r>
+              <w:rPr>
+                <w:b w:val="0"/>
+                <w:sz w:val="18"/>
               </w:rPr>
               <w:t>可指出世间道心，也可指与善道支/不善道支相应的心</w:t>
             </w:r>
@@ -2901,12 +3247,15 @@
             <w:tcW w:type="dxa" w:w="3213"/>
           </w:tcPr>
           <w:p>
-            <w:pPr>
-              <w:spacing w:after="20"/>
-            </w:pPr>
             <w:r>
               <w:rPr>
-                <w:sz w:val="19"/>
+                <w:sz w:val="18"/>
+              </w:rPr>
+            </w:r>
+            <w:r>
+              <w:rPr>
+                <w:b w:val="0"/>
+                <w:sz w:val="18"/>
               </w:rPr>
               <w:t>共同点</w:t>
             </w:r>
@@ -2917,12 +3266,15 @@
             <w:tcW w:type="dxa" w:w="3213"/>
           </w:tcPr>
           <w:p>
-            <w:pPr>
-              <w:spacing w:after="20"/>
-            </w:pPr>
             <w:r>
               <w:rPr>
-                <w:sz w:val="19"/>
+                <w:sz w:val="18"/>
+              </w:rPr>
+            </w:r>
+            <w:r>
+              <w:rPr>
+                <w:b w:val="0"/>
+                <w:sz w:val="18"/>
               </w:rPr>
               <w:t>道都是"导向目的地的路"；分岔口都在见解</w:t>
             </w:r>
@@ -2933,12 +3285,15 @@
             <w:tcW w:type="dxa" w:w="3213"/>
           </w:tcPr>
           <w:p>
-            <w:pPr>
-              <w:spacing w:after="20"/>
-            </w:pPr>
             <w:r>
               <w:rPr>
-                <w:sz w:val="19"/>
+                <w:sz w:val="18"/>
+              </w:rPr>
+            </w:r>
+            <w:r>
+              <w:rPr>
+                <w:b w:val="0"/>
+                <w:sz w:val="18"/>
               </w:rPr>
               <w:t>同左</w:t>
             </w:r>
@@ -2949,15 +3304,18 @@
         <w:tc>
           <w:tcPr>
             <w:tcW w:type="dxa" w:w="3213"/>
-            <w:shd w:val="clear" w:color="auto" w:fill="F2F2F2"/>
+            <w:shd w:val="clear" w:fill="F2F5FA"/>
           </w:tcPr>
           <w:p>
-            <w:pPr>
-              <w:spacing w:after="20"/>
-            </w:pPr>
             <w:r>
               <w:rPr>
-                <w:sz w:val="19"/>
+                <w:sz w:val="18"/>
+              </w:rPr>
+            </w:r>
+            <w:r>
+              <w:rPr>
+                <w:b w:val="0"/>
+                <w:sz w:val="18"/>
               </w:rPr>
               <w:t>经证</w:t>
             </w:r>
@@ -2966,15 +3324,18 @@
         <w:tc>
           <w:tcPr>
             <w:tcW w:type="dxa" w:w="3213"/>
-            <w:shd w:val="clear" w:color="auto" w:fill="F2F2F2"/>
+            <w:shd w:val="clear" w:fill="F2F5FA"/>
           </w:tcPr>
           <w:p>
-            <w:pPr>
-              <w:spacing w:after="20"/>
-            </w:pPr>
             <w:r>
               <w:rPr>
-                <w:sz w:val="19"/>
+                <w:sz w:val="18"/>
+              </w:rPr>
+            </w:r>
+            <w:r>
+              <w:rPr>
+                <w:b w:val="0"/>
+                <w:sz w:val="18"/>
               </w:rPr>
               <w:t>材料④邪见品：佛陀亲说"何谓邪道？即：邪见……乃至邪定"——经教同样承认邪道的存在，只是把它归入"邪行道"而非"道支"分类</w:t>
             </w:r>
@@ -2983,15 +3344,18 @@
         <w:tc>
           <w:tcPr>
             <w:tcW w:type="dxa" w:w="3213"/>
-            <w:shd w:val="clear" w:color="auto" w:fill="F2F2F2"/>
+            <w:shd w:val="clear" w:fill="F2F5FA"/>
           </w:tcPr>
           <w:p>
-            <w:pPr>
-              <w:spacing w:after="20"/>
-            </w:pPr>
             <w:r>
               <w:rPr>
-                <w:sz w:val="19"/>
+                <w:sz w:val="18"/>
+              </w:rPr>
+            </w:r>
+            <w:r>
+              <w:rPr>
+                <w:b w:val="0"/>
+                <w:sz w:val="18"/>
               </w:rPr>
               <w:t>材料①：十二道分是"九种心所"的系统分类</w:t>
             </w:r>
@@ -3002,7 +3366,7 @@
     <w:p>
       <w:r>
         <w:rPr>
-          <w:sz w:val="21"/>
+          <w:b w:val="0"/>
         </w:rPr>
         <w:t>（此表为整理性对照，帮助记忆，非经文照录。）</w:t>
       </w:r>
@@ -3011,7 +3375,6 @@
       <w:r>
         <w:rPr>
           <w:b/>
-          <w:sz w:val="21"/>
         </w:rPr>
         <w:t>扩展七：十种基本邪见与生活对照（原文基础上的讨论底稿）</w:t>
       </w:r>
@@ -3019,7 +3382,7 @@
     <w:p>
       <w:r>
         <w:rPr>
-          <w:sz w:val="21"/>
+          <w:b w:val="0"/>
         </w:rPr>
         <w:t>原文引《大四十经》列出的十种基本邪见，可归纳为三组："没有布施、没有供养、没有献供"（否认布施果报）；"没有善行恶行诸业之果的异熟、没有此世、没有他世"（否认业果与轮回）；"没有母亲、没有父亲、没有众生是化生者、世上没有沙门婆罗门之正行者正行道者"（否认恩义与圣者道果）。尊者归纳："邪见主要是指不相信有因缘果报。"可以请成员思考：这十种邪见在今天的语境里有哪些"新包装"？（例如"反正没人看见""卷没用，躺平吧""都是环境的问题，与我无关"——注意讨论时只谈现象，不评判持这些话的人。）</w:t>
       </w:r>
@@ -3027,7 +3390,7 @@
     <w:p>
       <w:r>
         <w:rPr>
-          <w:sz w:val="21"/>
+          <w:b w:val="0"/>
         </w:rPr>
         <w:t>操作提醒：本扩展容易引发举例竞赛——一旦发现成员开始"收集"他人的例子，立即收束："例子已经够了，我们心里各自对号就好。"宁缺勿滥，两三个例子足够点亮主题。</w:t>
       </w:r>
@@ -3036,7 +3399,6 @@
       <w:r>
         <w:rPr>
           <w:b/>
-          <w:sz w:val="21"/>
         </w:rPr>
         <w:t>扩展八：五周义理路线回顾（整理性）</w:t>
       </w:r>
@@ -3044,7 +3406,7 @@
     <w:p>
       <w:r>
         <w:rPr>
-          <w:sz w:val="21"/>
+          <w:b w:val="0"/>
         </w:rPr>
         <w:t>W1 苦集回顾与灭谛总说（灭即爱欲完全消逝）→ W2 有余/无余涅槃与十组渴爱之灭 → W3 道圣谛总说（八正道是唯一之道）→ W4 三种断与八圣道分 → W5 十二道分（本周：把"道"的正邪两面看全，锁定"正见为先导"）→ W6 将把八支放进三十七道品的全图 → W7 涅槃与道果的证悟原理 → W8 四圣谛完整回顾。</w:t>
       </w:r>
@@ -3053,7 +3415,6 @@
       <w:r>
         <w:rPr>
           <w:b/>
-          <w:sz w:val="21"/>
         </w:rPr>
         <w:t>扩展九："诸法意先导"的生活脚本（讨论底稿）</w:t>
       </w:r>
@@ -3061,7 +3422,7 @@
     <w:p>
       <w:r>
         <w:rPr>
-          <w:sz w:val="21"/>
+          <w:b w:val="0"/>
         </w:rPr>
         <w:t>尊者把《法句经》"诸法意先导"翻译成现代语言就是"认知行为模式"。可以请成员试拆一个日常场景——比如"刷手机停不下来"：见解层（"放松就该刷点什么"）→ 思维层（"看哪个""再看一个"）→ 行动层（一小时的滑动）。然后在每个层上问：换一个见解（"放松可以只是坐着"），后面的链条会怎么变？这就是"正见为先导"的日常实验。</w:t>
       </w:r>
@@ -3070,13 +3431,12 @@
       <w:r>
         <w:rPr>
           <w:b/>
-          <w:sz w:val="21"/>
         </w:rPr>
         <w:t>思维链日记模板（配合本周作业发放，口头描述即可）</w:t>
       </w:r>
       <w:r>
         <w:rPr>
-          <w:sz w:val="21"/>
+          <w:b w:val="0"/>
         </w:rPr>
         <w:t>：</w:t>
       </w:r>
@@ -3085,7 +3445,6 @@
       <w:tblPr>
         <w:tblStyle w:val="TableGrid"/>
         <w:tblW w:type="auto" w:w="0"/>
-        <w:jc w:val="center"/>
         <w:tblLook w:firstColumn="1" w:firstRow="1" w:lastColumn="0" w:lastRow="0" w:noHBand="0" w:noVBand="1" w:val="04A0"/>
       </w:tblPr>
       <w:tblGrid>
@@ -3097,17 +3456,20 @@
         <w:tc>
           <w:tcPr>
             <w:tcW w:type="dxa" w:w="3213"/>
-            <w:shd w:val="clear" w:color="auto" w:fill="1E5631"/>
+            <w:shd w:val="clear" w:fill="1E4620"/>
           </w:tcPr>
           <w:p>
-            <w:pPr>
-              <w:spacing w:after="20"/>
-            </w:pPr>
             <w:r>
               <w:rPr>
-                <w:b/>
                 <w:color w:val="FFFFFF"/>
-                <w:sz w:val="19"/>
+                <w:sz w:val="18"/>
+              </w:rPr>
+            </w:r>
+            <w:r>
+              <w:rPr>
+                <w:b w:val="0"/>
+                <w:color w:val="FFFFFF"/>
+                <w:sz w:val="18"/>
               </w:rPr>
               <w:t>栏目</w:t>
             </w:r>
@@ -3116,17 +3478,20 @@
         <w:tc>
           <w:tcPr>
             <w:tcW w:type="dxa" w:w="3213"/>
-            <w:shd w:val="clear" w:color="auto" w:fill="1E5631"/>
+            <w:shd w:val="clear" w:fill="1E4620"/>
           </w:tcPr>
           <w:p>
-            <w:pPr>
-              <w:spacing w:after="20"/>
-            </w:pPr>
             <w:r>
               <w:rPr>
-                <w:b/>
                 <w:color w:val="FFFFFF"/>
-                <w:sz w:val="19"/>
+                <w:sz w:val="18"/>
+              </w:rPr>
+            </w:r>
+            <w:r>
+              <w:rPr>
+                <w:b w:val="0"/>
+                <w:color w:val="FFFFFF"/>
+                <w:sz w:val="18"/>
               </w:rPr>
               <w:t>记什么</w:t>
             </w:r>
@@ -3135,17 +3500,20 @@
         <w:tc>
           <w:tcPr>
             <w:tcW w:type="dxa" w:w="3213"/>
-            <w:shd w:val="clear" w:color="auto" w:fill="1E5631"/>
+            <w:shd w:val="clear" w:fill="1E4620"/>
           </w:tcPr>
           <w:p>
-            <w:pPr>
-              <w:spacing w:after="20"/>
-            </w:pPr>
             <w:r>
               <w:rPr>
-                <w:b/>
                 <w:color w:val="FFFFFF"/>
-                <w:sz w:val="19"/>
+                <w:sz w:val="18"/>
+              </w:rPr>
+            </w:r>
+            <w:r>
+              <w:rPr>
+                <w:b w:val="0"/>
+                <w:color w:val="FFFFFF"/>
+                <w:sz w:val="18"/>
               </w:rPr>
               <w:t>示例</w:t>
             </w:r>
@@ -3158,12 +3526,15 @@
             <w:tcW w:type="dxa" w:w="3213"/>
           </w:tcPr>
           <w:p>
-            <w:pPr>
-              <w:spacing w:after="20"/>
-            </w:pPr>
             <w:r>
               <w:rPr>
-                <w:sz w:val="19"/>
+                <w:sz w:val="18"/>
+              </w:rPr>
+            </w:r>
+            <w:r>
+              <w:rPr>
+                <w:b w:val="0"/>
+                <w:sz w:val="18"/>
               </w:rPr>
               <w:t>事件</w:t>
             </w:r>
@@ -3174,12 +3545,15 @@
             <w:tcW w:type="dxa" w:w="3213"/>
           </w:tcPr>
           <w:p>
-            <w:pPr>
-              <w:spacing w:after="20"/>
-            </w:pPr>
             <w:r>
               <w:rPr>
-                <w:sz w:val="19"/>
+                <w:sz w:val="18"/>
+              </w:rPr>
+            </w:r>
+            <w:r>
+              <w:rPr>
+                <w:b w:val="0"/>
+                <w:sz w:val="18"/>
               </w:rPr>
               <w:t>一句话（今天何时何地）</w:t>
             </w:r>
@@ -3190,12 +3564,15 @@
             <w:tcW w:type="dxa" w:w="3213"/>
           </w:tcPr>
           <w:p>
-            <w:pPr>
-              <w:spacing w:after="20"/>
-            </w:pPr>
             <w:r>
               <w:rPr>
-                <w:sz w:val="19"/>
+                <w:sz w:val="18"/>
+              </w:rPr>
+            </w:r>
+            <w:r>
+              <w:rPr>
+                <w:b w:val="0"/>
+                <w:sz w:val="18"/>
               </w:rPr>
               <w:t>晚上九点，工作群又弹消息</w:t>
             </w:r>
@@ -3206,15 +3583,18 @@
         <w:tc>
           <w:tcPr>
             <w:tcW w:type="dxa" w:w="3213"/>
-            <w:shd w:val="clear" w:color="auto" w:fill="F2F2F2"/>
+            <w:shd w:val="clear" w:fill="F2F5FA"/>
           </w:tcPr>
           <w:p>
-            <w:pPr>
-              <w:spacing w:after="20"/>
-            </w:pPr>
             <w:r>
               <w:rPr>
-                <w:sz w:val="19"/>
+                <w:sz w:val="18"/>
+              </w:rPr>
+            </w:r>
+            <w:r>
+              <w:rPr>
+                <w:b w:val="0"/>
+                <w:sz w:val="18"/>
               </w:rPr>
               <w:t>见解层</w:t>
             </w:r>
@@ -3223,15 +3603,18 @@
         <w:tc>
           <w:tcPr>
             <w:tcW w:type="dxa" w:w="3213"/>
-            <w:shd w:val="clear" w:color="auto" w:fill="F2F2F2"/>
+            <w:shd w:val="clear" w:fill="F2F5FA"/>
           </w:tcPr>
           <w:p>
-            <w:pPr>
-              <w:spacing w:after="20"/>
-            </w:pPr>
             <w:r>
               <w:rPr>
-                <w:sz w:val="19"/>
+                <w:sz w:val="18"/>
+              </w:rPr>
+            </w:r>
+            <w:r>
+              <w:rPr>
+                <w:b w:val="0"/>
+                <w:sz w:val="18"/>
               </w:rPr>
               <w:t>当时我怎么看待它</w:t>
             </w:r>
@@ -3240,15 +3623,18 @@
         <w:tc>
           <w:tcPr>
             <w:tcW w:type="dxa" w:w="3213"/>
-            <w:shd w:val="clear" w:color="auto" w:fill="F2F2F2"/>
+            <w:shd w:val="clear" w:fill="F2F5FA"/>
           </w:tcPr>
           <w:p>
-            <w:pPr>
-              <w:spacing w:after="20"/>
-            </w:pPr>
             <w:r>
               <w:rPr>
-                <w:sz w:val="19"/>
+                <w:sz w:val="18"/>
+              </w:rPr>
+            </w:r>
+            <w:r>
+              <w:rPr>
+                <w:b w:val="0"/>
+                <w:sz w:val="18"/>
               </w:rPr>
               <w:t>"不回就是不敬业"</w:t>
             </w:r>
@@ -3261,12 +3647,15 @@
             <w:tcW w:type="dxa" w:w="3213"/>
           </w:tcPr>
           <w:p>
-            <w:pPr>
-              <w:spacing w:after="20"/>
-            </w:pPr>
             <w:r>
               <w:rPr>
-                <w:sz w:val="19"/>
+                <w:sz w:val="18"/>
+              </w:rPr>
+            </w:r>
+            <w:r>
+              <w:rPr>
+                <w:b w:val="0"/>
+                <w:sz w:val="18"/>
               </w:rPr>
               <w:t>思维层</w:t>
             </w:r>
@@ -3277,12 +3666,15 @@
             <w:tcW w:type="dxa" w:w="3213"/>
           </w:tcPr>
           <w:p>
-            <w:pPr>
-              <w:spacing w:after="20"/>
-            </w:pPr>
             <w:r>
               <w:rPr>
-                <w:sz w:val="19"/>
+                <w:sz w:val="18"/>
+              </w:rPr>
+            </w:r>
+            <w:r>
+              <w:rPr>
+                <w:b w:val="0"/>
+                <w:sz w:val="18"/>
               </w:rPr>
               <w:t>围绕它转的念头</w:t>
             </w:r>
@@ -3293,12 +3685,15 @@
             <w:tcW w:type="dxa" w:w="3213"/>
           </w:tcPr>
           <w:p>
-            <w:pPr>
-              <w:spacing w:after="20"/>
-            </w:pPr>
             <w:r>
               <w:rPr>
-                <w:sz w:val="19"/>
+                <w:sz w:val="18"/>
+              </w:rPr>
+            </w:r>
+            <w:r>
+              <w:rPr>
+                <w:b w:val="0"/>
+                <w:sz w:val="18"/>
               </w:rPr>
               <w:t>"领导会怎么看""周末又完了"</w:t>
             </w:r>
@@ -3309,15 +3704,18 @@
         <w:tc>
           <w:tcPr>
             <w:tcW w:type="dxa" w:w="3213"/>
-            <w:shd w:val="clear" w:color="auto" w:fill="F2F2F2"/>
+            <w:shd w:val="clear" w:fill="F2F5FA"/>
           </w:tcPr>
           <w:p>
-            <w:pPr>
-              <w:spacing w:after="20"/>
-            </w:pPr>
             <w:r>
               <w:rPr>
-                <w:sz w:val="19"/>
+                <w:sz w:val="18"/>
+              </w:rPr>
+            </w:r>
+            <w:r>
+              <w:rPr>
+                <w:b w:val="0"/>
+                <w:sz w:val="18"/>
               </w:rPr>
               <w:t>行动层</w:t>
             </w:r>
@@ -3326,15 +3724,18 @@
         <w:tc>
           <w:tcPr>
             <w:tcW w:type="dxa" w:w="3213"/>
-            <w:shd w:val="clear" w:color="auto" w:fill="F2F2F2"/>
+            <w:shd w:val="clear" w:fill="F2F5FA"/>
           </w:tcPr>
           <w:p>
-            <w:pPr>
-              <w:spacing w:after="20"/>
-            </w:pPr>
             <w:r>
               <w:rPr>
-                <w:sz w:val="19"/>
+                <w:sz w:val="18"/>
+              </w:rPr>
+            </w:r>
+            <w:r>
+              <w:rPr>
+                <w:b w:val="0"/>
+                <w:sz w:val="18"/>
               </w:rPr>
               <w:t>实际做了什么</w:t>
             </w:r>
@@ -3343,15 +3744,18 @@
         <w:tc>
           <w:tcPr>
             <w:tcW w:type="dxa" w:w="3213"/>
-            <w:shd w:val="clear" w:color="auto" w:fill="F2F2F2"/>
+            <w:shd w:val="clear" w:fill="F2F5FA"/>
           </w:tcPr>
           <w:p>
-            <w:pPr>
-              <w:spacing w:after="20"/>
-            </w:pPr>
             <w:r>
               <w:rPr>
-                <w:sz w:val="19"/>
+                <w:sz w:val="18"/>
+              </w:rPr>
+            </w:r>
+            <w:r>
+              <w:rPr>
+                <w:b w:val="0"/>
+                <w:sz w:val="18"/>
               </w:rPr>
               <w:t>立刻回复，之后烦躁刷手机半小时</w:t>
             </w:r>
@@ -3364,12 +3768,15 @@
             <w:tcW w:type="dxa" w:w="3213"/>
           </w:tcPr>
           <w:p>
-            <w:pPr>
-              <w:spacing w:after="20"/>
-            </w:pPr>
             <w:r>
               <w:rPr>
-                <w:sz w:val="19"/>
+                <w:sz w:val="18"/>
+              </w:rPr>
+            </w:r>
+            <w:r>
+              <w:rPr>
+                <w:b w:val="0"/>
+                <w:sz w:val="18"/>
               </w:rPr>
               <w:t>换见解实验</w:t>
             </w:r>
@@ -3380,12 +3787,15 @@
             <w:tcW w:type="dxa" w:w="3213"/>
           </w:tcPr>
           <w:p>
-            <w:pPr>
-              <w:spacing w:after="20"/>
-            </w:pPr>
             <w:r>
               <w:rPr>
-                <w:sz w:val="19"/>
+                <w:sz w:val="18"/>
+              </w:rPr>
+            </w:r>
+            <w:r>
+              <w:rPr>
+                <w:b w:val="0"/>
+                <w:sz w:val="18"/>
               </w:rPr>
               <w:t>换成无常/缘起角度再看</w:t>
             </w:r>
@@ -3396,12 +3806,15 @@
             <w:tcW w:type="dxa" w:w="3213"/>
           </w:tcPr>
           <w:p>
-            <w:pPr>
-              <w:spacing w:after="20"/>
-            </w:pPr>
             <w:r>
               <w:rPr>
-                <w:sz w:val="19"/>
+                <w:sz w:val="18"/>
+              </w:rPr>
+            </w:r>
+            <w:r>
+              <w:rPr>
+                <w:b w:val="0"/>
+                <w:sz w:val="18"/>
               </w:rPr>
               <w:t>"消息是无常事件，回复可以安排在明天上班时" → 后续链条变了吗？</w:t>
             </w:r>
@@ -3412,7 +3825,7 @@
     <w:p>
       <w:r>
         <w:rPr>
-          <w:sz w:val="21"/>
+          <w:b w:val="0"/>
         </w:rPr>
         <w:t>（模板为整理性工具，非原文内容；成员可自行简化，只记"见解层"一栏也算完成作业。）</w:t>
       </w:r>
@@ -3421,7 +3834,6 @@
       <w:r>
         <w:rPr>
           <w:b/>
-          <w:sz w:val="21"/>
         </w:rPr>
         <w:t>扩展十：关于"佛教徒的伪装"这句话的分寸</w:t>
       </w:r>
@@ -3430,7 +3842,6 @@
       <w:r>
         <w:rPr>
           <w:b/>
-          <w:sz w:val="21"/>
         </w:rPr>
         <w:t>扩展十一：本周名相一次性清单（课后自读，共读不展开）</w:t>
       </w:r>
@@ -3439,7 +3850,6 @@
       <w:tblPr>
         <w:tblStyle w:val="TableGrid"/>
         <w:tblW w:type="auto" w:w="0"/>
-        <w:jc w:val="center"/>
         <w:tblLook w:firstColumn="1" w:firstRow="1" w:lastColumn="0" w:lastRow="0" w:noHBand="0" w:noVBand="1" w:val="04A0"/>
       </w:tblPr>
       <w:tblGrid>
@@ -3450,17 +3860,20 @@
         <w:tc>
           <w:tcPr>
             <w:tcW w:type="dxa" w:w="4819"/>
-            <w:shd w:val="clear" w:color="auto" w:fill="1E5631"/>
+            <w:shd w:val="clear" w:fill="1E4620"/>
           </w:tcPr>
           <w:p>
-            <w:pPr>
-              <w:spacing w:after="20"/>
-            </w:pPr>
             <w:r>
               <w:rPr>
-                <w:b/>
                 <w:color w:val="FFFFFF"/>
-                <w:sz w:val="19"/>
+                <w:sz w:val="18"/>
+              </w:rPr>
+            </w:r>
+            <w:r>
+              <w:rPr>
+                <w:b w:val="0"/>
+                <w:color w:val="FFFFFF"/>
+                <w:sz w:val="18"/>
               </w:rPr>
               <w:t>名相</w:t>
             </w:r>
@@ -3469,17 +3882,20 @@
         <w:tc>
           <w:tcPr>
             <w:tcW w:type="dxa" w:w="4819"/>
-            <w:shd w:val="clear" w:color="auto" w:fill="1E5631"/>
+            <w:shd w:val="clear" w:fill="1E4620"/>
           </w:tcPr>
           <w:p>
-            <w:pPr>
-              <w:spacing w:after="20"/>
-            </w:pPr>
             <w:r>
               <w:rPr>
-                <w:b/>
                 <w:color w:val="FFFFFF"/>
-                <w:sz w:val="19"/>
+                <w:sz w:val="18"/>
+              </w:rPr>
+            </w:r>
+            <w:r>
+              <w:rPr>
+                <w:b w:val="0"/>
+                <w:color w:val="FFFFFF"/>
+                <w:sz w:val="18"/>
               </w:rPr>
               <w:t>一句话解释（依原文整理）</w:t>
             </w:r>
@@ -3492,12 +3908,15 @@
             <w:tcW w:type="dxa" w:w="4819"/>
           </w:tcPr>
           <w:p>
-            <w:pPr>
-              <w:spacing w:after="20"/>
-            </w:pPr>
             <w:r>
               <w:rPr>
-                <w:sz w:val="19"/>
+                <w:sz w:val="18"/>
+              </w:rPr>
+            </w:r>
+            <w:r>
+              <w:rPr>
+                <w:b w:val="0"/>
+                <w:sz w:val="18"/>
               </w:rPr>
               <w:t>十二道分</w:t>
             </w:r>
@@ -3508,12 +3927,15 @@
             <w:tcW w:type="dxa" w:w="4819"/>
           </w:tcPr>
           <w:p>
-            <w:pPr>
-              <w:spacing w:after="20"/>
-            </w:pPr>
             <w:r>
               <w:rPr>
-                <w:sz w:val="19"/>
+                <w:sz w:val="18"/>
+              </w:rPr>
+            </w:r>
+            <w:r>
+              <w:rPr>
+                <w:b w:val="0"/>
+                <w:sz w:val="18"/>
               </w:rPr>
               <w:t>八正道＋邪见、邪思维、邪精进、邪定；阿毗达摩对"道"的完整分类</w:t>
             </w:r>
@@ -3524,15 +3946,18 @@
         <w:tc>
           <w:tcPr>
             <w:tcW w:type="dxa" w:w="4819"/>
-            <w:shd w:val="clear" w:color="auto" w:fill="F2F2F2"/>
+            <w:shd w:val="clear" w:fill="F2F5FA"/>
           </w:tcPr>
           <w:p>
-            <w:pPr>
-              <w:spacing w:after="20"/>
-            </w:pPr>
             <w:r>
               <w:rPr>
-                <w:sz w:val="19"/>
+                <w:sz w:val="18"/>
+              </w:rPr>
+            </w:r>
+            <w:r>
+              <w:rPr>
+                <w:b w:val="0"/>
+                <w:sz w:val="18"/>
               </w:rPr>
               <w:t>九种心所</w:t>
             </w:r>
@@ -3541,15 +3966,18 @@
         <w:tc>
           <w:tcPr>
             <w:tcW w:type="dxa" w:w="4819"/>
-            <w:shd w:val="clear" w:color="auto" w:fill="F2F2F2"/>
+            <w:shd w:val="clear" w:fill="F2F5FA"/>
           </w:tcPr>
           <w:p>
-            <w:pPr>
-              <w:spacing w:after="20"/>
-            </w:pPr>
             <w:r>
               <w:rPr>
-                <w:sz w:val="19"/>
+                <w:sz w:val="18"/>
+              </w:rPr>
+            </w:r>
+            <w:r>
+              <w:rPr>
+                <w:b w:val="0"/>
+                <w:sz w:val="18"/>
               </w:rPr>
               <w:t>十二道分所对应的心所数：八正道支8＋邪见1；邪思维/邪精进/邪定分别借用寻/精进/一境性心所</w:t>
             </w:r>
@@ -3562,12 +3990,15 @@
             <w:tcW w:type="dxa" w:w="4819"/>
           </w:tcPr>
           <w:p>
-            <w:pPr>
-              <w:spacing w:after="20"/>
-            </w:pPr>
             <w:r>
               <w:rPr>
-                <w:sz w:val="19"/>
+                <w:sz w:val="18"/>
+              </w:rPr>
+            </w:r>
+            <w:r>
+              <w:rPr>
+                <w:b w:val="0"/>
+                <w:sz w:val="18"/>
               </w:rPr>
               <w:t>道（magga）</w:t>
             </w:r>
@@ -3578,12 +4009,15 @@
             <w:tcW w:type="dxa" w:w="4819"/>
           </w:tcPr>
           <w:p>
-            <w:pPr>
-              <w:spacing w:after="20"/>
-            </w:pPr>
             <w:r>
               <w:rPr>
-                <w:sz w:val="19"/>
+                <w:sz w:val="18"/>
+              </w:rPr>
+            </w:r>
+            <w:r>
+              <w:rPr>
+                <w:b w:val="0"/>
+                <w:sz w:val="18"/>
               </w:rPr>
               <w:t>字面：通向某一处的道路、路径、方法；引申：导向目的地（善趣、恶趣、涅槃）的力量</w:t>
             </w:r>
@@ -3594,15 +4028,18 @@
         <w:tc>
           <w:tcPr>
             <w:tcW w:type="dxa" w:w="4819"/>
-            <w:shd w:val="clear" w:color="auto" w:fill="F2F2F2"/>
+            <w:shd w:val="clear" w:fill="F2F5FA"/>
           </w:tcPr>
           <w:p>
-            <w:pPr>
-              <w:spacing w:after="20"/>
-            </w:pPr>
             <w:r>
               <w:rPr>
-                <w:sz w:val="19"/>
+                <w:sz w:val="18"/>
+              </w:rPr>
+            </w:r>
+            <w:r>
+              <w:rPr>
+                <w:b w:val="0"/>
+                <w:sz w:val="18"/>
               </w:rPr>
               <w:t>道缘</w:t>
             </w:r>
@@ -3611,15 +4048,18 @@
         <w:tc>
           <w:tcPr>
             <w:tcW w:type="dxa" w:w="4819"/>
-            <w:shd w:val="clear" w:color="auto" w:fill="F2F2F2"/>
+            <w:shd w:val="clear" w:fill="F2F5FA"/>
           </w:tcPr>
           <w:p>
-            <w:pPr>
-              <w:spacing w:after="20"/>
-            </w:pPr>
             <w:r>
               <w:rPr>
-                <w:sz w:val="19"/>
+                <w:sz w:val="18"/>
+              </w:rPr>
+            </w:r>
+            <w:r>
+              <w:rPr>
+                <w:b w:val="0"/>
+                <w:sz w:val="18"/>
               </w:rPr>
               <w:t>二十四缘之一：道支心所把相应诸法与俱生色法"导向"目的地的缘力</w:t>
             </w:r>
@@ -3632,12 +4072,15 @@
             <w:tcW w:type="dxa" w:w="4819"/>
           </w:tcPr>
           <w:p>
-            <w:pPr>
-              <w:spacing w:after="20"/>
-            </w:pPr>
             <w:r>
               <w:rPr>
-                <w:sz w:val="19"/>
+                <w:sz w:val="18"/>
+              </w:rPr>
+            </w:r>
+            <w:r>
+              <w:rPr>
+                <w:b w:val="0"/>
+                <w:sz w:val="18"/>
               </w:rPr>
               <w:t>无因心</w:t>
             </w:r>
@@ -3648,12 +4091,15 @@
             <w:tcW w:type="dxa" w:w="4819"/>
           </w:tcPr>
           <w:p>
-            <w:pPr>
-              <w:spacing w:after="20"/>
-            </w:pPr>
             <w:r>
               <w:rPr>
-                <w:sz w:val="19"/>
+                <w:sz w:val="18"/>
+              </w:rPr>
+            </w:r>
+            <w:r>
+              <w:rPr>
+                <w:b w:val="0"/>
+                <w:sz w:val="18"/>
               </w:rPr>
               <w:t>18种不含慧心所等因心所的心；不含道支，得不到道缘支助</w:t>
             </w:r>
@@ -3664,15 +4110,18 @@
         <w:tc>
           <w:tcPr>
             <w:tcW w:type="dxa" w:w="4819"/>
-            <w:shd w:val="clear" w:color="auto" w:fill="F2F2F2"/>
+            <w:shd w:val="clear" w:fill="F2F5FA"/>
           </w:tcPr>
           <w:p>
-            <w:pPr>
-              <w:spacing w:after="20"/>
-            </w:pPr>
             <w:r>
               <w:rPr>
-                <w:sz w:val="19"/>
+                <w:sz w:val="18"/>
+              </w:rPr>
+            </w:r>
+            <w:r>
+              <w:rPr>
+                <w:b w:val="0"/>
+                <w:sz w:val="18"/>
               </w:rPr>
               <w:t>有身见</w:t>
             </w:r>
@@ -3681,15 +4130,18 @@
         <w:tc>
           <w:tcPr>
             <w:tcW w:type="dxa" w:w="4819"/>
-            <w:shd w:val="clear" w:color="auto" w:fill="F2F2F2"/>
+            <w:shd w:val="clear" w:fill="F2F5FA"/>
           </w:tcPr>
           <w:p>
-            <w:pPr>
-              <w:spacing w:after="20"/>
-            </w:pPr>
             <w:r>
               <w:rPr>
-                <w:sz w:val="19"/>
+                <w:sz w:val="18"/>
+              </w:rPr>
+            </w:r>
+            <w:r>
+              <w:rPr>
+                <w:b w:val="0"/>
+                <w:sz w:val="18"/>
               </w:rPr>
               <w:t>认为"有一个我"的见；初果道智所断三结之一</w:t>
             </w:r>
@@ -3702,12 +4154,15 @@
             <w:tcW w:type="dxa" w:w="4819"/>
           </w:tcPr>
           <w:p>
-            <w:pPr>
-              <w:spacing w:after="20"/>
-            </w:pPr>
             <w:r>
               <w:rPr>
-                <w:sz w:val="19"/>
+                <w:sz w:val="18"/>
+              </w:rPr>
+            </w:r>
+            <w:r>
+              <w:rPr>
+                <w:b w:val="0"/>
+                <w:sz w:val="18"/>
               </w:rPr>
               <w:t>戒禁取</w:t>
             </w:r>
@@ -3718,12 +4173,15 @@
             <w:tcW w:type="dxa" w:w="4819"/>
           </w:tcPr>
           <w:p>
-            <w:pPr>
-              <w:spacing w:after="20"/>
-            </w:pPr>
             <w:r>
               <w:rPr>
-                <w:sz w:val="19"/>
+                <w:sz w:val="18"/>
+              </w:rPr>
+            </w:r>
+            <w:r>
+              <w:rPr>
+                <w:b w:val="0"/>
+                <w:sz w:val="18"/>
               </w:rPr>
               <w:t>执取错误的修行方式（仪式/苦行）以为能解脱；初果所断三结之一</w:t>
             </w:r>
@@ -3734,15 +4192,18 @@
         <w:tc>
           <w:tcPr>
             <w:tcW w:type="dxa" w:w="4819"/>
-            <w:shd w:val="clear" w:color="auto" w:fill="F2F2F2"/>
+            <w:shd w:val="clear" w:fill="F2F5FA"/>
           </w:tcPr>
           <w:p>
-            <w:pPr>
-              <w:spacing w:after="20"/>
-            </w:pPr>
             <w:r>
               <w:rPr>
-                <w:sz w:val="19"/>
+                <w:sz w:val="18"/>
+              </w:rPr>
+            </w:r>
+            <w:r>
+              <w:rPr>
+                <w:b w:val="0"/>
+                <w:sz w:val="18"/>
               </w:rPr>
               <w:t>三颠倒</w:t>
             </w:r>
@@ -3751,15 +4212,18 @@
         <w:tc>
           <w:tcPr>
             <w:tcW w:type="dxa" w:w="4819"/>
-            <w:shd w:val="clear" w:color="auto" w:fill="F2F2F2"/>
+            <w:shd w:val="clear" w:fill="F2F5FA"/>
           </w:tcPr>
           <w:p>
-            <w:pPr>
-              <w:spacing w:after="20"/>
-            </w:pPr>
             <w:r>
               <w:rPr>
-                <w:sz w:val="19"/>
+                <w:sz w:val="18"/>
+              </w:rPr>
+            </w:r>
+            <w:r>
+              <w:rPr>
+                <w:b w:val="0"/>
+                <w:sz w:val="18"/>
               </w:rPr>
               <w:t>想颠倒、心颠倒、见颠倒（对常乐我净的颠倒认知）</w:t>
             </w:r>
@@ -3772,12 +4236,15 @@
             <w:tcW w:type="dxa" w:w="4819"/>
           </w:tcPr>
           <w:p>
-            <w:pPr>
-              <w:spacing w:after="20"/>
-            </w:pPr>
             <w:r>
               <w:rPr>
-                <w:sz w:val="19"/>
+                <w:sz w:val="18"/>
+              </w:rPr>
+            </w:r>
+            <w:r>
+              <w:rPr>
+                <w:b w:val="0"/>
+                <w:sz w:val="18"/>
               </w:rPr>
               <w:t>四正勤</w:t>
             </w:r>
@@ -3788,12 +4255,15 @@
             <w:tcW w:type="dxa" w:w="4819"/>
           </w:tcPr>
           <w:p>
-            <w:pPr>
-              <w:spacing w:after="20"/>
-            </w:pPr>
             <w:r>
               <w:rPr>
-                <w:sz w:val="19"/>
+                <w:sz w:val="18"/>
+              </w:rPr>
+            </w:r>
+            <w:r>
+              <w:rPr>
+                <w:b w:val="0"/>
+                <w:sz w:val="18"/>
               </w:rPr>
               <w:t>已生不善令断、未生不善令不生、未生善令生、已生善令增长；正精进的异名</w:t>
             </w:r>
@@ -3804,15 +4274,18 @@
         <w:tc>
           <w:tcPr>
             <w:tcW w:type="dxa" w:w="4819"/>
-            <w:shd w:val="clear" w:color="auto" w:fill="F2F2F2"/>
+            <w:shd w:val="clear" w:fill="F2F5FA"/>
           </w:tcPr>
           <w:p>
-            <w:pPr>
-              <w:spacing w:after="20"/>
-            </w:pPr>
             <w:r>
               <w:rPr>
-                <w:sz w:val="19"/>
+                <w:sz w:val="18"/>
+              </w:rPr>
+            </w:r>
+            <w:r>
+              <w:rPr>
+                <w:b w:val="0"/>
+                <w:sz w:val="18"/>
               </w:rPr>
               <w:t>四双八辈</w:t>
             </w:r>
@@ -3821,15 +4294,18 @@
         <w:tc>
           <w:tcPr>
             <w:tcW w:type="dxa" w:w="4819"/>
-            <w:shd w:val="clear" w:color="auto" w:fill="F2F2F2"/>
+            <w:shd w:val="clear" w:fill="F2F5FA"/>
           </w:tcPr>
           <w:p>
-            <w:pPr>
-              <w:spacing w:after="20"/>
-            </w:pPr>
             <w:r>
               <w:rPr>
-                <w:sz w:val="19"/>
+                <w:sz w:val="18"/>
+              </w:rPr>
+            </w:r>
+            <w:r>
+              <w:rPr>
+                <w:b w:val="0"/>
+                <w:sz w:val="18"/>
               </w:rPr>
               <w:t>四种道心与四种果心对应的八辈圣者（须陀洹……阿拉汉）；W7 详展</w:t>
             </w:r>
@@ -3842,12 +4318,15 @@
             <w:tcW w:type="dxa" w:w="4819"/>
           </w:tcPr>
           <w:p>
-            <w:pPr>
-              <w:spacing w:after="20"/>
-            </w:pPr>
             <w:r>
               <w:rPr>
-                <w:sz w:val="19"/>
+                <w:sz w:val="18"/>
+              </w:rPr>
+            </w:r>
+            <w:r>
+              <w:rPr>
+                <w:b w:val="0"/>
+                <w:sz w:val="18"/>
               </w:rPr>
               <w:t>彼分断/镇伏断/正断断</w:t>
             </w:r>
@@ -3858,12 +4337,15 @@
             <w:tcW w:type="dxa" w:w="4819"/>
           </w:tcPr>
           <w:p>
-            <w:pPr>
-              <w:spacing w:after="20"/>
-            </w:pPr>
             <w:r>
               <w:rPr>
-                <w:sz w:val="19"/>
+                <w:sz w:val="18"/>
+              </w:rPr>
+            </w:r>
+            <w:r>
+              <w:rPr>
+                <w:b w:val="0"/>
+                <w:sz w:val="18"/>
               </w:rPr>
               <w:t>上周内容：取代断（持戒回避）/镇伏断（禅定压制）/正断断（道智根除）</w:t>
             </w:r>
@@ -3874,15 +4356,18 @@
         <w:tc>
           <w:tcPr>
             <w:tcW w:type="dxa" w:w="4819"/>
-            <w:shd w:val="clear" w:color="auto" w:fill="F2F2F2"/>
+            <w:shd w:val="clear" w:fill="F2F5FA"/>
           </w:tcPr>
           <w:p>
-            <w:pPr>
-              <w:spacing w:after="20"/>
-            </w:pPr>
             <w:r>
               <w:rPr>
-                <w:sz w:val="19"/>
+                <w:sz w:val="18"/>
+              </w:rPr>
+            </w:r>
+            <w:r>
+              <w:rPr>
+                <w:b w:val="0"/>
+                <w:sz w:val="18"/>
               </w:rPr>
               <w:t>恒河喻</w:t>
             </w:r>
@@ -3891,15 +4376,18 @@
         <w:tc>
           <w:tcPr>
             <w:tcW w:type="dxa" w:w="4819"/>
-            <w:shd w:val="clear" w:color="auto" w:fill="F2F2F2"/>
+            <w:shd w:val="clear" w:fill="F2F5FA"/>
           </w:tcPr>
           <w:p>
-            <w:pPr>
-              <w:spacing w:after="20"/>
-            </w:pPr>
             <w:r>
               <w:rPr>
-                <w:sz w:val="19"/>
+                <w:sz w:val="18"/>
+              </w:rPr>
+            </w:r>
+            <w:r>
+              <w:rPr>
+                <w:b w:val="0"/>
+                <w:sz w:val="18"/>
               </w:rPr>
               <w:t>道相应恒河广说品的譬喻：修习八圣道如恒河东流——向涅槃流、倾、趋</w:t>
             </w:r>
@@ -3912,12 +4400,15 @@
             <w:tcW w:type="dxa" w:w="4819"/>
           </w:tcPr>
           <w:p>
-            <w:pPr>
-              <w:spacing w:after="20"/>
-            </w:pPr>
             <w:r>
               <w:rPr>
-                <w:sz w:val="19"/>
+                <w:sz w:val="18"/>
+              </w:rPr>
+            </w:r>
+            <w:r>
+              <w:rPr>
+                <w:b w:val="0"/>
+                <w:sz w:val="18"/>
               </w:rPr>
               <w:t>心的支垫</w:t>
             </w:r>
@@ -3928,12 +4419,15 @@
             <w:tcW w:type="dxa" w:w="4819"/>
           </w:tcPr>
           <w:p>
-            <w:pPr>
-              <w:spacing w:after="20"/>
-            </w:pPr>
             <w:r>
               <w:rPr>
-                <w:sz w:val="19"/>
+                <w:sz w:val="18"/>
+              </w:rPr>
+            </w:r>
+            <w:r>
+              <w:rPr>
+                <w:b w:val="0"/>
+                <w:sz w:val="18"/>
               </w:rPr>
               <w:t>陶罐经的譬喻：圣八支道是心的支垫，有支垫的心不易动摇</w:t>
             </w:r>
@@ -3945,373 +4439,328 @@
       <w:r>
         <w:rPr>
           <w:b/>
-          <w:sz w:val="21"/>
         </w:rPr>
         <w:t>扩展十二：不同场地带的操作备注</w:t>
       </w:r>
     </w:p>
     <w:p>
       <w:pPr>
-        <w:ind w:left="340"/>
+        <w:pStyle w:val="ListBullet"/>
       </w:pPr>
       <w:r>
         <w:rPr>
-          <w:color w:val="1E5631"/>
-          <w:sz w:val="21"/>
-        </w:rPr>
-        <w:t xml:space="preserve">• </w:t>
-      </w:r>
-      <w:r>
-        <w:rPr>
           <w:b/>
-          <w:sz w:val="21"/>
         </w:rPr>
         <w:t>小型场（≤6人）</w:t>
       </w:r>
       <w:r>
         <w:rPr>
-          <w:sz w:val="21"/>
+          <w:b w:val="0"/>
         </w:rPr>
         <w:t>：讨论问题①⑤可各延长5分钟；第一轮分享每人可说两轮；材料④十经可全部读完（人少轮流读，每经很短，全读约8分钟）。</w:t>
       </w:r>
     </w:p>
     <w:p>
       <w:pPr>
-        <w:ind w:left="340"/>
+        <w:pStyle w:val="ListBullet"/>
       </w:pPr>
       <w:r>
         <w:rPr>
-          <w:color w:val="1E5631"/>
-          <w:sz w:val="21"/>
-        </w:rPr>
-        <w:t xml:space="preserve">• </w:t>
-      </w:r>
-      <w:r>
-        <w:rPr>
           <w:b/>
-          <w:sz w:val="21"/>
         </w:rPr>
         <w:t>新成员多的场</w:t>
       </w:r>
       <w:r>
         <w:rPr>
-          <w:sz w:val="21"/>
+          <w:b w:val="0"/>
         </w:rPr>
         <w:t>：开场补充一句背景——"上月我们在读书会08看完了苦与集，本月是灭与道；今天不需要任何前情也能听懂，原文是自足的。"</w:t>
       </w:r>
     </w:p>
     <w:p>
       <w:pPr>
-        <w:ind w:left="340"/>
+        <w:pStyle w:val="ListBullet"/>
       </w:pPr>
       <w:r>
         <w:rPr>
-          <w:color w:val="1E5631"/>
-          <w:sz w:val="21"/>
-        </w:rPr>
-        <w:t xml:space="preserve">• </w:t>
-      </w:r>
-      <w:r>
-        <w:rPr>
           <w:b/>
-          <w:sz w:val="21"/>
         </w:rPr>
         <w:t>混合场（新老成员各半）</w:t>
       </w:r>
       <w:r>
         <w:rPr>
-          <w:sz w:val="21"/>
+          <w:b w:val="0"/>
         </w:rPr>
         <w:t>：分组讨论时新老搭配；请老成员先分享（示范"说机制不点名"的分寸），新成员自然跟随。</w:t>
       </w:r>
     </w:p>
     <w:p>
       <w:pPr>
-        <w:ind w:left="340"/>
+        <w:pStyle w:val="ListBullet"/>
       </w:pPr>
       <w:r>
         <w:rPr>
-          <w:color w:val="1E5631"/>
-          <w:sz w:val="21"/>
-        </w:rPr>
-        <w:t xml:space="preserve">• </w:t>
-      </w:r>
-      <w:r>
-        <w:rPr>
           <w:b/>
-          <w:sz w:val="21"/>
         </w:rPr>
         <w:t>深修背景成员在场</w:t>
       </w:r>
       <w:r>
         <w:rPr>
-          <w:sz w:val="21"/>
+          <w:b w:val="0"/>
         </w:rPr>
         <w:t>（如参加过禅修营者）：他们可能追问观智与道心的衔接——属于第7周内容，记入"停车场"；本周只需道支层面的讨论。</w:t>
       </w:r>
     </w:p>
     <w:p>
       <w:pPr>
-        <w:ind w:left="340"/>
+        <w:pStyle w:val="ListBullet"/>
       </w:pPr>
       <w:r>
         <w:rPr>
-          <w:color w:val="1E5631"/>
-          <w:sz w:val="21"/>
-        </w:rPr>
-        <w:t xml:space="preserve">• </w:t>
-      </w:r>
-      <w:r>
-        <w:rPr>
           <w:b/>
-          <w:sz w:val="21"/>
         </w:rPr>
         <w:t>人数超预期（&gt;12人）</w:t>
       </w:r>
       <w:r>
         <w:rPr>
-          <w:sz w:val="21"/>
+          <w:b w:val="0"/>
         </w:rPr>
         <w:t>：第一轮分享改为"分小组、每组推1人代表发言"；材料③音声段务必跳过（时间不可控）；主题讨论只保问题①③。</w:t>
+      </w:r>
+    </w:p>
+    <w:p>
+      <w:r>
+        <w:rPr>
+          <w:b/>
+          <w:color w:val="1E4620"/>
+          <w:sz w:val="26"/>
+        </w:rPr>
+        <w:t>🔚 收尾与回向（15 min）</w:t>
+      </w:r>
+    </w:p>
+    <w:p>
+      <w:r>
+        <w:rPr>
+          <w:b/>
+        </w:rPr>
+        <w:t>五周金句回顾</w:t>
+      </w:r>
+      <w:r>
+        <w:rPr>
+          <w:b w:val="0"/>
+        </w:rPr>
+        <w:t>（可逐句念出，请成员听即可，不必抄）：</w:t>
       </w:r>
     </w:p>
     <w:p>
       <w:pPr>
-        <w:spacing w:before="160" w:after="80"/>
+        <w:pStyle w:val="ListBullet"/>
       </w:pPr>
       <w:r>
         <w:rPr>
-          <w:rFonts w:ascii="Microsoft YaHei" w:hAnsi="Microsoft YaHei" w:eastAsia="Microsoft YaHei"/>
-          <w:b/>
-          <w:color w:val="1E5631"/>
-          <w:sz w:val="28"/>
-        </w:rPr>
-        <w:t>🔚 收尾与回向（15 min）</w:t>
-      </w:r>
-    </w:p>
-    <w:p>
-      <w:r>
-        <w:rPr>
-          <w:b/>
-          <w:sz w:val="21"/>
-        </w:rPr>
-        <w:t>五周金句回顾</w:t>
-      </w:r>
-      <w:r>
-        <w:rPr>
-          <w:sz w:val="21"/>
-        </w:rPr>
-        <w:t>（可逐句念出，请成员听即可，不必抄）：</w:t>
+          <w:b w:val="0"/>
+        </w:rPr>
+        <w:t>第1周："灭，不是一个地方，而是渴爱的完全消逝。"</w:t>
       </w:r>
     </w:p>
     <w:p>
       <w:pPr>
-        <w:ind w:left="340"/>
+        <w:pStyle w:val="ListBullet"/>
       </w:pPr>
       <w:r>
         <w:rPr>
-          <w:color w:val="1E5631"/>
-          <w:sz w:val="21"/>
-        </w:rPr>
-        <w:t xml:space="preserve">• </w:t>
-      </w:r>
-      <w:r>
-        <w:rPr>
-          <w:sz w:val="21"/>
-        </w:rPr>
-        <w:t>第1周："灭，不是一个地方，而是渴爱的完全消逝。"</w:t>
+          <w:b w:val="0"/>
+        </w:rPr>
+        <w:t>第2周："在生起处灭——稻田的譬喻：哪里生，哪里灭。"</w:t>
       </w:r>
     </w:p>
     <w:p>
       <w:pPr>
-        <w:ind w:left="340"/>
+        <w:pStyle w:val="ListBullet"/>
       </w:pPr>
       <w:r>
         <w:rPr>
-          <w:color w:val="1E5631"/>
-          <w:sz w:val="21"/>
-        </w:rPr>
-        <w:t xml:space="preserve">• </w:t>
-      </w:r>
-      <w:r>
-        <w:rPr>
-          <w:sz w:val="21"/>
-        </w:rPr>
-        <w:t>第2周："在生起处灭——稻田的譬喻：哪里生，哪里灭。"</w:t>
+          <w:b w:val="0"/>
+        </w:rPr>
+        <w:t>第3周："八正道是唯一之道——不是因为排他，而是因为它直指苦因。"</w:t>
       </w:r>
     </w:p>
     <w:p>
       <w:pPr>
-        <w:ind w:left="340"/>
+        <w:pStyle w:val="ListBullet"/>
       </w:pPr>
       <w:r>
         <w:rPr>
-          <w:color w:val="1E5631"/>
-          <w:sz w:val="21"/>
-        </w:rPr>
-        <w:t xml:space="preserve">• </w:t>
-      </w:r>
-      <w:r>
-        <w:rPr>
-          <w:sz w:val="21"/>
-        </w:rPr>
-        <w:t>第3周："八正道是唯一之道——不是因为排他，而是因为它直指苦因。"</w:t>
+          <w:b w:val="0"/>
+        </w:rPr>
+        <w:t>第4周："彼分断、镇伏断是今天就能练的；正断断是道智的果，不急。"</w:t>
       </w:r>
     </w:p>
     <w:p>
       <w:pPr>
-        <w:ind w:left="340"/>
+        <w:pStyle w:val="ListBullet"/>
       </w:pPr>
       <w:r>
         <w:rPr>
-          <w:color w:val="1E5631"/>
-          <w:sz w:val="21"/>
-        </w:rPr>
-        <w:t xml:space="preserve">• </w:t>
-      </w:r>
-      <w:r>
-        <w:rPr>
-          <w:sz w:val="21"/>
-        </w:rPr>
-        <w:t>第4周："彼分断、镇伏断是今天就能练的；正断断是道智的果，不急。"</w:t>
+          <w:b w:val="0"/>
+        </w:rPr>
+        <w:t>第5周（本周）："方向比速度重要，见解比努力优先。"</w:t>
+      </w:r>
+    </w:p>
+    <w:p>
+      <w:r>
+        <w:rPr>
+          <w:b/>
+        </w:rPr>
+        <w:t>带回家的三个自问</w:t>
+      </w:r>
+      <w:r>
+        <w:rPr>
+          <w:b w:val="0"/>
+        </w:rPr>
+        <w:t>（本周作业的展开，可写在卡片上）：</w:t>
+      </w:r>
+    </w:p>
+    <w:p>
+      <w:r>
+        <w:rPr>
+          <w:b w:val="0"/>
+        </w:rPr>
+        <w:t>① 今天我依着什么见解在生活？（观察，不评判）</w:t>
+      </w:r>
+    </w:p>
+    <w:p>
+      <w:r>
+        <w:rPr>
+          <w:b w:val="0"/>
+        </w:rPr>
+        <w:t>② 这个见解把我导向哪里——松开，还是更紧？</w:t>
+      </w:r>
+    </w:p>
+    <w:p>
+      <w:r>
+        <w:rPr>
+          <w:b w:val="0"/>
+        </w:rPr>
+        <w:t>③ 如果换成"无常、缘起"的角度，同一件事会怎么走？</w:t>
+      </w:r>
+    </w:p>
+    <w:p>
+      <w:r>
+        <w:rPr>
+          <w:b w:val="0"/>
+        </w:rPr>
+        <w:t>（说明：三问不必每天全答；第一问是底线，答了就算完成。写下来更好，不写、只是在睡前默想一遍，同样有效——避免把作业变成新的"绩效"。）</w:t>
+      </w:r>
+    </w:p>
+    <w:p>
+      <w:r>
+        <w:rPr>
+          <w:b/>
+        </w:rPr>
+        <w:t>下周预告</w:t>
+      </w:r>
+      <w:r>
+        <w:rPr>
+          <w:b w:val="0"/>
+        </w:rPr>
+        <w:t>：第6周《八正道的整体运作与三十七道品》——把八支放进三十七道品的全图里看：七觉支、四念处怎么和八正道融成一个整体运作的系统。如果说本周是"看清每条路的方向"，下周就是"看清整张路网的结构"——四念处、四正勤、四神足、五根、五力、七觉支、八圣道，三十七个部件如何配合成一辆车。请带上这五周的笔记，下周会有"全景地图"。预告结束前提醒：本周作业（见解层观察或思维链日记）下周分享时会有自愿交流环节，愿意准备的成员可以把观察写一句话在本子上。</w:t>
+      </w:r>
+    </w:p>
+    <w:p>
+      <w:r>
+        <w:rPr>
+          <w:b/>
+        </w:rPr>
+        <w:t>回向词</w:t>
+      </w:r>
+      <w:r>
+        <w:rPr>
+          <w:b w:val="0"/>
+        </w:rPr>
+        <w:t>（带领大家一起读）：</w:t>
       </w:r>
     </w:p>
     <w:p>
       <w:pPr>
-        <w:ind w:left="340"/>
+        <w:ind w:left="170"/>
+        <w:pBdr>
+          <w:left w:val="single" w:sz="18" w:space="4" w:color="1E4620"/>
+        </w:pBdr>
+        <w:shd w:val="clear" w:fill="F2F5FA"/>
       </w:pPr>
       <w:r>
         <w:rPr>
-          <w:color w:val="1E5631"/>
-          <w:sz w:val="21"/>
-        </w:rPr>
-        <w:t xml:space="preserve">• </w:t>
-      </w:r>
-      <w:r>
-        <w:rPr>
-          <w:sz w:val="21"/>
-        </w:rPr>
-        <w:t>第5周（本周）："方向比速度重要，见解比努力优先。"</w:t>
-      </w:r>
-    </w:p>
-    <w:p>
-      <w:r>
-        <w:rPr>
-          <w:b/>
-          <w:sz w:val="21"/>
-        </w:rPr>
-        <w:t>带回家的三个自问</w:t>
-      </w:r>
-      <w:r>
-        <w:rPr>
-          <w:sz w:val="21"/>
-        </w:rPr>
-        <w:t>（本周作业的展开，可写在卡片上）：</w:t>
-      </w:r>
-    </w:p>
-    <w:p>
-      <w:r>
-        <w:rPr>
-          <w:sz w:val="21"/>
-        </w:rPr>
-        <w:t>① 今天我依着什么见解在生活？（观察，不评判）</w:t>
-      </w:r>
-    </w:p>
-    <w:p>
-      <w:r>
-        <w:rPr>
-          <w:sz w:val="21"/>
-        </w:rPr>
-        <w:t>② 这个见解把我导向哪里——松开，还是更紧？</w:t>
-      </w:r>
-    </w:p>
-    <w:p>
-      <w:r>
-        <w:rPr>
-          <w:sz w:val="21"/>
-        </w:rPr>
-        <w:t>③ 如果换成"无常、缘起"的角度，同一件事会怎么走？</w:t>
-      </w:r>
-    </w:p>
-    <w:p>
-      <w:r>
-        <w:rPr>
-          <w:sz w:val="21"/>
-        </w:rPr>
-        <w:t>（说明：三问不必每天全答；第一问是底线，答了就算完成。写下来更好，不写、只是在睡前默想一遍，同样有效——避免把作业变成新的"绩效"。）</w:t>
-      </w:r>
-    </w:p>
-    <w:p>
-      <w:r>
-        <w:rPr>
-          <w:b/>
-          <w:sz w:val="21"/>
-        </w:rPr>
-        <w:t>下周预告</w:t>
-      </w:r>
-      <w:r>
-        <w:rPr>
-          <w:sz w:val="21"/>
-        </w:rPr>
-        <w:t>：第6周《八正道的整体运作与三十七道品》——把八支放进三十七道品的全图里看：七觉支、四念处怎么和八正道融成一个整体运作的系统。如果说本周是"看清每条路的方向"，下周就是"看清整张路网的结构"——四念处、四正勤、四神足、五根、五力、七觉支、八圣道，三十七个部件如何配合成一辆车。请带上这五周的笔记，下周会有"全景地图"。预告结束前提醒：本周作业（见解层观察或思维链日记）下周分享时会有自愿交流环节，愿意准备的成员可以把观察写一句话在本子上。</w:t>
-      </w:r>
-    </w:p>
-    <w:p>
-      <w:r>
-        <w:rPr>
-          <w:b/>
-          <w:sz w:val="21"/>
-        </w:rPr>
-        <w:t>回向词</w:t>
-      </w:r>
-      <w:r>
-        <w:rPr>
-          <w:sz w:val="21"/>
-        </w:rPr>
-        <w:t>（带领大家一起读）：</w:t>
+          <w:b w:val="0"/>
+        </w:rPr>
+        <w:t>我们把今天闻思与禅修的功德，回向给一切众生——</w:t>
       </w:r>
     </w:p>
     <w:p>
       <w:pPr>
-        <w:spacing w:before="40" w:after="80"/>
-        <w:ind w:left="283"/>
-        <w:shd w:val="clear" w:color="auto" w:fill="EDF6EF"/>
+        <w:ind w:left="170"/>
         <w:pBdr>
-          <w:left w:val="single" w:sz="20" w:space="6" w:color="1E5631"/>
+          <w:left w:val="single" w:sz="18" w:space="4" w:color="1E4620"/>
         </w:pBdr>
+        <w:shd w:val="clear" w:fill="F2F5FA"/>
       </w:pPr>
       <w:r>
         <w:rPr>
-          <w:sz w:val="20"/>
-        </w:rPr>
-        <w:t>我们把今天闻思与禅修的功德，回向给一切众生—— 愿此功德，与一切众生共享； 愿一切众生，离苦得乐； 愿以三宝之力，护佑一切如母有情，善愿成就，究竟解脱。</w:t>
-      </w:r>
-    </w:p>
-    <w:p>
-      <w:r>
-        <w:rPr>
-          <w:b/>
-          <w:sz w:val="21"/>
-        </w:rPr>
-        <w:t>收尾小仪式</w:t>
-      </w:r>
-      <w:r>
-        <w:rPr>
-          <w:sz w:val="21"/>
-        </w:rPr>
-        <w:t>（可选，30秒）：请大家在回向后安静三秒，心里默念一遍本周带走的那句话——"方向比速度重要，见解比努力优先"。然后自然散会，不必握手寒暄到很晚；读书会的余韵，留在各自回家的路上更好。若成员意犹未尽，提醒：下周同一时间，我们继续——三十七道品的全景地图已经备好。</w:t>
+          <w:b w:val="0"/>
+        </w:rPr>
+        <w:t>愿此功德，与一切众生共享；</w:t>
       </w:r>
     </w:p>
     <w:p>
       <w:pPr>
-        <w:spacing w:before="160" w:after="80"/>
+        <w:ind w:left="170"/>
+        <w:pBdr>
+          <w:left w:val="single" w:sz="18" w:space="4" w:color="1E4620"/>
+        </w:pBdr>
+        <w:shd w:val="clear" w:fill="F2F5FA"/>
       </w:pPr>
       <w:r>
         <w:rPr>
-          <w:rFonts w:ascii="Microsoft YaHei" w:hAnsi="Microsoft YaHei" w:eastAsia="Microsoft YaHei"/>
+          <w:b w:val="0"/>
+        </w:rPr>
+        <w:t>愿一切众生，离苦得乐；</w:t>
+      </w:r>
+    </w:p>
+    <w:p>
+      <w:pPr>
+        <w:ind w:left="170"/>
+        <w:pBdr>
+          <w:left w:val="single" w:sz="18" w:space="4" w:color="1E4620"/>
+        </w:pBdr>
+        <w:shd w:val="clear" w:fill="F2F5FA"/>
+      </w:pPr>
+      <w:r>
+        <w:rPr>
+          <w:b w:val="0"/>
+        </w:rPr>
+        <w:t>愿以三宝之力，护佑一切如母有情，善愿成就，究竟解脱。</w:t>
+      </w:r>
+    </w:p>
+    <w:p>
+      <w:r>
+        <w:rPr>
           <w:b/>
-          <w:color w:val="1E5631"/>
-          <w:sz w:val="28"/>
+        </w:rPr>
+        <w:t>收尾小仪式</w:t>
+      </w:r>
+      <w:r>
+        <w:rPr>
+          <w:b w:val="0"/>
+        </w:rPr>
+        <w:t>（可选，30秒）：请大家在回向后安静三秒，心里默念一遍本周带走的那句话——"方向比速度重要，见解比努力优先"。然后自然散会，不必握手寒暄到很晚；读书会的余韵，留在各自回家的路上更好。若成员意犹未尽，提醒：下周同一时间，我们继续——三十七道品的全景地图已经备好。</w:t>
+      </w:r>
+    </w:p>
+    <w:p>
+      <w:r>
+        <w:rPr>
+          <w:b/>
+          <w:color w:val="1E4620"/>
+          <w:sz w:val="26"/>
         </w:rPr>
         <w:t>📖 延伸阅读</w:t>
       </w:r>
@@ -4320,7 +4769,6 @@
       <w:tblPr>
         <w:tblStyle w:val="TableGrid"/>
         <w:tblW w:type="auto" w:w="0"/>
-        <w:jc w:val="center"/>
         <w:tblLook w:firstColumn="1" w:firstRow="1" w:lastColumn="0" w:lastRow="0" w:noHBand="0" w:noVBand="1" w:val="04A0"/>
       </w:tblPr>
       <w:tblGrid>
@@ -4332,17 +4780,20 @@
         <w:tc>
           <w:tcPr>
             <w:tcW w:type="dxa" w:w="3213"/>
-            <w:shd w:val="clear" w:color="auto" w:fill="1E5631"/>
+            <w:shd w:val="clear" w:fill="1E4620"/>
           </w:tcPr>
           <w:p>
-            <w:pPr>
-              <w:spacing w:after="20"/>
-            </w:pPr>
             <w:r>
               <w:rPr>
-                <w:b/>
                 <w:color w:val="FFFFFF"/>
-                <w:sz w:val="19"/>
+                <w:sz w:val="18"/>
+              </w:rPr>
+            </w:r>
+            <w:r>
+              <w:rPr>
+                <w:b w:val="0"/>
+                <w:color w:val="FFFFFF"/>
+                <w:sz w:val="18"/>
               </w:rPr>
               <w:t>材料</w:t>
             </w:r>
@@ -4351,17 +4802,20 @@
         <w:tc>
           <w:tcPr>
             <w:tcW w:type="dxa" w:w="3213"/>
-            <w:shd w:val="clear" w:color="auto" w:fill="1E5631"/>
+            <w:shd w:val="clear" w:fill="1E4620"/>
           </w:tcPr>
           <w:p>
-            <w:pPr>
-              <w:spacing w:after="20"/>
-            </w:pPr>
             <w:r>
               <w:rPr>
-                <w:b/>
                 <w:color w:val="FFFFFF"/>
-                <w:sz w:val="19"/>
+                <w:sz w:val="18"/>
+              </w:rPr>
+            </w:r>
+            <w:r>
+              <w:rPr>
+                <w:b w:val="0"/>
+                <w:color w:val="FFFFFF"/>
+                <w:sz w:val="18"/>
               </w:rPr>
               <w:t>出处</w:t>
             </w:r>
@@ -4370,17 +4824,20 @@
         <w:tc>
           <w:tcPr>
             <w:tcW w:type="dxa" w:w="3213"/>
-            <w:shd w:val="clear" w:color="auto" w:fill="1E5631"/>
+            <w:shd w:val="clear" w:fill="1E4620"/>
           </w:tcPr>
           <w:p>
-            <w:pPr>
-              <w:spacing w:after="20"/>
-            </w:pPr>
             <w:r>
               <w:rPr>
-                <w:b/>
                 <w:color w:val="FFFFFF"/>
-                <w:sz w:val="19"/>
+                <w:sz w:val="18"/>
+              </w:rPr>
+            </w:r>
+            <w:r>
+              <w:rPr>
+                <w:b w:val="0"/>
+                <w:color w:val="FFFFFF"/>
+                <w:sz w:val="18"/>
               </w:rPr>
               <w:t>说明</w:t>
             </w:r>
@@ -4393,12 +4850,15 @@
             <w:tcW w:type="dxa" w:w="3213"/>
           </w:tcPr>
           <w:p>
-            <w:pPr>
-              <w:spacing w:after="20"/>
-            </w:pPr>
             <w:r>
               <w:rPr>
-                <w:sz w:val="19"/>
+                <w:sz w:val="18"/>
+              </w:rPr>
+            </w:r>
+            <w:r>
+              <w:rPr>
+                <w:b w:val="0"/>
+                <w:sz w:val="18"/>
               </w:rPr>
               <w:t>《161讲-摄集-十二道分》（共修版全篇）</w:t>
             </w:r>
@@ -4409,12 +4869,15 @@
             <w:tcW w:type="dxa" w:w="3213"/>
           </w:tcPr>
           <w:p>
-            <w:pPr>
-              <w:spacing w:after="20"/>
-            </w:pPr>
             <w:r>
               <w:rPr>
-                <w:sz w:val="19"/>
+                <w:sz w:val="18"/>
+              </w:rPr>
+            </w:r>
+            <w:r>
+              <w:rPr>
+                <w:b w:val="0"/>
+                <w:sz w:val="18"/>
               </w:rPr>
               <w:t>知识库「古源尊者开示及上座部佛教资料」｜media_id：pdf_d0dd1c0cd17209afe241ece24bf6b7b4_276296c1f13cd5da739a6061216071c87439961422831605｜打开方式：ima知识库搜索「161讲 十二道分」</w:t>
             </w:r>
@@ -4425,12 +4888,15 @@
             <w:tcW w:type="dxa" w:w="3213"/>
           </w:tcPr>
           <w:p>
-            <w:pPr>
-              <w:spacing w:after="20"/>
-            </w:pPr>
             <w:r>
               <w:rPr>
-                <w:sz w:val="19"/>
+                <w:sz w:val="18"/>
+              </w:rPr>
+            </w:r>
+            <w:r>
+              <w:rPr>
+                <w:b w:val="0"/>
+                <w:sz w:val="18"/>
               </w:rPr>
               <w:t>本周共读的完整课件，含"三、邪见的类别""六、三个举例"等本周未照录章节（举例章有无害的榜样巴古拉长老），适合课后通读</w:t>
             </w:r>
@@ -4441,15 +4907,18 @@
         <w:tc>
           <w:tcPr>
             <w:tcW w:type="dxa" w:w="3213"/>
-            <w:shd w:val="clear" w:color="auto" w:fill="F2F2F2"/>
+            <w:shd w:val="clear" w:fill="F2F5FA"/>
           </w:tcPr>
           <w:p>
-            <w:pPr>
-              <w:spacing w:after="20"/>
-            </w:pPr>
             <w:r>
               <w:rPr>
-                <w:sz w:val="19"/>
+                <w:sz w:val="18"/>
+              </w:rPr>
+            </w:r>
+            <w:r>
+              <w:rPr>
+                <w:b w:val="0"/>
+                <w:sz w:val="18"/>
               </w:rPr>
               <w:t>《第 161 讲 应用 (摄集 09)：三十七道品╱苦之集［十二道分］.pdf》</w:t>
             </w:r>
@@ -4458,15 +4927,18 @@
         <w:tc>
           <w:tcPr>
             <w:tcW w:type="dxa" w:w="3213"/>
-            <w:shd w:val="clear" w:color="auto" w:fill="F2F2F2"/>
+            <w:shd w:val="clear" w:fill="F2F5FA"/>
           </w:tcPr>
           <w:p>
-            <w:pPr>
-              <w:spacing w:after="20"/>
-            </w:pPr>
             <w:r>
               <w:rPr>
-                <w:sz w:val="19"/>
+                <w:sz w:val="18"/>
+              </w:rPr>
+            </w:r>
+            <w:r>
+              <w:rPr>
+                <w:b w:val="0"/>
+                <w:sz w:val="18"/>
               </w:rPr>
               <w:t>知识库「古源尊者开示及上座部佛教资料」｜media_id：pdf_d0dd1c0cd17209afe241ece24bf6b7b4_61ad7757183f1ffe830748065f2c39597439961422831605｜打开方式：ima知识库搜索「161讲 应用 十二道分」</w:t>
             </w:r>
@@ -4475,15 +4947,18 @@
         <w:tc>
           <w:tcPr>
             <w:tcW w:type="dxa" w:w="3213"/>
-            <w:shd w:val="clear" w:color="auto" w:fill="F2F2F2"/>
+            <w:shd w:val="clear" w:fill="F2F5FA"/>
           </w:tcPr>
           <w:p>
-            <w:pPr>
-              <w:spacing w:after="20"/>
-            </w:pPr>
             <w:r>
               <w:rPr>
-                <w:sz w:val="19"/>
+                <w:sz w:val="18"/>
+              </w:rPr>
+            </w:r>
+            <w:r>
+              <w:rPr>
+                <w:b w:val="0"/>
+                <w:sz w:val="18"/>
               </w:rPr>
               <w:t>应用版课件，与共修版对照阅读，重点看"道缘机制"部分</w:t>
             </w:r>
@@ -4496,12 +4971,15 @@
             <w:tcW w:type="dxa" w:w="3213"/>
           </w:tcPr>
           <w:p>
-            <w:pPr>
-              <w:spacing w:after="20"/>
-            </w:pPr>
             <w:r>
               <w:rPr>
-                <w:sz w:val="19"/>
+                <w:sz w:val="18"/>
+              </w:rPr>
+            </w:r>
+            <w:r>
+              <w:rPr>
+                <w:b w:val="0"/>
+                <w:sz w:val="18"/>
               </w:rPr>
               <w:t>《161讲 十二道分》音声</w:t>
             </w:r>
@@ -4512,12 +4990,15 @@
             <w:tcW w:type="dxa" w:w="3213"/>
           </w:tcPr>
           <w:p>
-            <w:pPr>
-              <w:spacing w:after="20"/>
-            </w:pPr>
             <w:r>
               <w:rPr>
-                <w:sz w:val="19"/>
+                <w:sz w:val="18"/>
+              </w:rPr>
+            </w:r>
+            <w:r>
+              <w:rPr>
+                <w:b w:val="0"/>
+                <w:sz w:val="18"/>
               </w:rPr>
               <w:t>知识库「古源尊者开示及上座部佛教资料」｜media_id：soundrecording_d0dd1c0cd17209afe241ece24bf6b7b4_38f4de42f9cbdb8f194a1cc876f41d297439961422831605｜打开方式：ima知识库搜索「161讲 十二道分 音声」</w:t>
             </w:r>
@@ -4528,12 +5009,15 @@
             <w:tcW w:type="dxa" w:w="3213"/>
           </w:tcPr>
           <w:p>
-            <w:pPr>
-              <w:spacing w:after="20"/>
-            </w:pPr>
             <w:r>
               <w:rPr>
-                <w:sz w:val="19"/>
+                <w:sz w:val="18"/>
+              </w:rPr>
+            </w:r>
+            <w:r>
+              <w:rPr>
+                <w:b w:val="0"/>
+                <w:sz w:val="18"/>
               </w:rPr>
               <w:t>同讲录音，适合通勤时听；[00:16:04]–[00:23:10] 与本周主题最相关</w:t>
             </w:r>
@@ -4541,38 +5025,17 @@
         </w:tc>
       </w:tr>
     </w:tbl>
+    <w:p/>
+    <w:p/>
     <w:p>
       <w:r>
         <w:rPr>
-          <w:sz w:val="21"/>
-        </w:rPr>
-        <w:t>&lt;!--/EXT_READ--&gt;</w:t>
+          <w:b w:val="0"/>
+        </w:rPr>
+        <w:t>本讲提示：先照速览块熟悉流程→共读原文分四材料推进（★核心必读、◈扩展视时间；材料④邪见品全品十经可只读第1、4、5、7经）→第一轮分享让每人说一句"哪句话让你停下来"→主题讨论至少完成问题①，问题⑤⑥适合时间富余时用→禅修练习照读"正见为先导"引导词→收尾时用"五周金句回顾"收束并回应"名相太多"的感受（只需带走一句话）。本周是术语密度最高的一周，全程多次强调"我们不给人贴标签"；散会前提醒：下周进入体系整合周（三十七道品），请成员带上"十二道分速查卡"（扩展一）。</w:t>
       </w:r>
     </w:p>
-    <w:p>
-      <w:r>
-        <w:rPr>
-          <w:sz w:val="21"/>
-        </w:rPr>
-        <w:t>&lt;!--W_LEAD--&gt;</w:t>
-      </w:r>
-    </w:p>
-    <w:p>
-      <w:r>
-        <w:rPr>
-          <w:sz w:val="21"/>
-        </w:rPr>
-        <w:t>本讲提示：先照速览块熟悉流程→共读原文分四材料推进（★核心必读、◈扩展视时间；材料④邪见品全品十经可只读第1、4、5、7经）→第一轮分享让每人说一句"哪句话让你停下来"→主题讨论至少完成问题①，问题⑤⑥适合时间富余时用→禅修练习照读"正见为先导"引导词→收尾时用"五周金句回顾"收束并回应"名相太多"的感受（只需带走一句话）。本周是术语密度最高的一周，全程多次强调"我们不给人贴标签"；散会前提醒：下周进入体系整合周（三十七道品），请成员带上"十二道分速查卡"（扩展一）。</w:t>
-      </w:r>
-    </w:p>
-    <w:p>
-      <w:r>
-        <w:rPr>
-          <w:sz w:val="21"/>
-        </w:rPr>
-        <w:t>&lt;!--/W_LEAD--&gt;</w:t>
-      </w:r>
-    </w:p>
+    <w:p/>
     <w:sectPr>
       <w:headerReference w:type="default" r:id="rId9"/>
       <w:footerReference w:type="default" r:id="rId10"/>
@@ -4592,7 +5055,11 @@
       <w:pStyle w:val="Footer"/>
       <w:jc w:val="center"/>
     </w:pPr>
-    <w:fldSimple w:instr="PAGE"/>
+    <w:r>
+      <w:fldChar w:fldCharType="begin"/>
+      <w:instrText xml:space="preserve">PAGE</w:instrText>
+      <w:fldChar w:fldCharType="end"/>
+    </w:r>
   </w:p>
 </w:ftr>
 </file>
@@ -4606,10 +5073,10 @@
     </w:pPr>
     <w:r>
       <w:rPr>
-        <w:color w:val="808080"/>
+        <w:color w:val="1E4620"/>
         <w:sz w:val="16"/>
       </w:rPr>
-      <w:t>读书会09·第5周·道谛义理（二）——十二道分（八正道＋四邪道支）（朗读优化版）</w:t>
+      <w:t>读书会09 · 第5周 · 朗读优化版（8周版） · 学员版</w:t>
     </w:r>
   </w:p>
 </w:hdr>
@@ -4978,11 +5445,8 @@
     <w:name w:val="Normal"/>
     <w:qFormat/>
     <w:rsid w:val="00FC693F"/>
-    <w:pPr>
-      <w:spacing w:line="324" w:lineRule="auto" w:after="60"/>
-    </w:pPr>
     <w:rPr>
-      <w:rFonts w:ascii="Microsoft YaHei" w:hAnsi="Microsoft YaHei" w:eastAsia="Microsoft YaHei"/>
+      <w:rFonts w:ascii="等线" w:hAnsi="等线" w:eastAsia="宋体"/>
       <w:sz w:val="21"/>
     </w:rPr>
   </w:style>
